--- a/build_CPC_LIM.docx
+++ b/build_CPC_LIM.docx
@@ -9946,6 +9946,34 @@
         </w:rPr>
         <w:t>14)]) ) ~lines 76-77</w:t>
       </w:r>
+      <w:r>
+        <w:rPr>
+          <w:rFonts w:ascii="Arial" w:hAnsi="Arial" w:cs="Arial"/>
+          <w:color w:val="000000"/>
+          <w:sz w:val="22"/>
+          <w:szCs w:val="22"/>
+        </w:rPr>
+        <w:br/>
+      </w:r>
+      <w:r>
+        <w:rPr>
+          <w:rFonts w:ascii="Arial" w:hAnsi="Arial" w:cs="Arial"/>
+          <w:color w:val="000000"/>
+          <w:sz w:val="22"/>
+          <w:szCs w:val="22"/>
+        </w:rPr>
+        <w:br/>
+        <w:t>NOTE: The first time that forecasts are run, the day range must be at least 14 days. After the initial run, it can be reduced to 7 days.</w:t>
+      </w:r>
+      <w:r>
+        <w:rPr>
+          <w:rFonts w:ascii="Arial" w:hAnsi="Arial" w:cs="Arial"/>
+          <w:color w:val="000000"/>
+          <w:sz w:val="22"/>
+          <w:szCs w:val="22"/>
+        </w:rPr>
+        <w:br/>
+      </w:r>
     </w:p>
     <w:p>
       <w:pPr>
@@ -10084,6 +10112,7 @@
           <w:sz w:val="22"/>
           <w:szCs w:val="22"/>
         </w:rPr>
+        <w:lastRenderedPageBreak/>
         <w:t>Verify that ‘</w:t>
       </w:r>
       <w:proofErr w:type="spellStart"/>
@@ -10177,7 +10206,6 @@
           <w:sz w:val="22"/>
           <w:szCs w:val="22"/>
         </w:rPr>
-        <w:lastRenderedPageBreak/>
         <w:t>os.system</w:t>
       </w:r>
       <w:proofErr w:type="spellEnd"/>
@@ -11129,6 +11157,7 @@
           <w:sz w:val="22"/>
           <w:szCs w:val="22"/>
         </w:rPr>
+        <w:lastRenderedPageBreak/>
         <w:t>expt_data_clim_path</w:t>
       </w:r>
       <w:proofErr w:type="spellEnd"/>
@@ -11167,15 +11196,6 @@
           <w:szCs w:val="22"/>
         </w:rPr>
         <w:br/>
-      </w:r>
-      <w:r>
-        <w:rPr>
-          <w:rFonts w:ascii="Arial" w:hAnsi="Arial" w:cs="Arial"/>
-          <w:color w:val="000000"/>
-          <w:sz w:val="22"/>
-          <w:szCs w:val="22"/>
-        </w:rPr>
-        <w:lastRenderedPageBreak/>
         <w:t>The ‘</w:t>
       </w:r>
       <w:proofErr w:type="spellStart"/>
@@ -12009,7 +12029,17 @@
           <w:sz w:val="22"/>
           <w:szCs w:val="22"/>
         </w:rPr>
-        <w:t>/Projects/jalbers_process/CPC_LIM/cpc_psl_LIM_retrospective_v2.0_3.7.2025/JRA-3Q/v2p0_JRA3Q_reforecast/data_clim</w:t>
+        <w:t>/Projects/jalbers_process/CPC_LIM/cpc_psl_LIM_retrospective_v</w:t>
+      </w:r>
+      <w:r>
+        <w:rPr>
+          <w:rFonts w:ascii="Arial" w:hAnsi="Arial" w:cs="Arial"/>
+          <w:color w:val="000000"/>
+          <w:sz w:val="22"/>
+          <w:szCs w:val="22"/>
+        </w:rPr>
+        <w:lastRenderedPageBreak/>
+        <w:t>2.0_3.7.2025/JRA-3Q/v2p0_JRA3Q_reforecast/data_clim</w:t>
       </w:r>
       <w:r>
         <w:rPr>
@@ -12156,7 +12186,6 @@
           <w:sz w:val="22"/>
           <w:szCs w:val="22"/>
         </w:rPr>
-        <w:lastRenderedPageBreak/>
         <w:t>building the</w:t>
       </w:r>
       <w:r>
@@ -13093,7 +13122,17 @@
           <w:sz w:val="22"/>
           <w:szCs w:val="22"/>
         </w:rPr>
-        <w:t>, adjust the fold #’s that will be cycled through. If desired, create a second run script (e.g., ‘R3_1_run_all_hindcasts_thread_2.sh’) so that the folds can be split between two (or more) batches of jobs.</w:t>
+        <w:t xml:space="preserve">, adjust the fold #’s that will be cycled through. If desired, create a second run script (e.g., </w:t>
+      </w:r>
+      <w:r>
+        <w:rPr>
+          <w:rFonts w:ascii="Arial" w:hAnsi="Arial" w:cs="Arial"/>
+          <w:color w:val="000000"/>
+          <w:sz w:val="22"/>
+          <w:szCs w:val="22"/>
+        </w:rPr>
+        <w:lastRenderedPageBreak/>
+        <w:t>‘R3_1_run_all_hindcasts_thread_2.sh’) so that the folds can be split between two (or more) batches of jobs.</w:t>
       </w:r>
     </w:p>
     <w:p>
@@ -13162,7 +13201,6 @@
           <w:sz w:val="22"/>
           <w:szCs w:val="22"/>
         </w:rPr>
-        <w:lastRenderedPageBreak/>
         <w:t>‘</w:t>
       </w:r>
       <w:r>
@@ -14340,6 +14378,7 @@
           <w:sz w:val="22"/>
           <w:szCs w:val="22"/>
         </w:rPr>
+        <w:lastRenderedPageBreak/>
         <w:br/>
       </w:r>
     </w:p>
@@ -14562,7 +14601,6 @@
           <w:sz w:val="22"/>
           <w:szCs w:val="22"/>
         </w:rPr>
-        <w:lastRenderedPageBreak/>
         <w:br/>
       </w:r>
       <w:r>
@@ -15815,155 +15853,6 @@
           <w:szCs w:val="22"/>
         </w:rPr>
         <w:t>=0.7.2=pyhd8ed1ab_1</w:t>
-      </w:r>
-    </w:p>
-    <w:p>
-      <w:pPr>
-        <w:pStyle w:val="ListParagraph"/>
-        <w:ind w:left="360"/>
-        <w:rPr>
-          <w:rFonts w:ascii="Arial" w:hAnsi="Arial" w:cs="Arial"/>
-          <w:sz w:val="22"/>
-          <w:szCs w:val="22"/>
-        </w:rPr>
-      </w:pPr>
-      <w:r>
-        <w:rPr>
-          <w:rFonts w:ascii="Arial" w:hAnsi="Arial" w:cs="Arial"/>
-          <w:sz w:val="22"/>
-          <w:szCs w:val="22"/>
-        </w:rPr>
-        <w:t xml:space="preserve">  - </w:t>
-      </w:r>
-      <w:proofErr w:type="spellStart"/>
-      <w:r>
-        <w:rPr>
-          <w:rFonts w:ascii="Arial" w:hAnsi="Arial" w:cs="Arial"/>
-          <w:sz w:val="22"/>
-          <w:szCs w:val="22"/>
-        </w:rPr>
-        <w:t>cloudpickle</w:t>
-      </w:r>
-      <w:proofErr w:type="spellEnd"/>
-      <w:r>
-        <w:rPr>
-          <w:rFonts w:ascii="Arial" w:hAnsi="Arial" w:cs="Arial"/>
-          <w:sz w:val="22"/>
-          <w:szCs w:val="22"/>
-        </w:rPr>
-        <w:t>=3.0.0=pyhd8ed1ab_0</w:t>
-      </w:r>
-    </w:p>
-    <w:p>
-      <w:pPr>
-        <w:pStyle w:val="ListParagraph"/>
-        <w:ind w:left="360"/>
-        <w:rPr>
-          <w:rFonts w:ascii="Arial" w:hAnsi="Arial" w:cs="Arial"/>
-          <w:sz w:val="22"/>
-          <w:szCs w:val="22"/>
-        </w:rPr>
-      </w:pPr>
-      <w:r>
-        <w:rPr>
-          <w:rFonts w:ascii="Arial" w:hAnsi="Arial" w:cs="Arial"/>
-          <w:sz w:val="22"/>
-          <w:szCs w:val="22"/>
-        </w:rPr>
-        <w:t xml:space="preserve">  - </w:t>
-      </w:r>
-      <w:proofErr w:type="spellStart"/>
-      <w:r>
-        <w:rPr>
-          <w:rFonts w:ascii="Arial" w:hAnsi="Arial" w:cs="Arial"/>
-          <w:sz w:val="22"/>
-          <w:szCs w:val="22"/>
-        </w:rPr>
-        <w:t>contourpy</w:t>
-      </w:r>
-      <w:proofErr w:type="spellEnd"/>
-      <w:r>
-        <w:rPr>
-          <w:rFonts w:ascii="Arial" w:hAnsi="Arial" w:cs="Arial"/>
-          <w:sz w:val="22"/>
-          <w:szCs w:val="22"/>
-        </w:rPr>
-        <w:t>=1.2.0=py310hd41b1e2_0</w:t>
-      </w:r>
-    </w:p>
-    <w:p>
-      <w:pPr>
-        <w:pStyle w:val="ListParagraph"/>
-        <w:ind w:left="360"/>
-        <w:rPr>
-          <w:rFonts w:ascii="Arial" w:hAnsi="Arial" w:cs="Arial"/>
-          <w:sz w:val="22"/>
-          <w:szCs w:val="22"/>
-        </w:rPr>
-      </w:pPr>
-      <w:r>
-        <w:rPr>
-          <w:rFonts w:ascii="Arial" w:hAnsi="Arial" w:cs="Arial"/>
-          <w:sz w:val="22"/>
-          <w:szCs w:val="22"/>
-        </w:rPr>
-        <w:t xml:space="preserve">  - curl=8.5.0=hdbd6064_0</w:t>
-      </w:r>
-    </w:p>
-    <w:p>
-      <w:pPr>
-        <w:pStyle w:val="ListParagraph"/>
-        <w:ind w:left="360"/>
-        <w:rPr>
-          <w:rFonts w:ascii="Arial" w:hAnsi="Arial" w:cs="Arial"/>
-          <w:sz w:val="22"/>
-          <w:szCs w:val="22"/>
-        </w:rPr>
-      </w:pPr>
-      <w:r>
-        <w:rPr>
-          <w:rFonts w:ascii="Arial" w:hAnsi="Arial" w:cs="Arial"/>
-          <w:sz w:val="22"/>
-          <w:szCs w:val="22"/>
-        </w:rPr>
-        <w:t xml:space="preserve">  - cycler=0.12.1=pyhd8ed1ab_0</w:t>
-      </w:r>
-    </w:p>
-    <w:p>
-      <w:pPr>
-        <w:pStyle w:val="ListParagraph"/>
-        <w:ind w:left="360"/>
-        <w:rPr>
-          <w:rFonts w:ascii="Arial" w:hAnsi="Arial" w:cs="Arial"/>
-          <w:sz w:val="22"/>
-          <w:szCs w:val="22"/>
-        </w:rPr>
-      </w:pPr>
-      <w:r>
-        <w:rPr>
-          <w:rFonts w:ascii="Arial" w:hAnsi="Arial" w:cs="Arial"/>
-          <w:sz w:val="22"/>
-          <w:szCs w:val="22"/>
-        </w:rPr>
-        <w:t xml:space="preserve">  - </w:t>
-      </w:r>
-      <w:proofErr w:type="spellStart"/>
-      <w:r>
-        <w:rPr>
-          <w:rFonts w:ascii="Arial" w:hAnsi="Arial" w:cs="Arial"/>
-          <w:sz w:val="22"/>
-          <w:szCs w:val="22"/>
-        </w:rPr>
-        <w:t>cytoolz</w:t>
-      </w:r>
-      <w:proofErr w:type="spellEnd"/>
-      <w:r>
-        <w:rPr>
-          <w:rFonts w:ascii="Arial" w:hAnsi="Arial" w:cs="Arial"/>
-          <w:sz w:val="22"/>
-          <w:szCs w:val="22"/>
-        </w:rPr>
-        <w:t>=0.12.2=py310h2372a71_1</w:t>
       </w:r>
     </w:p>
     <w:p>
@@ -15992,6 +15881,155 @@
           <w:sz w:val="22"/>
           <w:szCs w:val="22"/>
         </w:rPr>
+        <w:t>cloudpickle</w:t>
+      </w:r>
+      <w:proofErr w:type="spellEnd"/>
+      <w:r>
+        <w:rPr>
+          <w:rFonts w:ascii="Arial" w:hAnsi="Arial" w:cs="Arial"/>
+          <w:sz w:val="22"/>
+          <w:szCs w:val="22"/>
+        </w:rPr>
+        <w:t>=3.0.0=pyhd8ed1ab_0</w:t>
+      </w:r>
+    </w:p>
+    <w:p>
+      <w:pPr>
+        <w:pStyle w:val="ListParagraph"/>
+        <w:ind w:left="360"/>
+        <w:rPr>
+          <w:rFonts w:ascii="Arial" w:hAnsi="Arial" w:cs="Arial"/>
+          <w:sz w:val="22"/>
+          <w:szCs w:val="22"/>
+        </w:rPr>
+      </w:pPr>
+      <w:r>
+        <w:rPr>
+          <w:rFonts w:ascii="Arial" w:hAnsi="Arial" w:cs="Arial"/>
+          <w:sz w:val="22"/>
+          <w:szCs w:val="22"/>
+        </w:rPr>
+        <w:t xml:space="preserve">  - </w:t>
+      </w:r>
+      <w:proofErr w:type="spellStart"/>
+      <w:r>
+        <w:rPr>
+          <w:rFonts w:ascii="Arial" w:hAnsi="Arial" w:cs="Arial"/>
+          <w:sz w:val="22"/>
+          <w:szCs w:val="22"/>
+        </w:rPr>
+        <w:t>contourpy</w:t>
+      </w:r>
+      <w:proofErr w:type="spellEnd"/>
+      <w:r>
+        <w:rPr>
+          <w:rFonts w:ascii="Arial" w:hAnsi="Arial" w:cs="Arial"/>
+          <w:sz w:val="22"/>
+          <w:szCs w:val="22"/>
+        </w:rPr>
+        <w:t>=1.2.0=py310hd41b1e2_0</w:t>
+      </w:r>
+    </w:p>
+    <w:p>
+      <w:pPr>
+        <w:pStyle w:val="ListParagraph"/>
+        <w:ind w:left="360"/>
+        <w:rPr>
+          <w:rFonts w:ascii="Arial" w:hAnsi="Arial" w:cs="Arial"/>
+          <w:sz w:val="22"/>
+          <w:szCs w:val="22"/>
+        </w:rPr>
+      </w:pPr>
+      <w:r>
+        <w:rPr>
+          <w:rFonts w:ascii="Arial" w:hAnsi="Arial" w:cs="Arial"/>
+          <w:sz w:val="22"/>
+          <w:szCs w:val="22"/>
+        </w:rPr>
+        <w:t xml:space="preserve">  - curl=8.5.0=hdbd6064_0</w:t>
+      </w:r>
+    </w:p>
+    <w:p>
+      <w:pPr>
+        <w:pStyle w:val="ListParagraph"/>
+        <w:ind w:left="360"/>
+        <w:rPr>
+          <w:rFonts w:ascii="Arial" w:hAnsi="Arial" w:cs="Arial"/>
+          <w:sz w:val="22"/>
+          <w:szCs w:val="22"/>
+        </w:rPr>
+      </w:pPr>
+      <w:r>
+        <w:rPr>
+          <w:rFonts w:ascii="Arial" w:hAnsi="Arial" w:cs="Arial"/>
+          <w:sz w:val="22"/>
+          <w:szCs w:val="22"/>
+        </w:rPr>
+        <w:t xml:space="preserve">  - cycler=0.12.1=pyhd8ed1ab_0</w:t>
+      </w:r>
+    </w:p>
+    <w:p>
+      <w:pPr>
+        <w:pStyle w:val="ListParagraph"/>
+        <w:ind w:left="360"/>
+        <w:rPr>
+          <w:rFonts w:ascii="Arial" w:hAnsi="Arial" w:cs="Arial"/>
+          <w:sz w:val="22"/>
+          <w:szCs w:val="22"/>
+        </w:rPr>
+      </w:pPr>
+      <w:r>
+        <w:rPr>
+          <w:rFonts w:ascii="Arial" w:hAnsi="Arial" w:cs="Arial"/>
+          <w:sz w:val="22"/>
+          <w:szCs w:val="22"/>
+        </w:rPr>
+        <w:t xml:space="preserve">  - </w:t>
+      </w:r>
+      <w:proofErr w:type="spellStart"/>
+      <w:r>
+        <w:rPr>
+          <w:rFonts w:ascii="Arial" w:hAnsi="Arial" w:cs="Arial"/>
+          <w:sz w:val="22"/>
+          <w:szCs w:val="22"/>
+        </w:rPr>
+        <w:t>cytoolz</w:t>
+      </w:r>
+      <w:proofErr w:type="spellEnd"/>
+      <w:r>
+        <w:rPr>
+          <w:rFonts w:ascii="Arial" w:hAnsi="Arial" w:cs="Arial"/>
+          <w:sz w:val="22"/>
+          <w:szCs w:val="22"/>
+        </w:rPr>
+        <w:t>=0.12.2=py310h2372a71_1</w:t>
+      </w:r>
+    </w:p>
+    <w:p>
+      <w:pPr>
+        <w:pStyle w:val="ListParagraph"/>
+        <w:ind w:left="360"/>
+        <w:rPr>
+          <w:rFonts w:ascii="Arial" w:hAnsi="Arial" w:cs="Arial"/>
+          <w:sz w:val="22"/>
+          <w:szCs w:val="22"/>
+        </w:rPr>
+      </w:pPr>
+      <w:r>
+        <w:rPr>
+          <w:rFonts w:ascii="Arial" w:hAnsi="Arial" w:cs="Arial"/>
+          <w:sz w:val="22"/>
+          <w:szCs w:val="22"/>
+        </w:rPr>
+        <w:t xml:space="preserve">  - </w:t>
+      </w:r>
+      <w:proofErr w:type="spellStart"/>
+      <w:r>
+        <w:rPr>
+          <w:rFonts w:ascii="Arial" w:hAnsi="Arial" w:cs="Arial"/>
+          <w:sz w:val="22"/>
+          <w:szCs w:val="22"/>
+        </w:rPr>
         <w:t>dask</w:t>
       </w:r>
       <w:proofErr w:type="spellEnd"/>
@@ -17505,3481 +17543,6 @@
           <w:szCs w:val="22"/>
         </w:rPr>
         <w:t>=1.3.2=pyhd8ed1ab_0</w:t>
-      </w:r>
-    </w:p>
-    <w:p>
-      <w:pPr>
-        <w:pStyle w:val="ListParagraph"/>
-        <w:ind w:left="360"/>
-        <w:rPr>
-          <w:rFonts w:ascii="Arial" w:hAnsi="Arial" w:cs="Arial"/>
-          <w:sz w:val="22"/>
-          <w:szCs w:val="22"/>
-        </w:rPr>
-      </w:pPr>
-      <w:r>
-        <w:rPr>
-          <w:rFonts w:ascii="Arial" w:hAnsi="Arial" w:cs="Arial"/>
-          <w:sz w:val="22"/>
-          <w:szCs w:val="22"/>
-        </w:rPr>
-        <w:t xml:space="preserve">  - </w:t>
-      </w:r>
-      <w:proofErr w:type="spellStart"/>
-      <w:r>
-        <w:rPr>
-          <w:rFonts w:ascii="Arial" w:hAnsi="Arial" w:cs="Arial"/>
-          <w:sz w:val="22"/>
-          <w:szCs w:val="22"/>
-        </w:rPr>
-        <w:t>json</w:t>
-      </w:r>
-      <w:proofErr w:type="spellEnd"/>
-      <w:r>
-        <w:rPr>
-          <w:rFonts w:ascii="Arial" w:hAnsi="Arial" w:cs="Arial"/>
-          <w:sz w:val="22"/>
-          <w:szCs w:val="22"/>
-        </w:rPr>
-        <w:t>-c=0.16=hc379101_0</w:t>
-      </w:r>
-    </w:p>
-    <w:p>
-      <w:pPr>
-        <w:pStyle w:val="ListParagraph"/>
-        <w:ind w:left="360"/>
-        <w:rPr>
-          <w:rFonts w:ascii="Arial" w:hAnsi="Arial" w:cs="Arial"/>
-          <w:sz w:val="22"/>
-          <w:szCs w:val="22"/>
-        </w:rPr>
-      </w:pPr>
-      <w:r>
-        <w:rPr>
-          <w:rFonts w:ascii="Arial" w:hAnsi="Arial" w:cs="Arial"/>
-          <w:sz w:val="22"/>
-          <w:szCs w:val="22"/>
-        </w:rPr>
-        <w:t xml:space="preserve">  - </w:t>
-      </w:r>
-      <w:proofErr w:type="spellStart"/>
-      <w:r>
-        <w:rPr>
-          <w:rFonts w:ascii="Arial" w:hAnsi="Arial" w:cs="Arial"/>
-          <w:sz w:val="22"/>
-          <w:szCs w:val="22"/>
-        </w:rPr>
-        <w:t>kealib</w:t>
-      </w:r>
-      <w:proofErr w:type="spellEnd"/>
-      <w:r>
-        <w:rPr>
-          <w:rFonts w:ascii="Arial" w:hAnsi="Arial" w:cs="Arial"/>
-          <w:sz w:val="22"/>
-          <w:szCs w:val="22"/>
-        </w:rPr>
-        <w:t>=1.5.1=h3845be2_3</w:t>
-      </w:r>
-    </w:p>
-    <w:p>
-      <w:pPr>
-        <w:pStyle w:val="ListParagraph"/>
-        <w:ind w:left="360"/>
-        <w:rPr>
-          <w:rFonts w:ascii="Arial" w:hAnsi="Arial" w:cs="Arial"/>
-          <w:sz w:val="22"/>
-          <w:szCs w:val="22"/>
-        </w:rPr>
-      </w:pPr>
-      <w:r>
-        <w:rPr>
-          <w:rFonts w:ascii="Arial" w:hAnsi="Arial" w:cs="Arial"/>
-          <w:sz w:val="22"/>
-          <w:szCs w:val="22"/>
-        </w:rPr>
-        <w:t xml:space="preserve">  - </w:t>
-      </w:r>
-      <w:proofErr w:type="spellStart"/>
-      <w:r>
-        <w:rPr>
-          <w:rFonts w:ascii="Arial" w:hAnsi="Arial" w:cs="Arial"/>
-          <w:sz w:val="22"/>
-          <w:szCs w:val="22"/>
-        </w:rPr>
-        <w:t>keyutils</w:t>
-      </w:r>
-      <w:proofErr w:type="spellEnd"/>
-      <w:r>
-        <w:rPr>
-          <w:rFonts w:ascii="Arial" w:hAnsi="Arial" w:cs="Arial"/>
-          <w:sz w:val="22"/>
-          <w:szCs w:val="22"/>
-        </w:rPr>
-        <w:t>=1.6.1=h166bdaf_0</w:t>
-      </w:r>
-    </w:p>
-    <w:p>
-      <w:pPr>
-        <w:pStyle w:val="ListParagraph"/>
-        <w:ind w:left="360"/>
-        <w:rPr>
-          <w:rFonts w:ascii="Arial" w:hAnsi="Arial" w:cs="Arial"/>
-          <w:sz w:val="22"/>
-          <w:szCs w:val="22"/>
-        </w:rPr>
-      </w:pPr>
-      <w:r>
-        <w:rPr>
-          <w:rFonts w:ascii="Arial" w:hAnsi="Arial" w:cs="Arial"/>
-          <w:sz w:val="22"/>
-          <w:szCs w:val="22"/>
-        </w:rPr>
-        <w:t xml:space="preserve">  - </w:t>
-      </w:r>
-      <w:proofErr w:type="spellStart"/>
-      <w:r>
-        <w:rPr>
-          <w:rFonts w:ascii="Arial" w:hAnsi="Arial" w:cs="Arial"/>
-          <w:sz w:val="22"/>
-          <w:szCs w:val="22"/>
-        </w:rPr>
-        <w:t>kiwisolver</w:t>
-      </w:r>
-      <w:proofErr w:type="spellEnd"/>
-      <w:r>
-        <w:rPr>
-          <w:rFonts w:ascii="Arial" w:hAnsi="Arial" w:cs="Arial"/>
-          <w:sz w:val="22"/>
-          <w:szCs w:val="22"/>
-        </w:rPr>
-        <w:t>=1.4.5=py310hd41b1e2_1</w:t>
-      </w:r>
-    </w:p>
-    <w:p>
-      <w:pPr>
-        <w:pStyle w:val="ListParagraph"/>
-        <w:ind w:left="360"/>
-        <w:rPr>
-          <w:rFonts w:ascii="Arial" w:hAnsi="Arial" w:cs="Arial"/>
-          <w:sz w:val="22"/>
-          <w:szCs w:val="22"/>
-        </w:rPr>
-      </w:pPr>
-      <w:r>
-        <w:rPr>
-          <w:rFonts w:ascii="Arial" w:hAnsi="Arial" w:cs="Arial"/>
-          <w:sz w:val="22"/>
-          <w:szCs w:val="22"/>
-        </w:rPr>
-        <w:t xml:space="preserve">  - krb5=1.20.1=h81ceb04_0</w:t>
-      </w:r>
-    </w:p>
-    <w:p>
-      <w:pPr>
-        <w:pStyle w:val="ListParagraph"/>
-        <w:ind w:left="360"/>
-        <w:rPr>
-          <w:rFonts w:ascii="Arial" w:hAnsi="Arial" w:cs="Arial"/>
-          <w:sz w:val="22"/>
-          <w:szCs w:val="22"/>
-        </w:rPr>
-      </w:pPr>
-      <w:r>
-        <w:rPr>
-          <w:rFonts w:ascii="Arial" w:hAnsi="Arial" w:cs="Arial"/>
-          <w:sz w:val="22"/>
-          <w:szCs w:val="22"/>
-        </w:rPr>
-        <w:lastRenderedPageBreak/>
-        <w:t xml:space="preserve">  - lame=3.100=h166bdaf_1003</w:t>
-      </w:r>
-    </w:p>
-    <w:p>
-      <w:pPr>
-        <w:pStyle w:val="ListParagraph"/>
-        <w:ind w:left="360"/>
-        <w:rPr>
-          <w:rFonts w:ascii="Arial" w:hAnsi="Arial" w:cs="Arial"/>
-          <w:sz w:val="22"/>
-          <w:szCs w:val="22"/>
-        </w:rPr>
-      </w:pPr>
-      <w:r>
-        <w:rPr>
-          <w:rFonts w:ascii="Arial" w:hAnsi="Arial" w:cs="Arial"/>
-          <w:sz w:val="22"/>
-          <w:szCs w:val="22"/>
-        </w:rPr>
-        <w:t xml:space="preserve">  - lcms2=2.15=haa2dc70_1</w:t>
-      </w:r>
-    </w:p>
-    <w:p>
-      <w:pPr>
-        <w:pStyle w:val="ListParagraph"/>
-        <w:ind w:left="360"/>
-        <w:rPr>
-          <w:rFonts w:ascii="Arial" w:hAnsi="Arial" w:cs="Arial"/>
-          <w:sz w:val="22"/>
-          <w:szCs w:val="22"/>
-        </w:rPr>
-      </w:pPr>
-      <w:r>
-        <w:rPr>
-          <w:rFonts w:ascii="Arial" w:hAnsi="Arial" w:cs="Arial"/>
-          <w:sz w:val="22"/>
-          <w:szCs w:val="22"/>
-        </w:rPr>
-        <w:t xml:space="preserve">  - ld_impl_linux-64=2.40=h41732ed_0</w:t>
-      </w:r>
-    </w:p>
-    <w:p>
-      <w:pPr>
-        <w:pStyle w:val="ListParagraph"/>
-        <w:ind w:left="360"/>
-        <w:rPr>
-          <w:rFonts w:ascii="Arial" w:hAnsi="Arial" w:cs="Arial"/>
-          <w:sz w:val="22"/>
-          <w:szCs w:val="22"/>
-        </w:rPr>
-      </w:pPr>
-      <w:r>
-        <w:rPr>
-          <w:rFonts w:ascii="Arial" w:hAnsi="Arial" w:cs="Arial"/>
-          <w:sz w:val="22"/>
-          <w:szCs w:val="22"/>
-        </w:rPr>
-        <w:t xml:space="preserve">  - </w:t>
-      </w:r>
-      <w:proofErr w:type="spellStart"/>
-      <w:r>
-        <w:rPr>
-          <w:rFonts w:ascii="Arial" w:hAnsi="Arial" w:cs="Arial"/>
-          <w:sz w:val="22"/>
-          <w:szCs w:val="22"/>
-        </w:rPr>
-        <w:t>lerc</w:t>
-      </w:r>
-      <w:proofErr w:type="spellEnd"/>
-      <w:r>
-        <w:rPr>
-          <w:rFonts w:ascii="Arial" w:hAnsi="Arial" w:cs="Arial"/>
-          <w:sz w:val="22"/>
-          <w:szCs w:val="22"/>
-        </w:rPr>
-        <w:t>=4.0.0=h27087fc_0</w:t>
-      </w:r>
-    </w:p>
-    <w:p>
-      <w:pPr>
-        <w:pStyle w:val="ListParagraph"/>
-        <w:ind w:left="360"/>
-        <w:rPr>
-          <w:rFonts w:ascii="Arial" w:hAnsi="Arial" w:cs="Arial"/>
-          <w:sz w:val="22"/>
-          <w:szCs w:val="22"/>
-        </w:rPr>
-      </w:pPr>
-      <w:r>
-        <w:rPr>
-          <w:rFonts w:ascii="Arial" w:hAnsi="Arial" w:cs="Arial"/>
-          <w:sz w:val="22"/>
-          <w:szCs w:val="22"/>
-        </w:rPr>
-        <w:t xml:space="preserve">  - </w:t>
-      </w:r>
-      <w:proofErr w:type="spellStart"/>
-      <w:r>
-        <w:rPr>
-          <w:rFonts w:ascii="Arial" w:hAnsi="Arial" w:cs="Arial"/>
-          <w:sz w:val="22"/>
-          <w:szCs w:val="22"/>
-        </w:rPr>
-        <w:t>libaec</w:t>
-      </w:r>
-      <w:proofErr w:type="spellEnd"/>
-      <w:r>
-        <w:rPr>
-          <w:rFonts w:ascii="Arial" w:hAnsi="Arial" w:cs="Arial"/>
-          <w:sz w:val="22"/>
-          <w:szCs w:val="22"/>
-        </w:rPr>
-        <w:t>=1.1.2=h59595ed_1</w:t>
-      </w:r>
-    </w:p>
-    <w:p>
-      <w:pPr>
-        <w:pStyle w:val="ListParagraph"/>
-        <w:ind w:left="360"/>
-        <w:rPr>
-          <w:rFonts w:ascii="Arial" w:hAnsi="Arial" w:cs="Arial"/>
-          <w:sz w:val="22"/>
-          <w:szCs w:val="22"/>
-        </w:rPr>
-      </w:pPr>
-      <w:r>
-        <w:rPr>
-          <w:rFonts w:ascii="Arial" w:hAnsi="Arial" w:cs="Arial"/>
-          <w:sz w:val="22"/>
-          <w:szCs w:val="22"/>
-        </w:rPr>
-        <w:t xml:space="preserve">  - </w:t>
-      </w:r>
-      <w:proofErr w:type="spellStart"/>
-      <w:r>
-        <w:rPr>
-          <w:rFonts w:ascii="Arial" w:hAnsi="Arial" w:cs="Arial"/>
-          <w:sz w:val="22"/>
-          <w:szCs w:val="22"/>
-        </w:rPr>
-        <w:t>libarchive</w:t>
-      </w:r>
-      <w:proofErr w:type="spellEnd"/>
-      <w:r>
-        <w:rPr>
-          <w:rFonts w:ascii="Arial" w:hAnsi="Arial" w:cs="Arial"/>
-          <w:sz w:val="22"/>
-          <w:szCs w:val="22"/>
-        </w:rPr>
-        <w:t>=3.6.2=h039dbb9_1</w:t>
-      </w:r>
-    </w:p>
-    <w:p>
-      <w:pPr>
-        <w:pStyle w:val="ListParagraph"/>
-        <w:ind w:left="360"/>
-        <w:rPr>
-          <w:rFonts w:ascii="Arial" w:hAnsi="Arial" w:cs="Arial"/>
-          <w:sz w:val="22"/>
-          <w:szCs w:val="22"/>
-        </w:rPr>
-      </w:pPr>
-      <w:r>
-        <w:rPr>
-          <w:rFonts w:ascii="Arial" w:hAnsi="Arial" w:cs="Arial"/>
-          <w:sz w:val="22"/>
-          <w:szCs w:val="22"/>
-        </w:rPr>
-        <w:t xml:space="preserve">  - </w:t>
-      </w:r>
-      <w:proofErr w:type="spellStart"/>
-      <w:r>
-        <w:rPr>
-          <w:rFonts w:ascii="Arial" w:hAnsi="Arial" w:cs="Arial"/>
-          <w:sz w:val="22"/>
-          <w:szCs w:val="22"/>
-        </w:rPr>
-        <w:t>libblas</w:t>
-      </w:r>
-      <w:proofErr w:type="spellEnd"/>
-      <w:r>
-        <w:rPr>
-          <w:rFonts w:ascii="Arial" w:hAnsi="Arial" w:cs="Arial"/>
-          <w:sz w:val="22"/>
-          <w:szCs w:val="22"/>
-        </w:rPr>
-        <w:t>=3.9.0=20_linux64_openblas</w:t>
-      </w:r>
-    </w:p>
-    <w:p>
-      <w:pPr>
-        <w:pStyle w:val="ListParagraph"/>
-        <w:ind w:left="360"/>
-        <w:rPr>
-          <w:rFonts w:ascii="Arial" w:hAnsi="Arial" w:cs="Arial"/>
-          <w:sz w:val="22"/>
-          <w:szCs w:val="22"/>
-        </w:rPr>
-      </w:pPr>
-      <w:r>
-        <w:rPr>
-          <w:rFonts w:ascii="Arial" w:hAnsi="Arial" w:cs="Arial"/>
-          <w:sz w:val="22"/>
-          <w:szCs w:val="22"/>
-        </w:rPr>
-        <w:t xml:space="preserve">  - </w:t>
-      </w:r>
-      <w:proofErr w:type="spellStart"/>
-      <w:r>
-        <w:rPr>
-          <w:rFonts w:ascii="Arial" w:hAnsi="Arial" w:cs="Arial"/>
-          <w:sz w:val="22"/>
-          <w:szCs w:val="22"/>
-        </w:rPr>
-        <w:t>libbrotlicommon</w:t>
-      </w:r>
-      <w:proofErr w:type="spellEnd"/>
-      <w:r>
-        <w:rPr>
-          <w:rFonts w:ascii="Arial" w:hAnsi="Arial" w:cs="Arial"/>
-          <w:sz w:val="22"/>
-          <w:szCs w:val="22"/>
-        </w:rPr>
-        <w:t>=1.0.9=h166bdaf_9</w:t>
-      </w:r>
-    </w:p>
-    <w:p>
-      <w:pPr>
-        <w:pStyle w:val="ListParagraph"/>
-        <w:ind w:left="360"/>
-        <w:rPr>
-          <w:rFonts w:ascii="Arial" w:hAnsi="Arial" w:cs="Arial"/>
-          <w:sz w:val="22"/>
-          <w:szCs w:val="22"/>
-        </w:rPr>
-      </w:pPr>
-      <w:r>
-        <w:rPr>
-          <w:rFonts w:ascii="Arial" w:hAnsi="Arial" w:cs="Arial"/>
-          <w:sz w:val="22"/>
-          <w:szCs w:val="22"/>
-        </w:rPr>
-        <w:t xml:space="preserve">  - </w:t>
-      </w:r>
-      <w:proofErr w:type="spellStart"/>
-      <w:r>
-        <w:rPr>
-          <w:rFonts w:ascii="Arial" w:hAnsi="Arial" w:cs="Arial"/>
-          <w:sz w:val="22"/>
-          <w:szCs w:val="22"/>
-        </w:rPr>
-        <w:t>libbrotlidec</w:t>
-      </w:r>
-      <w:proofErr w:type="spellEnd"/>
-      <w:r>
-        <w:rPr>
-          <w:rFonts w:ascii="Arial" w:hAnsi="Arial" w:cs="Arial"/>
-          <w:sz w:val="22"/>
-          <w:szCs w:val="22"/>
-        </w:rPr>
-        <w:t>=1.0.9=h166bdaf_9</w:t>
-      </w:r>
-    </w:p>
-    <w:p>
-      <w:pPr>
-        <w:pStyle w:val="ListParagraph"/>
-        <w:ind w:left="360"/>
-        <w:rPr>
-          <w:rFonts w:ascii="Arial" w:hAnsi="Arial" w:cs="Arial"/>
-          <w:sz w:val="22"/>
-          <w:szCs w:val="22"/>
-        </w:rPr>
-      </w:pPr>
-      <w:r>
-        <w:rPr>
-          <w:rFonts w:ascii="Arial" w:hAnsi="Arial" w:cs="Arial"/>
-          <w:sz w:val="22"/>
-          <w:szCs w:val="22"/>
-        </w:rPr>
-        <w:t xml:space="preserve">  - </w:t>
-      </w:r>
-      <w:proofErr w:type="spellStart"/>
-      <w:r>
-        <w:rPr>
-          <w:rFonts w:ascii="Arial" w:hAnsi="Arial" w:cs="Arial"/>
-          <w:sz w:val="22"/>
-          <w:szCs w:val="22"/>
-        </w:rPr>
-        <w:t>libbrotlienc</w:t>
-      </w:r>
-      <w:proofErr w:type="spellEnd"/>
-      <w:r>
-        <w:rPr>
-          <w:rFonts w:ascii="Arial" w:hAnsi="Arial" w:cs="Arial"/>
-          <w:sz w:val="22"/>
-          <w:szCs w:val="22"/>
-        </w:rPr>
-        <w:t>=1.0.9=h166bdaf_9</w:t>
-      </w:r>
-    </w:p>
-    <w:p>
-      <w:pPr>
-        <w:pStyle w:val="ListParagraph"/>
-        <w:ind w:left="360"/>
-        <w:rPr>
-          <w:rFonts w:ascii="Arial" w:hAnsi="Arial" w:cs="Arial"/>
-          <w:sz w:val="22"/>
-          <w:szCs w:val="22"/>
-        </w:rPr>
-      </w:pPr>
-      <w:r>
-        <w:rPr>
-          <w:rFonts w:ascii="Arial" w:hAnsi="Arial" w:cs="Arial"/>
-          <w:sz w:val="22"/>
-          <w:szCs w:val="22"/>
-        </w:rPr>
-        <w:t xml:space="preserve">  - </w:t>
-      </w:r>
-      <w:proofErr w:type="spellStart"/>
-      <w:r>
-        <w:rPr>
-          <w:rFonts w:ascii="Arial" w:hAnsi="Arial" w:cs="Arial"/>
-          <w:sz w:val="22"/>
-          <w:szCs w:val="22"/>
-        </w:rPr>
-        <w:t>libcap</w:t>
-      </w:r>
-      <w:proofErr w:type="spellEnd"/>
-      <w:r>
-        <w:rPr>
-          <w:rFonts w:ascii="Arial" w:hAnsi="Arial" w:cs="Arial"/>
-          <w:sz w:val="22"/>
-          <w:szCs w:val="22"/>
-        </w:rPr>
-        <w:t>=2.69=h0f662aa_0</w:t>
-      </w:r>
-    </w:p>
-    <w:p>
-      <w:pPr>
-        <w:pStyle w:val="ListParagraph"/>
-        <w:ind w:left="360"/>
-        <w:rPr>
-          <w:rFonts w:ascii="Arial" w:hAnsi="Arial" w:cs="Arial"/>
-          <w:sz w:val="22"/>
-          <w:szCs w:val="22"/>
-        </w:rPr>
-      </w:pPr>
-      <w:r>
-        <w:rPr>
-          <w:rFonts w:ascii="Arial" w:hAnsi="Arial" w:cs="Arial"/>
-          <w:sz w:val="22"/>
-          <w:szCs w:val="22"/>
-        </w:rPr>
-        <w:t xml:space="preserve">  - </w:t>
-      </w:r>
-      <w:proofErr w:type="spellStart"/>
-      <w:r>
-        <w:rPr>
-          <w:rFonts w:ascii="Arial" w:hAnsi="Arial" w:cs="Arial"/>
-          <w:sz w:val="22"/>
-          <w:szCs w:val="22"/>
-        </w:rPr>
-        <w:t>libcblas</w:t>
-      </w:r>
-      <w:proofErr w:type="spellEnd"/>
-      <w:r>
-        <w:rPr>
-          <w:rFonts w:ascii="Arial" w:hAnsi="Arial" w:cs="Arial"/>
-          <w:sz w:val="22"/>
-          <w:szCs w:val="22"/>
-        </w:rPr>
-        <w:t>=3.9.0=20_linux64_openblas</w:t>
-      </w:r>
-    </w:p>
-    <w:p>
-      <w:pPr>
-        <w:pStyle w:val="ListParagraph"/>
-        <w:ind w:left="360"/>
-        <w:rPr>
-          <w:rFonts w:ascii="Arial" w:hAnsi="Arial" w:cs="Arial"/>
-          <w:sz w:val="22"/>
-          <w:szCs w:val="22"/>
-        </w:rPr>
-      </w:pPr>
-      <w:r>
-        <w:rPr>
-          <w:rFonts w:ascii="Arial" w:hAnsi="Arial" w:cs="Arial"/>
-          <w:sz w:val="22"/>
-          <w:szCs w:val="22"/>
-        </w:rPr>
-        <w:t xml:space="preserve">  - </w:t>
-      </w:r>
-      <w:proofErr w:type="spellStart"/>
-      <w:r>
-        <w:rPr>
-          <w:rFonts w:ascii="Arial" w:hAnsi="Arial" w:cs="Arial"/>
-          <w:sz w:val="22"/>
-          <w:szCs w:val="22"/>
-        </w:rPr>
-        <w:t>libclang</w:t>
-      </w:r>
-      <w:proofErr w:type="spellEnd"/>
-      <w:r>
-        <w:rPr>
-          <w:rFonts w:ascii="Arial" w:hAnsi="Arial" w:cs="Arial"/>
-          <w:sz w:val="22"/>
-          <w:szCs w:val="22"/>
-        </w:rPr>
-        <w:t>=16.0.6=default_hb11cfb5_4</w:t>
-      </w:r>
-    </w:p>
-    <w:p>
-      <w:pPr>
-        <w:pStyle w:val="ListParagraph"/>
-        <w:ind w:left="360"/>
-        <w:rPr>
-          <w:rFonts w:ascii="Arial" w:hAnsi="Arial" w:cs="Arial"/>
-          <w:sz w:val="22"/>
-          <w:szCs w:val="22"/>
-        </w:rPr>
-      </w:pPr>
-      <w:r>
-        <w:rPr>
-          <w:rFonts w:ascii="Arial" w:hAnsi="Arial" w:cs="Arial"/>
-          <w:sz w:val="22"/>
-          <w:szCs w:val="22"/>
-        </w:rPr>
-        <w:t xml:space="preserve">  - libclang13=16.0.6=default_ha2b6cf4_4</w:t>
-      </w:r>
-    </w:p>
-    <w:p>
-      <w:pPr>
-        <w:pStyle w:val="ListParagraph"/>
-        <w:ind w:left="360"/>
-        <w:rPr>
-          <w:rFonts w:ascii="Arial" w:hAnsi="Arial" w:cs="Arial"/>
-          <w:sz w:val="22"/>
-          <w:szCs w:val="22"/>
-        </w:rPr>
-      </w:pPr>
-      <w:r>
-        <w:rPr>
-          <w:rFonts w:ascii="Arial" w:hAnsi="Arial" w:cs="Arial"/>
-          <w:sz w:val="22"/>
-          <w:szCs w:val="22"/>
-        </w:rPr>
-        <w:t xml:space="preserve">  - </w:t>
-      </w:r>
-      <w:proofErr w:type="spellStart"/>
-      <w:r>
-        <w:rPr>
-          <w:rFonts w:ascii="Arial" w:hAnsi="Arial" w:cs="Arial"/>
-          <w:sz w:val="22"/>
-          <w:szCs w:val="22"/>
-        </w:rPr>
-        <w:t>libcups</w:t>
-      </w:r>
-      <w:proofErr w:type="spellEnd"/>
-      <w:r>
-        <w:rPr>
-          <w:rFonts w:ascii="Arial" w:hAnsi="Arial" w:cs="Arial"/>
-          <w:sz w:val="22"/>
-          <w:szCs w:val="22"/>
-        </w:rPr>
-        <w:t>=2.3.3=h36d4200_3</w:t>
-      </w:r>
-    </w:p>
-    <w:p>
-      <w:pPr>
-        <w:pStyle w:val="ListParagraph"/>
-        <w:ind w:left="360"/>
-        <w:rPr>
-          <w:rFonts w:ascii="Arial" w:hAnsi="Arial" w:cs="Arial"/>
-          <w:sz w:val="22"/>
-          <w:szCs w:val="22"/>
-        </w:rPr>
-      </w:pPr>
-      <w:r>
-        <w:rPr>
-          <w:rFonts w:ascii="Arial" w:hAnsi="Arial" w:cs="Arial"/>
-          <w:sz w:val="22"/>
-          <w:szCs w:val="22"/>
-        </w:rPr>
-        <w:t xml:space="preserve">  - </w:t>
-      </w:r>
-      <w:proofErr w:type="spellStart"/>
-      <w:r>
-        <w:rPr>
-          <w:rFonts w:ascii="Arial" w:hAnsi="Arial" w:cs="Arial"/>
-          <w:sz w:val="22"/>
-          <w:szCs w:val="22"/>
-        </w:rPr>
-        <w:t>libcurl</w:t>
-      </w:r>
-      <w:proofErr w:type="spellEnd"/>
-      <w:r>
-        <w:rPr>
-          <w:rFonts w:ascii="Arial" w:hAnsi="Arial" w:cs="Arial"/>
-          <w:sz w:val="22"/>
-          <w:szCs w:val="22"/>
-        </w:rPr>
-        <w:t>=8.5.0=h251f7ec_0</w:t>
-      </w:r>
-    </w:p>
-    <w:p>
-      <w:pPr>
-        <w:pStyle w:val="ListParagraph"/>
-        <w:ind w:left="360"/>
-        <w:rPr>
-          <w:rFonts w:ascii="Arial" w:hAnsi="Arial" w:cs="Arial"/>
-          <w:sz w:val="22"/>
-          <w:szCs w:val="22"/>
-        </w:rPr>
-      </w:pPr>
-      <w:r>
-        <w:rPr>
-          <w:rFonts w:ascii="Arial" w:hAnsi="Arial" w:cs="Arial"/>
-          <w:sz w:val="22"/>
-          <w:szCs w:val="22"/>
-        </w:rPr>
-        <w:t xml:space="preserve">  - </w:t>
-      </w:r>
-      <w:proofErr w:type="spellStart"/>
-      <w:r>
-        <w:rPr>
-          <w:rFonts w:ascii="Arial" w:hAnsi="Arial" w:cs="Arial"/>
-          <w:sz w:val="22"/>
-          <w:szCs w:val="22"/>
-        </w:rPr>
-        <w:t>libdeflate</w:t>
-      </w:r>
-      <w:proofErr w:type="spellEnd"/>
-      <w:r>
-        <w:rPr>
-          <w:rFonts w:ascii="Arial" w:hAnsi="Arial" w:cs="Arial"/>
-          <w:sz w:val="22"/>
-          <w:szCs w:val="22"/>
-        </w:rPr>
-        <w:t>=1.18=h0b41bf4_0</w:t>
-      </w:r>
-    </w:p>
-    <w:p>
-      <w:pPr>
-        <w:pStyle w:val="ListParagraph"/>
-        <w:ind w:left="360"/>
-        <w:rPr>
-          <w:rFonts w:ascii="Arial" w:hAnsi="Arial" w:cs="Arial"/>
-          <w:sz w:val="22"/>
-          <w:szCs w:val="22"/>
-        </w:rPr>
-      </w:pPr>
-      <w:r>
-        <w:rPr>
-          <w:rFonts w:ascii="Arial" w:hAnsi="Arial" w:cs="Arial"/>
-          <w:sz w:val="22"/>
-          <w:szCs w:val="22"/>
-        </w:rPr>
-        <w:t xml:space="preserve">  - </w:t>
-      </w:r>
-      <w:proofErr w:type="spellStart"/>
-      <w:r>
-        <w:rPr>
-          <w:rFonts w:ascii="Arial" w:hAnsi="Arial" w:cs="Arial"/>
-          <w:sz w:val="22"/>
-          <w:szCs w:val="22"/>
-        </w:rPr>
-        <w:t>libedit</w:t>
-      </w:r>
-      <w:proofErr w:type="spellEnd"/>
-      <w:r>
-        <w:rPr>
-          <w:rFonts w:ascii="Arial" w:hAnsi="Arial" w:cs="Arial"/>
-          <w:sz w:val="22"/>
-          <w:szCs w:val="22"/>
-        </w:rPr>
-        <w:t>=3.1.20191231=he28a2e2_2</w:t>
-      </w:r>
-    </w:p>
-    <w:p>
-      <w:pPr>
-        <w:pStyle w:val="ListParagraph"/>
-        <w:ind w:left="360"/>
-        <w:rPr>
-          <w:rFonts w:ascii="Arial" w:hAnsi="Arial" w:cs="Arial"/>
-          <w:sz w:val="22"/>
-          <w:szCs w:val="22"/>
-        </w:rPr>
-      </w:pPr>
-      <w:r>
-        <w:rPr>
-          <w:rFonts w:ascii="Arial" w:hAnsi="Arial" w:cs="Arial"/>
-          <w:sz w:val="22"/>
-          <w:szCs w:val="22"/>
-        </w:rPr>
-        <w:t xml:space="preserve">  - </w:t>
-      </w:r>
-      <w:proofErr w:type="spellStart"/>
-      <w:r>
-        <w:rPr>
-          <w:rFonts w:ascii="Arial" w:hAnsi="Arial" w:cs="Arial"/>
-          <w:sz w:val="22"/>
-          <w:szCs w:val="22"/>
-        </w:rPr>
-        <w:t>libev</w:t>
-      </w:r>
-      <w:proofErr w:type="spellEnd"/>
-      <w:r>
-        <w:rPr>
-          <w:rFonts w:ascii="Arial" w:hAnsi="Arial" w:cs="Arial"/>
-          <w:sz w:val="22"/>
-          <w:szCs w:val="22"/>
-        </w:rPr>
-        <w:t>=4.33=hd590300_2</w:t>
-      </w:r>
-    </w:p>
-    <w:p>
-      <w:pPr>
-        <w:pStyle w:val="ListParagraph"/>
-        <w:ind w:left="360"/>
-        <w:rPr>
-          <w:rFonts w:ascii="Arial" w:hAnsi="Arial" w:cs="Arial"/>
-          <w:sz w:val="22"/>
-          <w:szCs w:val="22"/>
-        </w:rPr>
-      </w:pPr>
-      <w:r>
-        <w:rPr>
-          <w:rFonts w:ascii="Arial" w:hAnsi="Arial" w:cs="Arial"/>
-          <w:sz w:val="22"/>
-          <w:szCs w:val="22"/>
-        </w:rPr>
-        <w:t xml:space="preserve">  - </w:t>
-      </w:r>
-      <w:proofErr w:type="spellStart"/>
-      <w:r>
-        <w:rPr>
-          <w:rFonts w:ascii="Arial" w:hAnsi="Arial" w:cs="Arial"/>
-          <w:sz w:val="22"/>
-          <w:szCs w:val="22"/>
-        </w:rPr>
-        <w:t>libevent</w:t>
-      </w:r>
-      <w:proofErr w:type="spellEnd"/>
-      <w:r>
-        <w:rPr>
-          <w:rFonts w:ascii="Arial" w:hAnsi="Arial" w:cs="Arial"/>
-          <w:sz w:val="22"/>
-          <w:szCs w:val="22"/>
-        </w:rPr>
-        <w:t>=2.1.12=hf998b51_1</w:t>
-      </w:r>
-    </w:p>
-    <w:p>
-      <w:pPr>
-        <w:pStyle w:val="ListParagraph"/>
-        <w:ind w:left="360"/>
-        <w:rPr>
-          <w:rFonts w:ascii="Arial" w:hAnsi="Arial" w:cs="Arial"/>
-          <w:sz w:val="22"/>
-          <w:szCs w:val="22"/>
-        </w:rPr>
-      </w:pPr>
-      <w:r>
-        <w:rPr>
-          <w:rFonts w:ascii="Arial" w:hAnsi="Arial" w:cs="Arial"/>
-          <w:sz w:val="22"/>
-          <w:szCs w:val="22"/>
-        </w:rPr>
-        <w:t xml:space="preserve">  - </w:t>
-      </w:r>
-      <w:proofErr w:type="spellStart"/>
-      <w:r>
-        <w:rPr>
-          <w:rFonts w:ascii="Arial" w:hAnsi="Arial" w:cs="Arial"/>
-          <w:sz w:val="22"/>
-          <w:szCs w:val="22"/>
-        </w:rPr>
-        <w:t>libexpat</w:t>
-      </w:r>
-      <w:proofErr w:type="spellEnd"/>
-      <w:r>
-        <w:rPr>
-          <w:rFonts w:ascii="Arial" w:hAnsi="Arial" w:cs="Arial"/>
-          <w:sz w:val="22"/>
-          <w:szCs w:val="22"/>
-        </w:rPr>
-        <w:t>=2.5.0=hcb278e6_1</w:t>
-      </w:r>
-    </w:p>
-    <w:p>
-      <w:pPr>
-        <w:pStyle w:val="ListParagraph"/>
-        <w:ind w:left="360"/>
-        <w:rPr>
-          <w:rFonts w:ascii="Arial" w:hAnsi="Arial" w:cs="Arial"/>
-          <w:sz w:val="22"/>
-          <w:szCs w:val="22"/>
-        </w:rPr>
-      </w:pPr>
-      <w:r>
-        <w:rPr>
-          <w:rFonts w:ascii="Arial" w:hAnsi="Arial" w:cs="Arial"/>
-          <w:sz w:val="22"/>
-          <w:szCs w:val="22"/>
-        </w:rPr>
-        <w:t xml:space="preserve">  - </w:t>
-      </w:r>
-      <w:proofErr w:type="spellStart"/>
-      <w:r>
-        <w:rPr>
-          <w:rFonts w:ascii="Arial" w:hAnsi="Arial" w:cs="Arial"/>
-          <w:sz w:val="22"/>
-          <w:szCs w:val="22"/>
-        </w:rPr>
-        <w:t>libffi</w:t>
-      </w:r>
-      <w:proofErr w:type="spellEnd"/>
-      <w:r>
-        <w:rPr>
-          <w:rFonts w:ascii="Arial" w:hAnsi="Arial" w:cs="Arial"/>
-          <w:sz w:val="22"/>
-          <w:szCs w:val="22"/>
-        </w:rPr>
-        <w:t>=3.4.2=h7f98852_5</w:t>
-      </w:r>
-    </w:p>
-    <w:p>
-      <w:pPr>
-        <w:pStyle w:val="ListParagraph"/>
-        <w:ind w:left="360"/>
-        <w:rPr>
-          <w:rFonts w:ascii="Arial" w:hAnsi="Arial" w:cs="Arial"/>
-          <w:sz w:val="22"/>
-          <w:szCs w:val="22"/>
-        </w:rPr>
-      </w:pPr>
-      <w:r>
-        <w:rPr>
-          <w:rFonts w:ascii="Arial" w:hAnsi="Arial" w:cs="Arial"/>
-          <w:sz w:val="22"/>
-          <w:szCs w:val="22"/>
-        </w:rPr>
-        <w:t xml:space="preserve">  - </w:t>
-      </w:r>
-      <w:proofErr w:type="spellStart"/>
-      <w:r>
-        <w:rPr>
-          <w:rFonts w:ascii="Arial" w:hAnsi="Arial" w:cs="Arial"/>
-          <w:sz w:val="22"/>
-          <w:szCs w:val="22"/>
-        </w:rPr>
-        <w:t>libflac</w:t>
-      </w:r>
-      <w:proofErr w:type="spellEnd"/>
-      <w:r>
-        <w:rPr>
-          <w:rFonts w:ascii="Arial" w:hAnsi="Arial" w:cs="Arial"/>
-          <w:sz w:val="22"/>
-          <w:szCs w:val="22"/>
-        </w:rPr>
-        <w:t>=1.4.3=h59595ed_0</w:t>
-      </w:r>
-    </w:p>
-    <w:p>
-      <w:pPr>
-        <w:pStyle w:val="ListParagraph"/>
-        <w:ind w:left="360"/>
-        <w:rPr>
-          <w:rFonts w:ascii="Arial" w:hAnsi="Arial" w:cs="Arial"/>
-          <w:sz w:val="22"/>
-          <w:szCs w:val="22"/>
-        </w:rPr>
-      </w:pPr>
-      <w:r>
-        <w:rPr>
-          <w:rFonts w:ascii="Arial" w:hAnsi="Arial" w:cs="Arial"/>
-          <w:sz w:val="22"/>
-          <w:szCs w:val="22"/>
-        </w:rPr>
-        <w:t xml:space="preserve">  - </w:t>
-      </w:r>
-      <w:proofErr w:type="spellStart"/>
-      <w:r>
-        <w:rPr>
-          <w:rFonts w:ascii="Arial" w:hAnsi="Arial" w:cs="Arial"/>
-          <w:sz w:val="22"/>
-          <w:szCs w:val="22"/>
-        </w:rPr>
-        <w:t>libgcc</w:t>
-      </w:r>
-      <w:proofErr w:type="spellEnd"/>
-      <w:r>
-        <w:rPr>
-          <w:rFonts w:ascii="Arial" w:hAnsi="Arial" w:cs="Arial"/>
-          <w:sz w:val="22"/>
-          <w:szCs w:val="22"/>
-        </w:rPr>
-        <w:t>-ng=13.2.0=h807b86a_3</w:t>
-      </w:r>
-    </w:p>
-    <w:p>
-      <w:pPr>
-        <w:pStyle w:val="ListParagraph"/>
-        <w:ind w:left="360"/>
-        <w:rPr>
-          <w:rFonts w:ascii="Arial" w:hAnsi="Arial" w:cs="Arial"/>
-          <w:sz w:val="22"/>
-          <w:szCs w:val="22"/>
-        </w:rPr>
-      </w:pPr>
-      <w:r>
-        <w:rPr>
-          <w:rFonts w:ascii="Arial" w:hAnsi="Arial" w:cs="Arial"/>
-          <w:sz w:val="22"/>
-          <w:szCs w:val="22"/>
-        </w:rPr>
-        <w:t xml:space="preserve">  - </w:t>
-      </w:r>
-      <w:proofErr w:type="spellStart"/>
-      <w:r>
-        <w:rPr>
-          <w:rFonts w:ascii="Arial" w:hAnsi="Arial" w:cs="Arial"/>
-          <w:sz w:val="22"/>
-          <w:szCs w:val="22"/>
-        </w:rPr>
-        <w:t>libgcrypt</w:t>
-      </w:r>
-      <w:proofErr w:type="spellEnd"/>
-      <w:r>
-        <w:rPr>
-          <w:rFonts w:ascii="Arial" w:hAnsi="Arial" w:cs="Arial"/>
-          <w:sz w:val="22"/>
-          <w:szCs w:val="22"/>
-        </w:rPr>
-        <w:t>=1.10.3=hd590300_0</w:t>
-      </w:r>
-    </w:p>
-    <w:p>
-      <w:pPr>
-        <w:pStyle w:val="ListParagraph"/>
-        <w:ind w:left="360"/>
-        <w:rPr>
-          <w:rFonts w:ascii="Arial" w:hAnsi="Arial" w:cs="Arial"/>
-          <w:sz w:val="22"/>
-          <w:szCs w:val="22"/>
-        </w:rPr>
-      </w:pPr>
-      <w:r>
-        <w:rPr>
-          <w:rFonts w:ascii="Arial" w:hAnsi="Arial" w:cs="Arial"/>
-          <w:sz w:val="22"/>
-          <w:szCs w:val="22"/>
-        </w:rPr>
-        <w:t xml:space="preserve">  - </w:t>
-      </w:r>
-      <w:proofErr w:type="spellStart"/>
-      <w:r>
-        <w:rPr>
-          <w:rFonts w:ascii="Arial" w:hAnsi="Arial" w:cs="Arial"/>
-          <w:sz w:val="22"/>
-          <w:szCs w:val="22"/>
-        </w:rPr>
-        <w:t>libgdal</w:t>
-      </w:r>
-      <w:proofErr w:type="spellEnd"/>
-      <w:r>
-        <w:rPr>
-          <w:rFonts w:ascii="Arial" w:hAnsi="Arial" w:cs="Arial"/>
-          <w:sz w:val="22"/>
-          <w:szCs w:val="22"/>
-        </w:rPr>
-        <w:t>=3.7.0=h9f4e061_1</w:t>
-      </w:r>
-    </w:p>
-    <w:p>
-      <w:pPr>
-        <w:pStyle w:val="ListParagraph"/>
-        <w:ind w:left="360"/>
-        <w:rPr>
-          <w:rFonts w:ascii="Arial" w:hAnsi="Arial" w:cs="Arial"/>
-          <w:sz w:val="22"/>
-          <w:szCs w:val="22"/>
-        </w:rPr>
-      </w:pPr>
-      <w:r>
-        <w:rPr>
-          <w:rFonts w:ascii="Arial" w:hAnsi="Arial" w:cs="Arial"/>
-          <w:sz w:val="22"/>
-          <w:szCs w:val="22"/>
-        </w:rPr>
-        <w:t xml:space="preserve">  - </w:t>
-      </w:r>
-      <w:proofErr w:type="spellStart"/>
-      <w:r>
-        <w:rPr>
-          <w:rFonts w:ascii="Arial" w:hAnsi="Arial" w:cs="Arial"/>
-          <w:sz w:val="22"/>
-          <w:szCs w:val="22"/>
-        </w:rPr>
-        <w:t>libgfortran</w:t>
-      </w:r>
-      <w:proofErr w:type="spellEnd"/>
-      <w:r>
-        <w:rPr>
-          <w:rFonts w:ascii="Arial" w:hAnsi="Arial" w:cs="Arial"/>
-          <w:sz w:val="22"/>
-          <w:szCs w:val="22"/>
-        </w:rPr>
-        <w:t>-ng=13.2.0=h69a702a_3</w:t>
-      </w:r>
-    </w:p>
-    <w:p>
-      <w:pPr>
-        <w:pStyle w:val="ListParagraph"/>
-        <w:ind w:left="360"/>
-        <w:rPr>
-          <w:rFonts w:ascii="Arial" w:hAnsi="Arial" w:cs="Arial"/>
-          <w:sz w:val="22"/>
-          <w:szCs w:val="22"/>
-        </w:rPr>
-      </w:pPr>
-      <w:r>
-        <w:rPr>
-          <w:rFonts w:ascii="Arial" w:hAnsi="Arial" w:cs="Arial"/>
-          <w:sz w:val="22"/>
-          <w:szCs w:val="22"/>
-        </w:rPr>
-        <w:t xml:space="preserve">  - libgfortran5=13.2.0=ha4646dd_3</w:t>
-      </w:r>
-    </w:p>
-    <w:p>
-      <w:pPr>
-        <w:pStyle w:val="ListParagraph"/>
-        <w:ind w:left="360"/>
-        <w:rPr>
-          <w:rFonts w:ascii="Arial" w:hAnsi="Arial" w:cs="Arial"/>
-          <w:sz w:val="22"/>
-          <w:szCs w:val="22"/>
-        </w:rPr>
-      </w:pPr>
-      <w:r>
-        <w:rPr>
-          <w:rFonts w:ascii="Arial" w:hAnsi="Arial" w:cs="Arial"/>
-          <w:sz w:val="22"/>
-          <w:szCs w:val="22"/>
-        </w:rPr>
-        <w:t xml:space="preserve">  - </w:t>
-      </w:r>
-      <w:proofErr w:type="spellStart"/>
-      <w:r>
-        <w:rPr>
-          <w:rFonts w:ascii="Arial" w:hAnsi="Arial" w:cs="Arial"/>
-          <w:sz w:val="22"/>
-          <w:szCs w:val="22"/>
-        </w:rPr>
-        <w:t>libglib</w:t>
-      </w:r>
-      <w:proofErr w:type="spellEnd"/>
-      <w:r>
-        <w:rPr>
-          <w:rFonts w:ascii="Arial" w:hAnsi="Arial" w:cs="Arial"/>
-          <w:sz w:val="22"/>
-          <w:szCs w:val="22"/>
-        </w:rPr>
-        <w:t>=2.78.1=hebfc3b9_0</w:t>
-      </w:r>
-    </w:p>
-    <w:p>
-      <w:pPr>
-        <w:pStyle w:val="ListParagraph"/>
-        <w:ind w:left="360"/>
-        <w:rPr>
-          <w:rFonts w:ascii="Arial" w:hAnsi="Arial" w:cs="Arial"/>
-          <w:sz w:val="22"/>
-          <w:szCs w:val="22"/>
-        </w:rPr>
-      </w:pPr>
-      <w:r>
-        <w:rPr>
-          <w:rFonts w:ascii="Arial" w:hAnsi="Arial" w:cs="Arial"/>
-          <w:sz w:val="22"/>
-          <w:szCs w:val="22"/>
-        </w:rPr>
-        <w:t xml:space="preserve">  - </w:t>
-      </w:r>
-      <w:proofErr w:type="spellStart"/>
-      <w:r>
-        <w:rPr>
-          <w:rFonts w:ascii="Arial" w:hAnsi="Arial" w:cs="Arial"/>
-          <w:sz w:val="22"/>
-          <w:szCs w:val="22"/>
-        </w:rPr>
-        <w:t>libglu</w:t>
-      </w:r>
-      <w:proofErr w:type="spellEnd"/>
-      <w:r>
-        <w:rPr>
-          <w:rFonts w:ascii="Arial" w:hAnsi="Arial" w:cs="Arial"/>
-          <w:sz w:val="22"/>
-          <w:szCs w:val="22"/>
-        </w:rPr>
-        <w:t>=9.0.0=hac7e632_1003</w:t>
-      </w:r>
-    </w:p>
-    <w:p>
-      <w:pPr>
-        <w:pStyle w:val="ListParagraph"/>
-        <w:ind w:left="360"/>
-        <w:rPr>
-          <w:rFonts w:ascii="Arial" w:hAnsi="Arial" w:cs="Arial"/>
-          <w:sz w:val="22"/>
-          <w:szCs w:val="22"/>
-        </w:rPr>
-      </w:pPr>
-      <w:r>
-        <w:rPr>
-          <w:rFonts w:ascii="Arial" w:hAnsi="Arial" w:cs="Arial"/>
-          <w:sz w:val="22"/>
-          <w:szCs w:val="22"/>
-        </w:rPr>
-        <w:t xml:space="preserve">  - </w:t>
-      </w:r>
-      <w:proofErr w:type="spellStart"/>
-      <w:r>
-        <w:rPr>
-          <w:rFonts w:ascii="Arial" w:hAnsi="Arial" w:cs="Arial"/>
-          <w:sz w:val="22"/>
-          <w:szCs w:val="22"/>
-        </w:rPr>
-        <w:t>libgomp</w:t>
-      </w:r>
-      <w:proofErr w:type="spellEnd"/>
-      <w:r>
-        <w:rPr>
-          <w:rFonts w:ascii="Arial" w:hAnsi="Arial" w:cs="Arial"/>
-          <w:sz w:val="22"/>
-          <w:szCs w:val="22"/>
-        </w:rPr>
-        <w:t>=13.2.0=h807b86a_3</w:t>
-      </w:r>
-    </w:p>
-    <w:p>
-      <w:pPr>
-        <w:pStyle w:val="ListParagraph"/>
-        <w:ind w:left="360"/>
-        <w:rPr>
-          <w:rFonts w:ascii="Arial" w:hAnsi="Arial" w:cs="Arial"/>
-          <w:sz w:val="22"/>
-          <w:szCs w:val="22"/>
-        </w:rPr>
-      </w:pPr>
-      <w:r>
-        <w:rPr>
-          <w:rFonts w:ascii="Arial" w:hAnsi="Arial" w:cs="Arial"/>
-          <w:sz w:val="22"/>
-          <w:szCs w:val="22"/>
-        </w:rPr>
-        <w:t xml:space="preserve">  - </w:t>
-      </w:r>
-      <w:proofErr w:type="spellStart"/>
-      <w:r>
-        <w:rPr>
-          <w:rFonts w:ascii="Arial" w:hAnsi="Arial" w:cs="Arial"/>
-          <w:sz w:val="22"/>
-          <w:szCs w:val="22"/>
-        </w:rPr>
-        <w:t>libgpg</w:t>
-      </w:r>
-      <w:proofErr w:type="spellEnd"/>
-      <w:r>
-        <w:rPr>
-          <w:rFonts w:ascii="Arial" w:hAnsi="Arial" w:cs="Arial"/>
-          <w:sz w:val="22"/>
-          <w:szCs w:val="22"/>
-        </w:rPr>
-        <w:t>-error=1.47=h71f35ed_0</w:t>
-      </w:r>
-    </w:p>
-    <w:p>
-      <w:pPr>
-        <w:pStyle w:val="ListParagraph"/>
-        <w:ind w:left="360"/>
-        <w:rPr>
-          <w:rFonts w:ascii="Arial" w:hAnsi="Arial" w:cs="Arial"/>
-          <w:sz w:val="22"/>
-          <w:szCs w:val="22"/>
-        </w:rPr>
-      </w:pPr>
-      <w:r>
-        <w:rPr>
-          <w:rFonts w:ascii="Arial" w:hAnsi="Arial" w:cs="Arial"/>
-          <w:sz w:val="22"/>
-          <w:szCs w:val="22"/>
-        </w:rPr>
-        <w:t xml:space="preserve">  - </w:t>
-      </w:r>
-      <w:proofErr w:type="spellStart"/>
-      <w:r>
-        <w:rPr>
-          <w:rFonts w:ascii="Arial" w:hAnsi="Arial" w:cs="Arial"/>
-          <w:sz w:val="22"/>
-          <w:szCs w:val="22"/>
-        </w:rPr>
-        <w:t>libiconv</w:t>
-      </w:r>
-      <w:proofErr w:type="spellEnd"/>
-      <w:r>
-        <w:rPr>
-          <w:rFonts w:ascii="Arial" w:hAnsi="Arial" w:cs="Arial"/>
-          <w:sz w:val="22"/>
-          <w:szCs w:val="22"/>
-        </w:rPr>
-        <w:t>=1.17=hd590300_2</w:t>
-      </w:r>
-    </w:p>
-    <w:p>
-      <w:pPr>
-        <w:pStyle w:val="ListParagraph"/>
-        <w:ind w:left="360"/>
-        <w:rPr>
-          <w:rFonts w:ascii="Arial" w:hAnsi="Arial" w:cs="Arial"/>
-          <w:sz w:val="22"/>
-          <w:szCs w:val="22"/>
-        </w:rPr>
-      </w:pPr>
-      <w:r>
-        <w:rPr>
-          <w:rFonts w:ascii="Arial" w:hAnsi="Arial" w:cs="Arial"/>
-          <w:sz w:val="22"/>
-          <w:szCs w:val="22"/>
-        </w:rPr>
-        <w:t xml:space="preserve">  - </w:t>
-      </w:r>
-      <w:proofErr w:type="spellStart"/>
-      <w:r>
-        <w:rPr>
-          <w:rFonts w:ascii="Arial" w:hAnsi="Arial" w:cs="Arial"/>
-          <w:sz w:val="22"/>
-          <w:szCs w:val="22"/>
-        </w:rPr>
-        <w:t>libjpeg</w:t>
-      </w:r>
-      <w:proofErr w:type="spellEnd"/>
-      <w:r>
-        <w:rPr>
-          <w:rFonts w:ascii="Arial" w:hAnsi="Arial" w:cs="Arial"/>
-          <w:sz w:val="22"/>
-          <w:szCs w:val="22"/>
-        </w:rPr>
-        <w:t>-turbo=2.1.5.1=hd590300_1</w:t>
-      </w:r>
-    </w:p>
-    <w:p>
-      <w:pPr>
-        <w:pStyle w:val="ListParagraph"/>
-        <w:ind w:left="360"/>
-        <w:rPr>
-          <w:rFonts w:ascii="Arial" w:hAnsi="Arial" w:cs="Arial"/>
-          <w:sz w:val="22"/>
-          <w:szCs w:val="22"/>
-        </w:rPr>
-      </w:pPr>
-      <w:r>
-        <w:rPr>
-          <w:rFonts w:ascii="Arial" w:hAnsi="Arial" w:cs="Arial"/>
-          <w:sz w:val="22"/>
-          <w:szCs w:val="22"/>
-        </w:rPr>
-        <w:t xml:space="preserve">  - </w:t>
-      </w:r>
-      <w:proofErr w:type="spellStart"/>
-      <w:r>
-        <w:rPr>
-          <w:rFonts w:ascii="Arial" w:hAnsi="Arial" w:cs="Arial"/>
-          <w:sz w:val="22"/>
-          <w:szCs w:val="22"/>
-        </w:rPr>
-        <w:t>libkml</w:t>
-      </w:r>
-      <w:proofErr w:type="spellEnd"/>
-      <w:r>
-        <w:rPr>
-          <w:rFonts w:ascii="Arial" w:hAnsi="Arial" w:cs="Arial"/>
-          <w:sz w:val="22"/>
-          <w:szCs w:val="22"/>
-        </w:rPr>
-        <w:t>=1.3.0=h01aab08_1016</w:t>
-      </w:r>
-    </w:p>
-    <w:p>
-      <w:pPr>
-        <w:pStyle w:val="ListParagraph"/>
-        <w:ind w:left="360"/>
-        <w:rPr>
-          <w:rFonts w:ascii="Arial" w:hAnsi="Arial" w:cs="Arial"/>
-          <w:sz w:val="22"/>
-          <w:szCs w:val="22"/>
-        </w:rPr>
-      </w:pPr>
-      <w:r>
-        <w:rPr>
-          <w:rFonts w:ascii="Arial" w:hAnsi="Arial" w:cs="Arial"/>
-          <w:sz w:val="22"/>
-          <w:szCs w:val="22"/>
-        </w:rPr>
-        <w:t xml:space="preserve">  - </w:t>
-      </w:r>
-      <w:proofErr w:type="spellStart"/>
-      <w:r>
-        <w:rPr>
-          <w:rFonts w:ascii="Arial" w:hAnsi="Arial" w:cs="Arial"/>
-          <w:sz w:val="22"/>
-          <w:szCs w:val="22"/>
-        </w:rPr>
-        <w:t>liblapack</w:t>
-      </w:r>
-      <w:proofErr w:type="spellEnd"/>
-      <w:r>
-        <w:rPr>
-          <w:rFonts w:ascii="Arial" w:hAnsi="Arial" w:cs="Arial"/>
-          <w:sz w:val="22"/>
-          <w:szCs w:val="22"/>
-        </w:rPr>
-        <w:t>=3.9.0=20_linux64_openblas</w:t>
-      </w:r>
-    </w:p>
-    <w:p>
-      <w:pPr>
-        <w:pStyle w:val="ListParagraph"/>
-        <w:ind w:left="360"/>
-        <w:rPr>
-          <w:rFonts w:ascii="Arial" w:hAnsi="Arial" w:cs="Arial"/>
-          <w:sz w:val="22"/>
-          <w:szCs w:val="22"/>
-        </w:rPr>
-      </w:pPr>
-      <w:r>
-        <w:rPr>
-          <w:rFonts w:ascii="Arial" w:hAnsi="Arial" w:cs="Arial"/>
-          <w:sz w:val="22"/>
-          <w:szCs w:val="22"/>
-        </w:rPr>
-        <w:t xml:space="preserve">  - libllvm16=16.0.6=h5cf9203_2</w:t>
-      </w:r>
-    </w:p>
-    <w:p>
-      <w:pPr>
-        <w:pStyle w:val="ListParagraph"/>
-        <w:ind w:left="360"/>
-        <w:rPr>
-          <w:rFonts w:ascii="Arial" w:hAnsi="Arial" w:cs="Arial"/>
-          <w:sz w:val="22"/>
-          <w:szCs w:val="22"/>
-        </w:rPr>
-      </w:pPr>
-      <w:r>
-        <w:rPr>
-          <w:rFonts w:ascii="Arial" w:hAnsi="Arial" w:cs="Arial"/>
-          <w:sz w:val="22"/>
-          <w:szCs w:val="22"/>
-        </w:rPr>
-        <w:t xml:space="preserve">  - </w:t>
-      </w:r>
-      <w:proofErr w:type="spellStart"/>
-      <w:r>
-        <w:rPr>
-          <w:rFonts w:ascii="Arial" w:hAnsi="Arial" w:cs="Arial"/>
-          <w:sz w:val="22"/>
-          <w:szCs w:val="22"/>
-        </w:rPr>
-        <w:t>libnetcdf</w:t>
-      </w:r>
-      <w:proofErr w:type="spellEnd"/>
-      <w:r>
-        <w:rPr>
-          <w:rFonts w:ascii="Arial" w:hAnsi="Arial" w:cs="Arial"/>
-          <w:sz w:val="22"/>
-          <w:szCs w:val="22"/>
-        </w:rPr>
-        <w:t>=4.9.2=nompi_h0f3d0bb_105</w:t>
-      </w:r>
-    </w:p>
-    <w:p>
-      <w:pPr>
-        <w:pStyle w:val="ListParagraph"/>
-        <w:ind w:left="360"/>
-        <w:rPr>
-          <w:rFonts w:ascii="Arial" w:hAnsi="Arial" w:cs="Arial"/>
-          <w:sz w:val="22"/>
-          <w:szCs w:val="22"/>
-        </w:rPr>
-      </w:pPr>
-      <w:r>
-        <w:rPr>
-          <w:rFonts w:ascii="Arial" w:hAnsi="Arial" w:cs="Arial"/>
-          <w:sz w:val="22"/>
-          <w:szCs w:val="22"/>
-        </w:rPr>
-        <w:t xml:space="preserve">  - libnghttp2=1.58.0=h47da74e_0</w:t>
-      </w:r>
-    </w:p>
-    <w:p>
-      <w:pPr>
-        <w:pStyle w:val="ListParagraph"/>
-        <w:ind w:left="360"/>
-        <w:rPr>
-          <w:rFonts w:ascii="Arial" w:hAnsi="Arial" w:cs="Arial"/>
-          <w:sz w:val="22"/>
-          <w:szCs w:val="22"/>
-        </w:rPr>
-      </w:pPr>
-      <w:r>
-        <w:rPr>
-          <w:rFonts w:ascii="Arial" w:hAnsi="Arial" w:cs="Arial"/>
-          <w:sz w:val="22"/>
-          <w:szCs w:val="22"/>
-        </w:rPr>
-        <w:t xml:space="preserve">  - </w:t>
-      </w:r>
-      <w:proofErr w:type="spellStart"/>
-      <w:r>
-        <w:rPr>
-          <w:rFonts w:ascii="Arial" w:hAnsi="Arial" w:cs="Arial"/>
-          <w:sz w:val="22"/>
-          <w:szCs w:val="22"/>
-        </w:rPr>
-        <w:t>libnsl</w:t>
-      </w:r>
-      <w:proofErr w:type="spellEnd"/>
-      <w:r>
-        <w:rPr>
-          <w:rFonts w:ascii="Arial" w:hAnsi="Arial" w:cs="Arial"/>
-          <w:sz w:val="22"/>
-          <w:szCs w:val="22"/>
-        </w:rPr>
-        <w:t>=2.0.1=hd590300_0</w:t>
-      </w:r>
-    </w:p>
-    <w:p>
-      <w:pPr>
-        <w:pStyle w:val="ListParagraph"/>
-        <w:ind w:left="360"/>
-        <w:rPr>
-          <w:rFonts w:ascii="Arial" w:hAnsi="Arial" w:cs="Arial"/>
-          <w:sz w:val="22"/>
-          <w:szCs w:val="22"/>
-        </w:rPr>
-      </w:pPr>
-      <w:r>
-        <w:rPr>
-          <w:rFonts w:ascii="Arial" w:hAnsi="Arial" w:cs="Arial"/>
-          <w:sz w:val="22"/>
-          <w:szCs w:val="22"/>
-        </w:rPr>
-        <w:t xml:space="preserve">  - </w:t>
-      </w:r>
-      <w:proofErr w:type="spellStart"/>
-      <w:r>
-        <w:rPr>
-          <w:rFonts w:ascii="Arial" w:hAnsi="Arial" w:cs="Arial"/>
-          <w:sz w:val="22"/>
-          <w:szCs w:val="22"/>
-        </w:rPr>
-        <w:t>libogg</w:t>
-      </w:r>
-      <w:proofErr w:type="spellEnd"/>
-      <w:r>
-        <w:rPr>
-          <w:rFonts w:ascii="Arial" w:hAnsi="Arial" w:cs="Arial"/>
-          <w:sz w:val="22"/>
-          <w:szCs w:val="22"/>
-        </w:rPr>
-        <w:t>=1.3.4=h7f98852_1</w:t>
-      </w:r>
-    </w:p>
-    <w:p>
-      <w:pPr>
-        <w:pStyle w:val="ListParagraph"/>
-        <w:ind w:left="360"/>
-        <w:rPr>
-          <w:rFonts w:ascii="Arial" w:hAnsi="Arial" w:cs="Arial"/>
-          <w:sz w:val="22"/>
-          <w:szCs w:val="22"/>
-        </w:rPr>
-      </w:pPr>
-      <w:r>
-        <w:rPr>
-          <w:rFonts w:ascii="Arial" w:hAnsi="Arial" w:cs="Arial"/>
-          <w:sz w:val="22"/>
-          <w:szCs w:val="22"/>
-        </w:rPr>
-        <w:t xml:space="preserve">  - </w:t>
-      </w:r>
-      <w:proofErr w:type="spellStart"/>
-      <w:r>
-        <w:rPr>
-          <w:rFonts w:ascii="Arial" w:hAnsi="Arial" w:cs="Arial"/>
-          <w:sz w:val="22"/>
-          <w:szCs w:val="22"/>
-        </w:rPr>
-        <w:t>libopenblas</w:t>
-      </w:r>
-      <w:proofErr w:type="spellEnd"/>
-      <w:r>
-        <w:rPr>
-          <w:rFonts w:ascii="Arial" w:hAnsi="Arial" w:cs="Arial"/>
-          <w:sz w:val="22"/>
-          <w:szCs w:val="22"/>
-        </w:rPr>
-        <w:t>=0.3.25=pthreads_h413a1c8_0</w:t>
-      </w:r>
-    </w:p>
-    <w:p>
-      <w:pPr>
-        <w:pStyle w:val="ListParagraph"/>
-        <w:ind w:left="360"/>
-        <w:rPr>
-          <w:rFonts w:ascii="Arial" w:hAnsi="Arial" w:cs="Arial"/>
-          <w:sz w:val="22"/>
-          <w:szCs w:val="22"/>
-        </w:rPr>
-      </w:pPr>
-      <w:r>
-        <w:rPr>
-          <w:rFonts w:ascii="Arial" w:hAnsi="Arial" w:cs="Arial"/>
-          <w:sz w:val="22"/>
-          <w:szCs w:val="22"/>
-        </w:rPr>
-        <w:t xml:space="preserve">  - </w:t>
-      </w:r>
-      <w:proofErr w:type="spellStart"/>
-      <w:r>
-        <w:rPr>
-          <w:rFonts w:ascii="Arial" w:hAnsi="Arial" w:cs="Arial"/>
-          <w:sz w:val="22"/>
-          <w:szCs w:val="22"/>
-        </w:rPr>
-        <w:t>libopus</w:t>
-      </w:r>
-      <w:proofErr w:type="spellEnd"/>
-      <w:r>
-        <w:rPr>
-          <w:rFonts w:ascii="Arial" w:hAnsi="Arial" w:cs="Arial"/>
-          <w:sz w:val="22"/>
-          <w:szCs w:val="22"/>
-        </w:rPr>
-        <w:t>=1.3.1=h7f98852_1</w:t>
-      </w:r>
-    </w:p>
-    <w:p>
-      <w:pPr>
-        <w:pStyle w:val="ListParagraph"/>
-        <w:ind w:left="360"/>
-        <w:rPr>
-          <w:rFonts w:ascii="Arial" w:hAnsi="Arial" w:cs="Arial"/>
-          <w:sz w:val="22"/>
-          <w:szCs w:val="22"/>
-        </w:rPr>
-      </w:pPr>
-      <w:r>
-        <w:rPr>
-          <w:rFonts w:ascii="Arial" w:hAnsi="Arial" w:cs="Arial"/>
-          <w:sz w:val="22"/>
-          <w:szCs w:val="22"/>
-        </w:rPr>
-        <w:t xml:space="preserve">  - </w:t>
-      </w:r>
-      <w:proofErr w:type="spellStart"/>
-      <w:r>
-        <w:rPr>
-          <w:rFonts w:ascii="Arial" w:hAnsi="Arial" w:cs="Arial"/>
-          <w:sz w:val="22"/>
-          <w:szCs w:val="22"/>
-        </w:rPr>
-        <w:t>libpng</w:t>
-      </w:r>
-      <w:proofErr w:type="spellEnd"/>
-      <w:r>
-        <w:rPr>
-          <w:rFonts w:ascii="Arial" w:hAnsi="Arial" w:cs="Arial"/>
-          <w:sz w:val="22"/>
-          <w:szCs w:val="22"/>
-        </w:rPr>
-        <w:t>=1.6.39=h753d276_0</w:t>
-      </w:r>
-    </w:p>
-    <w:p>
-      <w:pPr>
-        <w:pStyle w:val="ListParagraph"/>
-        <w:ind w:left="360"/>
-        <w:rPr>
-          <w:rFonts w:ascii="Arial" w:hAnsi="Arial" w:cs="Arial"/>
-          <w:sz w:val="22"/>
-          <w:szCs w:val="22"/>
-        </w:rPr>
-      </w:pPr>
-      <w:r>
-        <w:rPr>
-          <w:rFonts w:ascii="Arial" w:hAnsi="Arial" w:cs="Arial"/>
-          <w:sz w:val="22"/>
-          <w:szCs w:val="22"/>
-        </w:rPr>
-        <w:t xml:space="preserve">  - </w:t>
-      </w:r>
-      <w:proofErr w:type="spellStart"/>
-      <w:r>
-        <w:rPr>
-          <w:rFonts w:ascii="Arial" w:hAnsi="Arial" w:cs="Arial"/>
-          <w:sz w:val="22"/>
-          <w:szCs w:val="22"/>
-        </w:rPr>
-        <w:t>libpq</w:t>
-      </w:r>
-      <w:proofErr w:type="spellEnd"/>
-      <w:r>
-        <w:rPr>
-          <w:rFonts w:ascii="Arial" w:hAnsi="Arial" w:cs="Arial"/>
-          <w:sz w:val="22"/>
-          <w:szCs w:val="22"/>
-        </w:rPr>
-        <w:t>=15.3=hbcd7760_1</w:t>
-      </w:r>
-    </w:p>
-    <w:p>
-      <w:pPr>
-        <w:pStyle w:val="ListParagraph"/>
-        <w:ind w:left="360"/>
-        <w:rPr>
-          <w:rFonts w:ascii="Arial" w:hAnsi="Arial" w:cs="Arial"/>
-          <w:sz w:val="22"/>
-          <w:szCs w:val="22"/>
-        </w:rPr>
-      </w:pPr>
-      <w:r>
-        <w:rPr>
-          <w:rFonts w:ascii="Arial" w:hAnsi="Arial" w:cs="Arial"/>
-          <w:sz w:val="22"/>
-          <w:szCs w:val="22"/>
-        </w:rPr>
-        <w:t xml:space="preserve">  - </w:t>
-      </w:r>
-      <w:proofErr w:type="spellStart"/>
-      <w:r>
-        <w:rPr>
-          <w:rFonts w:ascii="Arial" w:hAnsi="Arial" w:cs="Arial"/>
-          <w:sz w:val="22"/>
-          <w:szCs w:val="22"/>
-        </w:rPr>
-        <w:t>libprotobuf</w:t>
-      </w:r>
-      <w:proofErr w:type="spellEnd"/>
-      <w:r>
-        <w:rPr>
-          <w:rFonts w:ascii="Arial" w:hAnsi="Arial" w:cs="Arial"/>
-          <w:sz w:val="22"/>
-          <w:szCs w:val="22"/>
-        </w:rPr>
-        <w:t>=3.20.3=h3eb15da_0</w:t>
-      </w:r>
-    </w:p>
-    <w:p>
-      <w:pPr>
-        <w:pStyle w:val="ListParagraph"/>
-        <w:ind w:left="360"/>
-        <w:rPr>
-          <w:rFonts w:ascii="Arial" w:hAnsi="Arial" w:cs="Arial"/>
-          <w:sz w:val="22"/>
-          <w:szCs w:val="22"/>
-        </w:rPr>
-      </w:pPr>
-      <w:r>
-        <w:rPr>
-          <w:rFonts w:ascii="Arial" w:hAnsi="Arial" w:cs="Arial"/>
-          <w:sz w:val="22"/>
-          <w:szCs w:val="22"/>
-        </w:rPr>
-        <w:t xml:space="preserve">  - </w:t>
-      </w:r>
-      <w:proofErr w:type="spellStart"/>
-      <w:r>
-        <w:rPr>
-          <w:rFonts w:ascii="Arial" w:hAnsi="Arial" w:cs="Arial"/>
-          <w:sz w:val="22"/>
-          <w:szCs w:val="22"/>
-        </w:rPr>
-        <w:t>librttopo</w:t>
-      </w:r>
-      <w:proofErr w:type="spellEnd"/>
-      <w:r>
-        <w:rPr>
-          <w:rFonts w:ascii="Arial" w:hAnsi="Arial" w:cs="Arial"/>
-          <w:sz w:val="22"/>
-          <w:szCs w:val="22"/>
-        </w:rPr>
-        <w:t>=1.1.0=h0d5128d_13</w:t>
-      </w:r>
-    </w:p>
-    <w:p>
-      <w:pPr>
-        <w:pStyle w:val="ListParagraph"/>
-        <w:ind w:left="360"/>
-        <w:rPr>
-          <w:rFonts w:ascii="Arial" w:hAnsi="Arial" w:cs="Arial"/>
-          <w:sz w:val="22"/>
-          <w:szCs w:val="22"/>
-        </w:rPr>
-      </w:pPr>
-      <w:r>
-        <w:rPr>
-          <w:rFonts w:ascii="Arial" w:hAnsi="Arial" w:cs="Arial"/>
-          <w:sz w:val="22"/>
-          <w:szCs w:val="22"/>
-        </w:rPr>
-        <w:t xml:space="preserve">  - </w:t>
-      </w:r>
-      <w:proofErr w:type="spellStart"/>
-      <w:r>
-        <w:rPr>
-          <w:rFonts w:ascii="Arial" w:hAnsi="Arial" w:cs="Arial"/>
-          <w:sz w:val="22"/>
-          <w:szCs w:val="22"/>
-        </w:rPr>
-        <w:t>libsndfile</w:t>
-      </w:r>
-      <w:proofErr w:type="spellEnd"/>
-      <w:r>
-        <w:rPr>
-          <w:rFonts w:ascii="Arial" w:hAnsi="Arial" w:cs="Arial"/>
-          <w:sz w:val="22"/>
-          <w:szCs w:val="22"/>
-        </w:rPr>
-        <w:t>=1.2.2=hc60ed4a_1</w:t>
-      </w:r>
-    </w:p>
-    <w:p>
-      <w:pPr>
-        <w:pStyle w:val="ListParagraph"/>
-        <w:ind w:left="360"/>
-        <w:rPr>
-          <w:rFonts w:ascii="Arial" w:hAnsi="Arial" w:cs="Arial"/>
-          <w:sz w:val="22"/>
-          <w:szCs w:val="22"/>
-        </w:rPr>
-      </w:pPr>
-      <w:r>
-        <w:rPr>
-          <w:rFonts w:ascii="Arial" w:hAnsi="Arial" w:cs="Arial"/>
-          <w:sz w:val="22"/>
-          <w:szCs w:val="22"/>
-        </w:rPr>
-        <w:t xml:space="preserve">  - </w:t>
-      </w:r>
-      <w:proofErr w:type="spellStart"/>
-      <w:r>
-        <w:rPr>
-          <w:rFonts w:ascii="Arial" w:hAnsi="Arial" w:cs="Arial"/>
-          <w:sz w:val="22"/>
-          <w:szCs w:val="22"/>
-        </w:rPr>
-        <w:t>libspatialindex</w:t>
-      </w:r>
-      <w:proofErr w:type="spellEnd"/>
-      <w:r>
-        <w:rPr>
-          <w:rFonts w:ascii="Arial" w:hAnsi="Arial" w:cs="Arial"/>
-          <w:sz w:val="22"/>
-          <w:szCs w:val="22"/>
-        </w:rPr>
-        <w:t>=1.9.3=h9c3ff4c_4</w:t>
-      </w:r>
-    </w:p>
-    <w:p>
-      <w:pPr>
-        <w:pStyle w:val="ListParagraph"/>
-        <w:ind w:left="360"/>
-        <w:rPr>
-          <w:rFonts w:ascii="Arial" w:hAnsi="Arial" w:cs="Arial"/>
-          <w:sz w:val="22"/>
-          <w:szCs w:val="22"/>
-        </w:rPr>
-      </w:pPr>
-      <w:r>
-        <w:rPr>
-          <w:rFonts w:ascii="Arial" w:hAnsi="Arial" w:cs="Arial"/>
-          <w:sz w:val="22"/>
-          <w:szCs w:val="22"/>
-        </w:rPr>
-        <w:t xml:space="preserve">  - </w:t>
-      </w:r>
-      <w:proofErr w:type="spellStart"/>
-      <w:r>
-        <w:rPr>
-          <w:rFonts w:ascii="Arial" w:hAnsi="Arial" w:cs="Arial"/>
-          <w:sz w:val="22"/>
-          <w:szCs w:val="22"/>
-        </w:rPr>
-        <w:t>libspatialite</w:t>
-      </w:r>
-      <w:proofErr w:type="spellEnd"/>
-      <w:r>
-        <w:rPr>
-          <w:rFonts w:ascii="Arial" w:hAnsi="Arial" w:cs="Arial"/>
-          <w:sz w:val="22"/>
-          <w:szCs w:val="22"/>
-        </w:rPr>
-        <w:t>=5.0.1=hb46c372_26</w:t>
-      </w:r>
-    </w:p>
-    <w:p>
-      <w:pPr>
-        <w:pStyle w:val="ListParagraph"/>
-        <w:ind w:left="360"/>
-        <w:rPr>
-          <w:rFonts w:ascii="Arial" w:hAnsi="Arial" w:cs="Arial"/>
-          <w:sz w:val="22"/>
-          <w:szCs w:val="22"/>
-        </w:rPr>
-      </w:pPr>
-      <w:r>
-        <w:rPr>
-          <w:rFonts w:ascii="Arial" w:hAnsi="Arial" w:cs="Arial"/>
-          <w:sz w:val="22"/>
-          <w:szCs w:val="22"/>
-        </w:rPr>
-        <w:t xml:space="preserve">  - </w:t>
-      </w:r>
-      <w:proofErr w:type="spellStart"/>
-      <w:r>
-        <w:rPr>
-          <w:rFonts w:ascii="Arial" w:hAnsi="Arial" w:cs="Arial"/>
-          <w:sz w:val="22"/>
-          <w:szCs w:val="22"/>
-        </w:rPr>
-        <w:t>libsqlite</w:t>
-      </w:r>
-      <w:proofErr w:type="spellEnd"/>
-      <w:r>
-        <w:rPr>
-          <w:rFonts w:ascii="Arial" w:hAnsi="Arial" w:cs="Arial"/>
-          <w:sz w:val="22"/>
-          <w:szCs w:val="22"/>
-        </w:rPr>
-        <w:t>=3.44.2=h2797004_0</w:t>
-      </w:r>
-    </w:p>
-    <w:p>
-      <w:pPr>
-        <w:pStyle w:val="ListParagraph"/>
-        <w:ind w:left="360"/>
-        <w:rPr>
-          <w:rFonts w:ascii="Arial" w:hAnsi="Arial" w:cs="Arial"/>
-          <w:sz w:val="22"/>
-          <w:szCs w:val="22"/>
-        </w:rPr>
-      </w:pPr>
-      <w:r>
-        <w:rPr>
-          <w:rFonts w:ascii="Arial" w:hAnsi="Arial" w:cs="Arial"/>
-          <w:sz w:val="22"/>
-          <w:szCs w:val="22"/>
-        </w:rPr>
-        <w:lastRenderedPageBreak/>
-        <w:t xml:space="preserve">  - libssh2=1.11.0=h0841786_0</w:t>
-      </w:r>
-    </w:p>
-    <w:p>
-      <w:pPr>
-        <w:pStyle w:val="ListParagraph"/>
-        <w:ind w:left="360"/>
-        <w:rPr>
-          <w:rFonts w:ascii="Arial" w:hAnsi="Arial" w:cs="Arial"/>
-          <w:sz w:val="22"/>
-          <w:szCs w:val="22"/>
-        </w:rPr>
-      </w:pPr>
-      <w:r>
-        <w:rPr>
-          <w:rFonts w:ascii="Arial" w:hAnsi="Arial" w:cs="Arial"/>
-          <w:sz w:val="22"/>
-          <w:szCs w:val="22"/>
-        </w:rPr>
-        <w:t xml:space="preserve">  - </w:t>
-      </w:r>
-      <w:proofErr w:type="spellStart"/>
-      <w:r>
-        <w:rPr>
-          <w:rFonts w:ascii="Arial" w:hAnsi="Arial" w:cs="Arial"/>
-          <w:sz w:val="22"/>
-          <w:szCs w:val="22"/>
-        </w:rPr>
-        <w:t>libstdcxx</w:t>
-      </w:r>
-      <w:proofErr w:type="spellEnd"/>
-      <w:r>
-        <w:rPr>
-          <w:rFonts w:ascii="Arial" w:hAnsi="Arial" w:cs="Arial"/>
-          <w:sz w:val="22"/>
-          <w:szCs w:val="22"/>
-        </w:rPr>
-        <w:t>-ng=13.2.0=h7e041cc_3</w:t>
-      </w:r>
-    </w:p>
-    <w:p>
-      <w:pPr>
-        <w:pStyle w:val="ListParagraph"/>
-        <w:ind w:left="360"/>
-        <w:rPr>
-          <w:rFonts w:ascii="Arial" w:hAnsi="Arial" w:cs="Arial"/>
-          <w:sz w:val="22"/>
-          <w:szCs w:val="22"/>
-        </w:rPr>
-      </w:pPr>
-      <w:r>
-        <w:rPr>
-          <w:rFonts w:ascii="Arial" w:hAnsi="Arial" w:cs="Arial"/>
-          <w:sz w:val="22"/>
-          <w:szCs w:val="22"/>
-        </w:rPr>
-        <w:t xml:space="preserve">  - libsystemd0=255=h3516f8a_0</w:t>
-      </w:r>
-    </w:p>
-    <w:p>
-      <w:pPr>
-        <w:pStyle w:val="ListParagraph"/>
-        <w:ind w:left="360"/>
-        <w:rPr>
-          <w:rFonts w:ascii="Arial" w:hAnsi="Arial" w:cs="Arial"/>
-          <w:sz w:val="22"/>
-          <w:szCs w:val="22"/>
-        </w:rPr>
-      </w:pPr>
-      <w:r>
-        <w:rPr>
-          <w:rFonts w:ascii="Arial" w:hAnsi="Arial" w:cs="Arial"/>
-          <w:sz w:val="22"/>
-          <w:szCs w:val="22"/>
-        </w:rPr>
-        <w:t xml:space="preserve">  - </w:t>
-      </w:r>
-      <w:proofErr w:type="spellStart"/>
-      <w:r>
-        <w:rPr>
-          <w:rFonts w:ascii="Arial" w:hAnsi="Arial" w:cs="Arial"/>
-          <w:sz w:val="22"/>
-          <w:szCs w:val="22"/>
-        </w:rPr>
-        <w:t>libthrift</w:t>
-      </w:r>
-      <w:proofErr w:type="spellEnd"/>
-      <w:r>
-        <w:rPr>
-          <w:rFonts w:ascii="Arial" w:hAnsi="Arial" w:cs="Arial"/>
-          <w:sz w:val="22"/>
-          <w:szCs w:val="22"/>
-        </w:rPr>
-        <w:t>=0.15.0=h1795dd8_2</w:t>
-      </w:r>
-    </w:p>
-    <w:p>
-      <w:pPr>
-        <w:pStyle w:val="ListParagraph"/>
-        <w:ind w:left="360"/>
-        <w:rPr>
-          <w:rFonts w:ascii="Arial" w:hAnsi="Arial" w:cs="Arial"/>
-          <w:sz w:val="22"/>
-          <w:szCs w:val="22"/>
-        </w:rPr>
-      </w:pPr>
-      <w:r>
-        <w:rPr>
-          <w:rFonts w:ascii="Arial" w:hAnsi="Arial" w:cs="Arial"/>
-          <w:sz w:val="22"/>
-          <w:szCs w:val="22"/>
-        </w:rPr>
-        <w:t xml:space="preserve">  - </w:t>
-      </w:r>
-      <w:proofErr w:type="spellStart"/>
-      <w:r>
-        <w:rPr>
-          <w:rFonts w:ascii="Arial" w:hAnsi="Arial" w:cs="Arial"/>
-          <w:sz w:val="22"/>
-          <w:szCs w:val="22"/>
-        </w:rPr>
-        <w:t>libtiff</w:t>
-      </w:r>
-      <w:proofErr w:type="spellEnd"/>
-      <w:r>
-        <w:rPr>
-          <w:rFonts w:ascii="Arial" w:hAnsi="Arial" w:cs="Arial"/>
-          <w:sz w:val="22"/>
-          <w:szCs w:val="22"/>
-        </w:rPr>
-        <w:t>=4.5.1=h8b53f26_1</w:t>
-      </w:r>
-    </w:p>
-    <w:p>
-      <w:pPr>
-        <w:pStyle w:val="ListParagraph"/>
-        <w:ind w:left="360"/>
-        <w:rPr>
-          <w:rFonts w:ascii="Arial" w:hAnsi="Arial" w:cs="Arial"/>
-          <w:sz w:val="22"/>
-          <w:szCs w:val="22"/>
-        </w:rPr>
-      </w:pPr>
-      <w:r>
-        <w:rPr>
-          <w:rFonts w:ascii="Arial" w:hAnsi="Arial" w:cs="Arial"/>
-          <w:sz w:val="22"/>
-          <w:szCs w:val="22"/>
-        </w:rPr>
-        <w:t xml:space="preserve">  - </w:t>
-      </w:r>
-      <w:proofErr w:type="spellStart"/>
-      <w:r>
-        <w:rPr>
-          <w:rFonts w:ascii="Arial" w:hAnsi="Arial" w:cs="Arial"/>
-          <w:sz w:val="22"/>
-          <w:szCs w:val="22"/>
-        </w:rPr>
-        <w:t>libuuid</w:t>
-      </w:r>
-      <w:proofErr w:type="spellEnd"/>
-      <w:r>
-        <w:rPr>
-          <w:rFonts w:ascii="Arial" w:hAnsi="Arial" w:cs="Arial"/>
-          <w:sz w:val="22"/>
-          <w:szCs w:val="22"/>
-        </w:rPr>
-        <w:t>=2.38.1=h0b41bf4_0</w:t>
-      </w:r>
-    </w:p>
-    <w:p>
-      <w:pPr>
-        <w:pStyle w:val="ListParagraph"/>
-        <w:ind w:left="360"/>
-        <w:rPr>
-          <w:rFonts w:ascii="Arial" w:hAnsi="Arial" w:cs="Arial"/>
-          <w:sz w:val="22"/>
-          <w:szCs w:val="22"/>
-        </w:rPr>
-      </w:pPr>
-      <w:r>
-        <w:rPr>
-          <w:rFonts w:ascii="Arial" w:hAnsi="Arial" w:cs="Arial"/>
-          <w:sz w:val="22"/>
-          <w:szCs w:val="22"/>
-        </w:rPr>
-        <w:t xml:space="preserve">  - </w:t>
-      </w:r>
-      <w:proofErr w:type="spellStart"/>
-      <w:r>
-        <w:rPr>
-          <w:rFonts w:ascii="Arial" w:hAnsi="Arial" w:cs="Arial"/>
-          <w:sz w:val="22"/>
-          <w:szCs w:val="22"/>
-        </w:rPr>
-        <w:t>libvorbis</w:t>
-      </w:r>
-      <w:proofErr w:type="spellEnd"/>
-      <w:r>
-        <w:rPr>
-          <w:rFonts w:ascii="Arial" w:hAnsi="Arial" w:cs="Arial"/>
-          <w:sz w:val="22"/>
-          <w:szCs w:val="22"/>
-        </w:rPr>
-        <w:t>=1.3.7=h9c3ff4c_0</w:t>
-      </w:r>
-    </w:p>
-    <w:p>
-      <w:pPr>
-        <w:pStyle w:val="ListParagraph"/>
-        <w:ind w:left="360"/>
-        <w:rPr>
-          <w:rFonts w:ascii="Arial" w:hAnsi="Arial" w:cs="Arial"/>
-          <w:sz w:val="22"/>
-          <w:szCs w:val="22"/>
-        </w:rPr>
-      </w:pPr>
-      <w:r>
-        <w:rPr>
-          <w:rFonts w:ascii="Arial" w:hAnsi="Arial" w:cs="Arial"/>
-          <w:sz w:val="22"/>
-          <w:szCs w:val="22"/>
-        </w:rPr>
-        <w:t xml:space="preserve">  - </w:t>
-      </w:r>
-      <w:proofErr w:type="spellStart"/>
-      <w:r>
-        <w:rPr>
-          <w:rFonts w:ascii="Arial" w:hAnsi="Arial" w:cs="Arial"/>
-          <w:sz w:val="22"/>
-          <w:szCs w:val="22"/>
-        </w:rPr>
-        <w:t>libwebp</w:t>
-      </w:r>
-      <w:proofErr w:type="spellEnd"/>
-      <w:r>
-        <w:rPr>
-          <w:rFonts w:ascii="Arial" w:hAnsi="Arial" w:cs="Arial"/>
-          <w:sz w:val="22"/>
-          <w:szCs w:val="22"/>
-        </w:rPr>
-        <w:t>-base=1.3.2=hd590300_0</w:t>
-      </w:r>
-    </w:p>
-    <w:p>
-      <w:pPr>
-        <w:pStyle w:val="ListParagraph"/>
-        <w:ind w:left="360"/>
-        <w:rPr>
-          <w:rFonts w:ascii="Arial" w:hAnsi="Arial" w:cs="Arial"/>
-          <w:sz w:val="22"/>
-          <w:szCs w:val="22"/>
-        </w:rPr>
-      </w:pPr>
-      <w:r>
-        <w:rPr>
-          <w:rFonts w:ascii="Arial" w:hAnsi="Arial" w:cs="Arial"/>
-          <w:sz w:val="22"/>
-          <w:szCs w:val="22"/>
-        </w:rPr>
-        <w:t xml:space="preserve">  - </w:t>
-      </w:r>
-      <w:proofErr w:type="spellStart"/>
-      <w:r>
-        <w:rPr>
-          <w:rFonts w:ascii="Arial" w:hAnsi="Arial" w:cs="Arial"/>
-          <w:sz w:val="22"/>
-          <w:szCs w:val="22"/>
-        </w:rPr>
-        <w:t>libxcb</w:t>
-      </w:r>
-      <w:proofErr w:type="spellEnd"/>
-      <w:r>
-        <w:rPr>
-          <w:rFonts w:ascii="Arial" w:hAnsi="Arial" w:cs="Arial"/>
-          <w:sz w:val="22"/>
-          <w:szCs w:val="22"/>
-        </w:rPr>
-        <w:t>=1.15=h0b41bf4_0</w:t>
-      </w:r>
-    </w:p>
-    <w:p>
-      <w:pPr>
-        <w:pStyle w:val="ListParagraph"/>
-        <w:ind w:left="360"/>
-        <w:rPr>
-          <w:rFonts w:ascii="Arial" w:hAnsi="Arial" w:cs="Arial"/>
-          <w:sz w:val="22"/>
-          <w:szCs w:val="22"/>
-        </w:rPr>
-      </w:pPr>
-      <w:r>
-        <w:rPr>
-          <w:rFonts w:ascii="Arial" w:hAnsi="Arial" w:cs="Arial"/>
-          <w:sz w:val="22"/>
-          <w:szCs w:val="22"/>
-        </w:rPr>
-        <w:t xml:space="preserve">  - </w:t>
-      </w:r>
-      <w:proofErr w:type="spellStart"/>
-      <w:r>
-        <w:rPr>
-          <w:rFonts w:ascii="Arial" w:hAnsi="Arial" w:cs="Arial"/>
-          <w:sz w:val="22"/>
-          <w:szCs w:val="22"/>
-        </w:rPr>
-        <w:t>libxkbcommon</w:t>
-      </w:r>
-      <w:proofErr w:type="spellEnd"/>
-      <w:r>
-        <w:rPr>
-          <w:rFonts w:ascii="Arial" w:hAnsi="Arial" w:cs="Arial"/>
-          <w:sz w:val="22"/>
-          <w:szCs w:val="22"/>
-        </w:rPr>
-        <w:t>=1.6.0=h5d7e998_0</w:t>
-      </w:r>
-    </w:p>
-    <w:p>
-      <w:pPr>
-        <w:pStyle w:val="ListParagraph"/>
-        <w:ind w:left="360"/>
-        <w:rPr>
-          <w:rFonts w:ascii="Arial" w:hAnsi="Arial" w:cs="Arial"/>
-          <w:sz w:val="22"/>
-          <w:szCs w:val="22"/>
-        </w:rPr>
-      </w:pPr>
-      <w:r>
-        <w:rPr>
-          <w:rFonts w:ascii="Arial" w:hAnsi="Arial" w:cs="Arial"/>
-          <w:sz w:val="22"/>
-          <w:szCs w:val="22"/>
-        </w:rPr>
-        <w:t xml:space="preserve">  - libxml2=2.11.5=h0d562d8_0</w:t>
-      </w:r>
-    </w:p>
-    <w:p>
-      <w:pPr>
-        <w:pStyle w:val="ListParagraph"/>
-        <w:ind w:left="360"/>
-        <w:rPr>
-          <w:rFonts w:ascii="Arial" w:hAnsi="Arial" w:cs="Arial"/>
-          <w:sz w:val="22"/>
-          <w:szCs w:val="22"/>
-        </w:rPr>
-      </w:pPr>
-      <w:r>
-        <w:rPr>
-          <w:rFonts w:ascii="Arial" w:hAnsi="Arial" w:cs="Arial"/>
-          <w:sz w:val="22"/>
-          <w:szCs w:val="22"/>
-        </w:rPr>
-        <w:t xml:space="preserve">  - </w:t>
-      </w:r>
-      <w:proofErr w:type="spellStart"/>
-      <w:r>
-        <w:rPr>
-          <w:rFonts w:ascii="Arial" w:hAnsi="Arial" w:cs="Arial"/>
-          <w:sz w:val="22"/>
-          <w:szCs w:val="22"/>
-        </w:rPr>
-        <w:t>libzip</w:t>
-      </w:r>
-      <w:proofErr w:type="spellEnd"/>
-      <w:r>
-        <w:rPr>
-          <w:rFonts w:ascii="Arial" w:hAnsi="Arial" w:cs="Arial"/>
-          <w:sz w:val="22"/>
-          <w:szCs w:val="22"/>
-        </w:rPr>
-        <w:t>=1.10.1=h2629f0a_3</w:t>
-      </w:r>
-    </w:p>
-    <w:p>
-      <w:pPr>
-        <w:pStyle w:val="ListParagraph"/>
-        <w:ind w:left="360"/>
-        <w:rPr>
-          <w:rFonts w:ascii="Arial" w:hAnsi="Arial" w:cs="Arial"/>
-          <w:sz w:val="22"/>
-          <w:szCs w:val="22"/>
-        </w:rPr>
-      </w:pPr>
-      <w:r>
-        <w:rPr>
-          <w:rFonts w:ascii="Arial" w:hAnsi="Arial" w:cs="Arial"/>
-          <w:sz w:val="22"/>
-          <w:szCs w:val="22"/>
-        </w:rPr>
-        <w:t xml:space="preserve">  - </w:t>
-      </w:r>
-      <w:proofErr w:type="spellStart"/>
-      <w:r>
-        <w:rPr>
-          <w:rFonts w:ascii="Arial" w:hAnsi="Arial" w:cs="Arial"/>
-          <w:sz w:val="22"/>
-          <w:szCs w:val="22"/>
-        </w:rPr>
-        <w:t>libzlib</w:t>
-      </w:r>
-      <w:proofErr w:type="spellEnd"/>
-      <w:r>
-        <w:rPr>
-          <w:rFonts w:ascii="Arial" w:hAnsi="Arial" w:cs="Arial"/>
-          <w:sz w:val="22"/>
-          <w:szCs w:val="22"/>
-        </w:rPr>
-        <w:t>=1.2.13=hd590300_5</w:t>
-      </w:r>
-    </w:p>
-    <w:p>
-      <w:pPr>
-        <w:pStyle w:val="ListParagraph"/>
-        <w:ind w:left="360"/>
-        <w:rPr>
-          <w:rFonts w:ascii="Arial" w:hAnsi="Arial" w:cs="Arial"/>
-          <w:sz w:val="22"/>
-          <w:szCs w:val="22"/>
-        </w:rPr>
-      </w:pPr>
-      <w:r>
-        <w:rPr>
-          <w:rFonts w:ascii="Arial" w:hAnsi="Arial" w:cs="Arial"/>
-          <w:sz w:val="22"/>
-          <w:szCs w:val="22"/>
-        </w:rPr>
-        <w:t xml:space="preserve">  - locket=1.0.0=pyhd8ed1ab_0</w:t>
-      </w:r>
-    </w:p>
-    <w:p>
-      <w:pPr>
-        <w:pStyle w:val="ListParagraph"/>
-        <w:ind w:left="360"/>
-        <w:rPr>
-          <w:rFonts w:ascii="Arial" w:hAnsi="Arial" w:cs="Arial"/>
-          <w:sz w:val="22"/>
-          <w:szCs w:val="22"/>
-        </w:rPr>
-      </w:pPr>
-      <w:r>
-        <w:rPr>
-          <w:rFonts w:ascii="Arial" w:hAnsi="Arial" w:cs="Arial"/>
-          <w:sz w:val="22"/>
-          <w:szCs w:val="22"/>
-        </w:rPr>
-        <w:t xml:space="preserve">  - lz4=4.3.3=py310h350c4a5_0</w:t>
-      </w:r>
-    </w:p>
-    <w:p>
-      <w:pPr>
-        <w:pStyle w:val="ListParagraph"/>
-        <w:ind w:left="360"/>
-        <w:rPr>
-          <w:rFonts w:ascii="Arial" w:hAnsi="Arial" w:cs="Arial"/>
-          <w:sz w:val="22"/>
-          <w:szCs w:val="22"/>
-        </w:rPr>
-      </w:pPr>
-      <w:r>
-        <w:rPr>
-          <w:rFonts w:ascii="Arial" w:hAnsi="Arial" w:cs="Arial"/>
-          <w:sz w:val="22"/>
-          <w:szCs w:val="22"/>
-        </w:rPr>
-        <w:t xml:space="preserve">  - lz4-c=1.9.4=hcb278e6_0</w:t>
-      </w:r>
-    </w:p>
-    <w:p>
-      <w:pPr>
-        <w:pStyle w:val="ListParagraph"/>
-        <w:ind w:left="360"/>
-        <w:rPr>
-          <w:rFonts w:ascii="Arial" w:hAnsi="Arial" w:cs="Arial"/>
-          <w:sz w:val="22"/>
-          <w:szCs w:val="22"/>
-        </w:rPr>
-      </w:pPr>
-      <w:r>
-        <w:rPr>
-          <w:rFonts w:ascii="Arial" w:hAnsi="Arial" w:cs="Arial"/>
-          <w:sz w:val="22"/>
-          <w:szCs w:val="22"/>
-        </w:rPr>
-        <w:t xml:space="preserve">  - </w:t>
-      </w:r>
-      <w:proofErr w:type="spellStart"/>
-      <w:r>
-        <w:rPr>
-          <w:rFonts w:ascii="Arial" w:hAnsi="Arial" w:cs="Arial"/>
-          <w:sz w:val="22"/>
-          <w:szCs w:val="22"/>
-        </w:rPr>
-        <w:t>lzo</w:t>
-      </w:r>
-      <w:proofErr w:type="spellEnd"/>
-      <w:r>
-        <w:rPr>
-          <w:rFonts w:ascii="Arial" w:hAnsi="Arial" w:cs="Arial"/>
-          <w:sz w:val="22"/>
-          <w:szCs w:val="22"/>
-        </w:rPr>
-        <w:t>=2.10=h516909a_1000</w:t>
-      </w:r>
-    </w:p>
-    <w:p>
-      <w:pPr>
-        <w:pStyle w:val="ListParagraph"/>
-        <w:ind w:left="360"/>
-        <w:rPr>
-          <w:rFonts w:ascii="Arial" w:hAnsi="Arial" w:cs="Arial"/>
-          <w:sz w:val="22"/>
-          <w:szCs w:val="22"/>
-        </w:rPr>
-      </w:pPr>
-      <w:r>
-        <w:rPr>
-          <w:rFonts w:ascii="Arial" w:hAnsi="Arial" w:cs="Arial"/>
-          <w:sz w:val="22"/>
-          <w:szCs w:val="22"/>
-        </w:rPr>
-        <w:t xml:space="preserve">  - </w:t>
-      </w:r>
-      <w:proofErr w:type="spellStart"/>
-      <w:r>
-        <w:rPr>
-          <w:rFonts w:ascii="Arial" w:hAnsi="Arial" w:cs="Arial"/>
-          <w:sz w:val="22"/>
-          <w:szCs w:val="22"/>
-        </w:rPr>
-        <w:t>mapclassify</w:t>
-      </w:r>
-      <w:proofErr w:type="spellEnd"/>
-      <w:r>
-        <w:rPr>
-          <w:rFonts w:ascii="Arial" w:hAnsi="Arial" w:cs="Arial"/>
-          <w:sz w:val="22"/>
-          <w:szCs w:val="22"/>
-        </w:rPr>
-        <w:t>=2.6.1=pyhd8ed1ab_0</w:t>
-      </w:r>
-    </w:p>
-    <w:p>
-      <w:pPr>
-        <w:pStyle w:val="ListParagraph"/>
-        <w:ind w:left="360"/>
-        <w:rPr>
-          <w:rFonts w:ascii="Arial" w:hAnsi="Arial" w:cs="Arial"/>
-          <w:sz w:val="22"/>
-          <w:szCs w:val="22"/>
-        </w:rPr>
-      </w:pPr>
-      <w:r>
-        <w:rPr>
-          <w:rFonts w:ascii="Arial" w:hAnsi="Arial" w:cs="Arial"/>
-          <w:sz w:val="22"/>
-          <w:szCs w:val="22"/>
-        </w:rPr>
-        <w:t xml:space="preserve">  - </w:t>
-      </w:r>
-      <w:proofErr w:type="spellStart"/>
-      <w:r>
-        <w:rPr>
-          <w:rFonts w:ascii="Arial" w:hAnsi="Arial" w:cs="Arial"/>
-          <w:sz w:val="22"/>
-          <w:szCs w:val="22"/>
-        </w:rPr>
-        <w:t>markupsafe</w:t>
-      </w:r>
-      <w:proofErr w:type="spellEnd"/>
-      <w:r>
-        <w:rPr>
-          <w:rFonts w:ascii="Arial" w:hAnsi="Arial" w:cs="Arial"/>
-          <w:sz w:val="22"/>
-          <w:szCs w:val="22"/>
-        </w:rPr>
-        <w:t>=2.1.3=py310h2372a71_1</w:t>
-      </w:r>
-    </w:p>
-    <w:p>
-      <w:pPr>
-        <w:pStyle w:val="ListParagraph"/>
-        <w:ind w:left="360"/>
-        <w:rPr>
-          <w:rFonts w:ascii="Arial" w:hAnsi="Arial" w:cs="Arial"/>
-          <w:sz w:val="22"/>
-          <w:szCs w:val="22"/>
-        </w:rPr>
-      </w:pPr>
-      <w:r>
-        <w:rPr>
-          <w:rFonts w:ascii="Arial" w:hAnsi="Arial" w:cs="Arial"/>
-          <w:sz w:val="22"/>
-          <w:szCs w:val="22"/>
-        </w:rPr>
-        <w:t xml:space="preserve">  - matplotlib=3.5.2=py310hff52083_1</w:t>
-      </w:r>
-    </w:p>
-    <w:p>
-      <w:pPr>
-        <w:pStyle w:val="ListParagraph"/>
-        <w:ind w:left="360"/>
-        <w:rPr>
-          <w:rFonts w:ascii="Arial" w:hAnsi="Arial" w:cs="Arial"/>
-          <w:sz w:val="22"/>
-          <w:szCs w:val="22"/>
-        </w:rPr>
-      </w:pPr>
-      <w:r>
-        <w:rPr>
-          <w:rFonts w:ascii="Arial" w:hAnsi="Arial" w:cs="Arial"/>
-          <w:sz w:val="22"/>
-          <w:szCs w:val="22"/>
-        </w:rPr>
-        <w:t xml:space="preserve">  - matplotlib-base=3.5.2=py310h5701ce4_1</w:t>
-      </w:r>
-    </w:p>
-    <w:p>
-      <w:pPr>
-        <w:pStyle w:val="ListParagraph"/>
-        <w:ind w:left="360"/>
-        <w:rPr>
-          <w:rFonts w:ascii="Arial" w:hAnsi="Arial" w:cs="Arial"/>
-          <w:sz w:val="22"/>
-          <w:szCs w:val="22"/>
-        </w:rPr>
-      </w:pPr>
-      <w:r>
-        <w:rPr>
-          <w:rFonts w:ascii="Arial" w:hAnsi="Arial" w:cs="Arial"/>
-          <w:sz w:val="22"/>
-          <w:szCs w:val="22"/>
-        </w:rPr>
-        <w:t xml:space="preserve">  - mpg123=1.32.3=h59595ed_0</w:t>
-      </w:r>
-    </w:p>
-    <w:p>
-      <w:pPr>
-        <w:pStyle w:val="ListParagraph"/>
-        <w:ind w:left="360"/>
-        <w:rPr>
-          <w:rFonts w:ascii="Arial" w:hAnsi="Arial" w:cs="Arial"/>
-          <w:sz w:val="22"/>
-          <w:szCs w:val="22"/>
-        </w:rPr>
-      </w:pPr>
-      <w:r>
-        <w:rPr>
-          <w:rFonts w:ascii="Arial" w:hAnsi="Arial" w:cs="Arial"/>
-          <w:sz w:val="22"/>
-          <w:szCs w:val="22"/>
-        </w:rPr>
-        <w:t xml:space="preserve">  - </w:t>
-      </w:r>
-      <w:proofErr w:type="spellStart"/>
-      <w:r>
-        <w:rPr>
-          <w:rFonts w:ascii="Arial" w:hAnsi="Arial" w:cs="Arial"/>
-          <w:sz w:val="22"/>
-          <w:szCs w:val="22"/>
-        </w:rPr>
-        <w:t>msgpack</w:t>
-      </w:r>
-      <w:proofErr w:type="spellEnd"/>
-      <w:r>
-        <w:rPr>
-          <w:rFonts w:ascii="Arial" w:hAnsi="Arial" w:cs="Arial"/>
-          <w:sz w:val="22"/>
-          <w:szCs w:val="22"/>
-        </w:rPr>
-        <w:t>-python=1.0.7=py310hd41b1e2_0</w:t>
-      </w:r>
-    </w:p>
-    <w:p>
-      <w:pPr>
-        <w:pStyle w:val="ListParagraph"/>
-        <w:ind w:left="360"/>
-        <w:rPr>
-          <w:rFonts w:ascii="Arial" w:hAnsi="Arial" w:cs="Arial"/>
-          <w:sz w:val="22"/>
-          <w:szCs w:val="22"/>
-        </w:rPr>
-      </w:pPr>
-      <w:r>
-        <w:rPr>
-          <w:rFonts w:ascii="Arial" w:hAnsi="Arial" w:cs="Arial"/>
-          <w:sz w:val="22"/>
-          <w:szCs w:val="22"/>
-        </w:rPr>
-        <w:t xml:space="preserve">  - munch=4.0.0=pyhd8ed1ab_0</w:t>
-      </w:r>
-    </w:p>
-    <w:p>
-      <w:pPr>
-        <w:pStyle w:val="ListParagraph"/>
-        <w:ind w:left="360"/>
-        <w:rPr>
-          <w:rFonts w:ascii="Arial" w:hAnsi="Arial" w:cs="Arial"/>
-          <w:sz w:val="22"/>
-          <w:szCs w:val="22"/>
-        </w:rPr>
-      </w:pPr>
-      <w:r>
-        <w:rPr>
-          <w:rFonts w:ascii="Arial" w:hAnsi="Arial" w:cs="Arial"/>
-          <w:sz w:val="22"/>
-          <w:szCs w:val="22"/>
-        </w:rPr>
-        <w:t xml:space="preserve">  - </w:t>
-      </w:r>
-      <w:proofErr w:type="spellStart"/>
-      <w:r>
-        <w:rPr>
-          <w:rFonts w:ascii="Arial" w:hAnsi="Arial" w:cs="Arial"/>
-          <w:sz w:val="22"/>
-          <w:szCs w:val="22"/>
-        </w:rPr>
-        <w:t>munkres</w:t>
-      </w:r>
-      <w:proofErr w:type="spellEnd"/>
-      <w:r>
-        <w:rPr>
-          <w:rFonts w:ascii="Arial" w:hAnsi="Arial" w:cs="Arial"/>
-          <w:sz w:val="22"/>
-          <w:szCs w:val="22"/>
-        </w:rPr>
-        <w:t>=1.1.4=pyh9f0ad1d_0</w:t>
-      </w:r>
-    </w:p>
-    <w:p>
-      <w:pPr>
-        <w:pStyle w:val="ListParagraph"/>
-        <w:ind w:left="360"/>
-        <w:rPr>
-          <w:rFonts w:ascii="Arial" w:hAnsi="Arial" w:cs="Arial"/>
-          <w:sz w:val="22"/>
-          <w:szCs w:val="22"/>
-        </w:rPr>
-      </w:pPr>
-      <w:r>
-        <w:rPr>
-          <w:rFonts w:ascii="Arial" w:hAnsi="Arial" w:cs="Arial"/>
-          <w:sz w:val="22"/>
-          <w:szCs w:val="22"/>
-        </w:rPr>
-        <w:t xml:space="preserve">  - </w:t>
-      </w:r>
-      <w:proofErr w:type="spellStart"/>
-      <w:r>
-        <w:rPr>
-          <w:rFonts w:ascii="Arial" w:hAnsi="Arial" w:cs="Arial"/>
-          <w:sz w:val="22"/>
-          <w:szCs w:val="22"/>
-        </w:rPr>
-        <w:t>mysql</w:t>
-      </w:r>
-      <w:proofErr w:type="spellEnd"/>
-      <w:r>
-        <w:rPr>
-          <w:rFonts w:ascii="Arial" w:hAnsi="Arial" w:cs="Arial"/>
-          <w:sz w:val="22"/>
-          <w:szCs w:val="22"/>
-        </w:rPr>
-        <w:t>-common=8.0.33=hf1915f5_6</w:t>
-      </w:r>
-    </w:p>
-    <w:p>
-      <w:pPr>
-        <w:pStyle w:val="ListParagraph"/>
-        <w:ind w:left="360"/>
-        <w:rPr>
-          <w:rFonts w:ascii="Arial" w:hAnsi="Arial" w:cs="Arial"/>
-          <w:sz w:val="22"/>
-          <w:szCs w:val="22"/>
-        </w:rPr>
-      </w:pPr>
-      <w:r>
-        <w:rPr>
-          <w:rFonts w:ascii="Arial" w:hAnsi="Arial" w:cs="Arial"/>
-          <w:sz w:val="22"/>
-          <w:szCs w:val="22"/>
-        </w:rPr>
-        <w:t xml:space="preserve">  - </w:t>
-      </w:r>
-      <w:proofErr w:type="spellStart"/>
-      <w:r>
-        <w:rPr>
-          <w:rFonts w:ascii="Arial" w:hAnsi="Arial" w:cs="Arial"/>
-          <w:sz w:val="22"/>
-          <w:szCs w:val="22"/>
-        </w:rPr>
-        <w:t>mysql</w:t>
-      </w:r>
-      <w:proofErr w:type="spellEnd"/>
-      <w:r>
-        <w:rPr>
-          <w:rFonts w:ascii="Arial" w:hAnsi="Arial" w:cs="Arial"/>
-          <w:sz w:val="22"/>
-          <w:szCs w:val="22"/>
-        </w:rPr>
-        <w:t>-libs=8.0.33=hca2cd23_6</w:t>
-      </w:r>
-    </w:p>
-    <w:p>
-      <w:pPr>
-        <w:pStyle w:val="ListParagraph"/>
-        <w:ind w:left="360"/>
-        <w:rPr>
-          <w:rFonts w:ascii="Arial" w:hAnsi="Arial" w:cs="Arial"/>
-          <w:sz w:val="22"/>
-          <w:szCs w:val="22"/>
-        </w:rPr>
-      </w:pPr>
-      <w:r>
-        <w:rPr>
-          <w:rFonts w:ascii="Arial" w:hAnsi="Arial" w:cs="Arial"/>
-          <w:sz w:val="22"/>
-          <w:szCs w:val="22"/>
-        </w:rPr>
-        <w:t xml:space="preserve">  - </w:t>
-      </w:r>
-      <w:proofErr w:type="spellStart"/>
-      <w:r>
-        <w:rPr>
-          <w:rFonts w:ascii="Arial" w:hAnsi="Arial" w:cs="Arial"/>
-          <w:sz w:val="22"/>
-          <w:szCs w:val="22"/>
-        </w:rPr>
-        <w:t>ncurses</w:t>
-      </w:r>
-      <w:proofErr w:type="spellEnd"/>
-      <w:r>
-        <w:rPr>
-          <w:rFonts w:ascii="Arial" w:hAnsi="Arial" w:cs="Arial"/>
-          <w:sz w:val="22"/>
-          <w:szCs w:val="22"/>
-        </w:rPr>
-        <w:t>=6.4=h59595ed_2</w:t>
-      </w:r>
-    </w:p>
-    <w:p>
-      <w:pPr>
-        <w:pStyle w:val="ListParagraph"/>
-        <w:ind w:left="360"/>
-        <w:rPr>
-          <w:rFonts w:ascii="Arial" w:hAnsi="Arial" w:cs="Arial"/>
-          <w:sz w:val="22"/>
-          <w:szCs w:val="22"/>
-        </w:rPr>
-      </w:pPr>
-      <w:r>
-        <w:rPr>
-          <w:rFonts w:ascii="Arial" w:hAnsi="Arial" w:cs="Arial"/>
-          <w:sz w:val="22"/>
-          <w:szCs w:val="22"/>
-        </w:rPr>
-        <w:t xml:space="preserve">  - netcdf4=1.6.4=nompi_py310hde23a83_100</w:t>
-      </w:r>
-    </w:p>
-    <w:p>
-      <w:pPr>
-        <w:pStyle w:val="ListParagraph"/>
-        <w:ind w:left="360"/>
-        <w:rPr>
-          <w:rFonts w:ascii="Arial" w:hAnsi="Arial" w:cs="Arial"/>
-          <w:sz w:val="22"/>
-          <w:szCs w:val="22"/>
-        </w:rPr>
-      </w:pPr>
-      <w:r>
-        <w:rPr>
-          <w:rFonts w:ascii="Arial" w:hAnsi="Arial" w:cs="Arial"/>
-          <w:sz w:val="22"/>
-          <w:szCs w:val="22"/>
-        </w:rPr>
-        <w:t xml:space="preserve">  - </w:t>
-      </w:r>
-      <w:proofErr w:type="spellStart"/>
-      <w:r>
-        <w:rPr>
-          <w:rFonts w:ascii="Arial" w:hAnsi="Arial" w:cs="Arial"/>
-          <w:sz w:val="22"/>
-          <w:szCs w:val="22"/>
-        </w:rPr>
-        <w:t>networkx</w:t>
-      </w:r>
-      <w:proofErr w:type="spellEnd"/>
-      <w:r>
-        <w:rPr>
-          <w:rFonts w:ascii="Arial" w:hAnsi="Arial" w:cs="Arial"/>
-          <w:sz w:val="22"/>
-          <w:szCs w:val="22"/>
-        </w:rPr>
-        <w:t>=3.2.1=pyhd8ed1ab_0</w:t>
-      </w:r>
-    </w:p>
-    <w:p>
-      <w:pPr>
-        <w:pStyle w:val="ListParagraph"/>
-        <w:ind w:left="360"/>
-        <w:rPr>
-          <w:rFonts w:ascii="Arial" w:hAnsi="Arial" w:cs="Arial"/>
-          <w:sz w:val="22"/>
-          <w:szCs w:val="22"/>
-        </w:rPr>
-      </w:pPr>
-      <w:r>
-        <w:rPr>
-          <w:rFonts w:ascii="Arial" w:hAnsi="Arial" w:cs="Arial"/>
-          <w:sz w:val="22"/>
-          <w:szCs w:val="22"/>
-        </w:rPr>
-        <w:t xml:space="preserve">  - </w:t>
-      </w:r>
-      <w:proofErr w:type="spellStart"/>
-      <w:r>
-        <w:rPr>
-          <w:rFonts w:ascii="Arial" w:hAnsi="Arial" w:cs="Arial"/>
-          <w:sz w:val="22"/>
-          <w:szCs w:val="22"/>
-        </w:rPr>
-        <w:t>nspr</w:t>
-      </w:r>
-      <w:proofErr w:type="spellEnd"/>
-      <w:r>
-        <w:rPr>
-          <w:rFonts w:ascii="Arial" w:hAnsi="Arial" w:cs="Arial"/>
-          <w:sz w:val="22"/>
-          <w:szCs w:val="22"/>
-        </w:rPr>
-        <w:t>=4.35=h27087fc_0</w:t>
-      </w:r>
-    </w:p>
-    <w:p>
-      <w:pPr>
-        <w:pStyle w:val="ListParagraph"/>
-        <w:ind w:left="360"/>
-        <w:rPr>
-          <w:rFonts w:ascii="Arial" w:hAnsi="Arial" w:cs="Arial"/>
-          <w:sz w:val="22"/>
-          <w:szCs w:val="22"/>
-        </w:rPr>
-      </w:pPr>
-      <w:r>
-        <w:rPr>
-          <w:rFonts w:ascii="Arial" w:hAnsi="Arial" w:cs="Arial"/>
-          <w:sz w:val="22"/>
-          <w:szCs w:val="22"/>
-        </w:rPr>
-        <w:t xml:space="preserve">  - </w:t>
-      </w:r>
-      <w:proofErr w:type="spellStart"/>
-      <w:r>
-        <w:rPr>
-          <w:rFonts w:ascii="Arial" w:hAnsi="Arial" w:cs="Arial"/>
-          <w:sz w:val="22"/>
-          <w:szCs w:val="22"/>
-        </w:rPr>
-        <w:t>nss</w:t>
-      </w:r>
-      <w:proofErr w:type="spellEnd"/>
-      <w:r>
-        <w:rPr>
-          <w:rFonts w:ascii="Arial" w:hAnsi="Arial" w:cs="Arial"/>
-          <w:sz w:val="22"/>
-          <w:szCs w:val="22"/>
-        </w:rPr>
-        <w:t>=3.96=h1d7d5a4_0</w:t>
-      </w:r>
-    </w:p>
-    <w:p>
-      <w:pPr>
-        <w:pStyle w:val="ListParagraph"/>
-        <w:ind w:left="360"/>
-        <w:rPr>
-          <w:rFonts w:ascii="Arial" w:hAnsi="Arial" w:cs="Arial"/>
-          <w:sz w:val="22"/>
-          <w:szCs w:val="22"/>
-        </w:rPr>
-      </w:pPr>
-      <w:r>
-        <w:rPr>
-          <w:rFonts w:ascii="Arial" w:hAnsi="Arial" w:cs="Arial"/>
-          <w:sz w:val="22"/>
-          <w:szCs w:val="22"/>
-        </w:rPr>
-        <w:t xml:space="preserve">  - </w:t>
-      </w:r>
-      <w:proofErr w:type="spellStart"/>
-      <w:r>
-        <w:rPr>
-          <w:rFonts w:ascii="Arial" w:hAnsi="Arial" w:cs="Arial"/>
-          <w:sz w:val="22"/>
-          <w:szCs w:val="22"/>
-        </w:rPr>
-        <w:t>numpy</w:t>
-      </w:r>
-      <w:proofErr w:type="spellEnd"/>
-      <w:r>
-        <w:rPr>
-          <w:rFonts w:ascii="Arial" w:hAnsi="Arial" w:cs="Arial"/>
-          <w:sz w:val="22"/>
-          <w:szCs w:val="22"/>
-        </w:rPr>
-        <w:t>=1.26.3=py310hb13e2d6_0</w:t>
-      </w:r>
-    </w:p>
-    <w:p>
-      <w:pPr>
-        <w:pStyle w:val="ListParagraph"/>
-        <w:ind w:left="360"/>
-        <w:rPr>
-          <w:rFonts w:ascii="Arial" w:hAnsi="Arial" w:cs="Arial"/>
-          <w:sz w:val="22"/>
-          <w:szCs w:val="22"/>
-        </w:rPr>
-      </w:pPr>
-      <w:r>
-        <w:rPr>
-          <w:rFonts w:ascii="Arial" w:hAnsi="Arial" w:cs="Arial"/>
-          <w:sz w:val="22"/>
-          <w:szCs w:val="22"/>
-        </w:rPr>
-        <w:t xml:space="preserve">  - </w:t>
-      </w:r>
-      <w:proofErr w:type="spellStart"/>
-      <w:r>
-        <w:rPr>
-          <w:rFonts w:ascii="Arial" w:hAnsi="Arial" w:cs="Arial"/>
-          <w:sz w:val="22"/>
-          <w:szCs w:val="22"/>
-        </w:rPr>
-        <w:t>openjpeg</w:t>
-      </w:r>
-      <w:proofErr w:type="spellEnd"/>
-      <w:r>
-        <w:rPr>
-          <w:rFonts w:ascii="Arial" w:hAnsi="Arial" w:cs="Arial"/>
-          <w:sz w:val="22"/>
-          <w:szCs w:val="22"/>
-        </w:rPr>
-        <w:t>=2.5.0=hfec8fc6_2</w:t>
-      </w:r>
-    </w:p>
-    <w:p>
-      <w:pPr>
-        <w:pStyle w:val="ListParagraph"/>
-        <w:ind w:left="360"/>
-        <w:rPr>
-          <w:rFonts w:ascii="Arial" w:hAnsi="Arial" w:cs="Arial"/>
-          <w:sz w:val="22"/>
-          <w:szCs w:val="22"/>
-        </w:rPr>
-      </w:pPr>
-      <w:r>
-        <w:rPr>
-          <w:rFonts w:ascii="Arial" w:hAnsi="Arial" w:cs="Arial"/>
-          <w:sz w:val="22"/>
-          <w:szCs w:val="22"/>
-        </w:rPr>
-        <w:t xml:space="preserve">  - </w:t>
-      </w:r>
-      <w:proofErr w:type="spellStart"/>
-      <w:r>
-        <w:rPr>
-          <w:rFonts w:ascii="Arial" w:hAnsi="Arial" w:cs="Arial"/>
-          <w:sz w:val="22"/>
-          <w:szCs w:val="22"/>
-        </w:rPr>
-        <w:t>openssl</w:t>
-      </w:r>
-      <w:proofErr w:type="spellEnd"/>
-      <w:r>
-        <w:rPr>
-          <w:rFonts w:ascii="Arial" w:hAnsi="Arial" w:cs="Arial"/>
-          <w:sz w:val="22"/>
-          <w:szCs w:val="22"/>
-        </w:rPr>
-        <w:t>=3.1.4=hd590300_0</w:t>
-      </w:r>
-    </w:p>
-    <w:p>
-      <w:pPr>
-        <w:pStyle w:val="ListParagraph"/>
-        <w:ind w:left="360"/>
-        <w:rPr>
-          <w:rFonts w:ascii="Arial" w:hAnsi="Arial" w:cs="Arial"/>
-          <w:sz w:val="22"/>
-          <w:szCs w:val="22"/>
-        </w:rPr>
-      </w:pPr>
-      <w:r>
-        <w:rPr>
-          <w:rFonts w:ascii="Arial" w:hAnsi="Arial" w:cs="Arial"/>
-          <w:sz w:val="22"/>
-          <w:szCs w:val="22"/>
-        </w:rPr>
-        <w:t xml:space="preserve">  - orc=1.7.4=hb3bc3d3_1</w:t>
-      </w:r>
-    </w:p>
-    <w:p>
-      <w:pPr>
-        <w:pStyle w:val="ListParagraph"/>
-        <w:ind w:left="360"/>
-        <w:rPr>
-          <w:rFonts w:ascii="Arial" w:hAnsi="Arial" w:cs="Arial"/>
-          <w:sz w:val="22"/>
-          <w:szCs w:val="22"/>
-        </w:rPr>
-      </w:pPr>
-      <w:r>
-        <w:rPr>
-          <w:rFonts w:ascii="Arial" w:hAnsi="Arial" w:cs="Arial"/>
-          <w:sz w:val="22"/>
-          <w:szCs w:val="22"/>
-        </w:rPr>
-        <w:t xml:space="preserve">  - packaging=23.2=pyhd8ed1ab_0</w:t>
-      </w:r>
-    </w:p>
-    <w:p>
-      <w:pPr>
-        <w:pStyle w:val="ListParagraph"/>
-        <w:ind w:left="360"/>
-        <w:rPr>
-          <w:rFonts w:ascii="Arial" w:hAnsi="Arial" w:cs="Arial"/>
-          <w:sz w:val="22"/>
-          <w:szCs w:val="22"/>
-        </w:rPr>
-      </w:pPr>
-      <w:r>
-        <w:rPr>
-          <w:rFonts w:ascii="Arial" w:hAnsi="Arial" w:cs="Arial"/>
-          <w:sz w:val="22"/>
-          <w:szCs w:val="22"/>
-        </w:rPr>
-        <w:t xml:space="preserve">  - pandas=2.1.4=py310hcc13569_0</w:t>
-      </w:r>
-    </w:p>
-    <w:p>
-      <w:pPr>
-        <w:pStyle w:val="ListParagraph"/>
-        <w:ind w:left="360"/>
-        <w:rPr>
-          <w:rFonts w:ascii="Arial" w:hAnsi="Arial" w:cs="Arial"/>
-          <w:sz w:val="22"/>
-          <w:szCs w:val="22"/>
-        </w:rPr>
-      </w:pPr>
-      <w:r>
-        <w:rPr>
-          <w:rFonts w:ascii="Arial" w:hAnsi="Arial" w:cs="Arial"/>
-          <w:sz w:val="22"/>
-          <w:szCs w:val="22"/>
-        </w:rPr>
-        <w:t xml:space="preserve">  - </w:t>
-      </w:r>
-      <w:proofErr w:type="spellStart"/>
-      <w:r>
-        <w:rPr>
-          <w:rFonts w:ascii="Arial" w:hAnsi="Arial" w:cs="Arial"/>
-          <w:sz w:val="22"/>
-          <w:szCs w:val="22"/>
-        </w:rPr>
-        <w:t>partd</w:t>
-      </w:r>
-      <w:proofErr w:type="spellEnd"/>
-      <w:r>
-        <w:rPr>
-          <w:rFonts w:ascii="Arial" w:hAnsi="Arial" w:cs="Arial"/>
-          <w:sz w:val="22"/>
-          <w:szCs w:val="22"/>
-        </w:rPr>
-        <w:t>=1.4.1=pyhd8ed1ab_0</w:t>
-      </w:r>
-    </w:p>
-    <w:p>
-      <w:pPr>
-        <w:pStyle w:val="ListParagraph"/>
-        <w:ind w:left="360"/>
-        <w:rPr>
-          <w:rFonts w:ascii="Arial" w:hAnsi="Arial" w:cs="Arial"/>
-          <w:sz w:val="22"/>
-          <w:szCs w:val="22"/>
-        </w:rPr>
-      </w:pPr>
-      <w:r>
-        <w:rPr>
-          <w:rFonts w:ascii="Arial" w:hAnsi="Arial" w:cs="Arial"/>
-          <w:sz w:val="22"/>
-          <w:szCs w:val="22"/>
-        </w:rPr>
-        <w:t xml:space="preserve">  - pcre2=10.40=hc3806b6_0</w:t>
-      </w:r>
-    </w:p>
-    <w:p>
-      <w:pPr>
-        <w:pStyle w:val="ListParagraph"/>
-        <w:ind w:left="360"/>
-        <w:rPr>
-          <w:rFonts w:ascii="Arial" w:hAnsi="Arial" w:cs="Arial"/>
-          <w:sz w:val="22"/>
-          <w:szCs w:val="22"/>
-        </w:rPr>
-      </w:pPr>
-      <w:r>
-        <w:rPr>
-          <w:rFonts w:ascii="Arial" w:hAnsi="Arial" w:cs="Arial"/>
-          <w:sz w:val="22"/>
-          <w:szCs w:val="22"/>
-        </w:rPr>
-        <w:t xml:space="preserve">  - pillow=10.0.0=py310h582fbeb_0</w:t>
-      </w:r>
-    </w:p>
-    <w:p>
-      <w:pPr>
-        <w:pStyle w:val="ListParagraph"/>
-        <w:ind w:left="360"/>
-        <w:rPr>
-          <w:rFonts w:ascii="Arial" w:hAnsi="Arial" w:cs="Arial"/>
-          <w:sz w:val="22"/>
-          <w:szCs w:val="22"/>
-        </w:rPr>
-      </w:pPr>
-      <w:r>
-        <w:rPr>
-          <w:rFonts w:ascii="Arial" w:hAnsi="Arial" w:cs="Arial"/>
-          <w:sz w:val="22"/>
-          <w:szCs w:val="22"/>
-        </w:rPr>
-        <w:t xml:space="preserve">  - pip=23.3.2=pyhd8ed1ab_0</w:t>
-      </w:r>
-    </w:p>
-    <w:p>
-      <w:pPr>
-        <w:pStyle w:val="ListParagraph"/>
-        <w:ind w:left="360"/>
-        <w:rPr>
-          <w:rFonts w:ascii="Arial" w:hAnsi="Arial" w:cs="Arial"/>
-          <w:sz w:val="22"/>
-          <w:szCs w:val="22"/>
-        </w:rPr>
-      </w:pPr>
-      <w:r>
-        <w:rPr>
-          <w:rFonts w:ascii="Arial" w:hAnsi="Arial" w:cs="Arial"/>
-          <w:sz w:val="22"/>
-          <w:szCs w:val="22"/>
-        </w:rPr>
-        <w:t xml:space="preserve">  - </w:t>
-      </w:r>
-      <w:proofErr w:type="spellStart"/>
-      <w:r>
-        <w:rPr>
-          <w:rFonts w:ascii="Arial" w:hAnsi="Arial" w:cs="Arial"/>
-          <w:sz w:val="22"/>
-          <w:szCs w:val="22"/>
-        </w:rPr>
-        <w:t>pixman</w:t>
-      </w:r>
-      <w:proofErr w:type="spellEnd"/>
-      <w:r>
-        <w:rPr>
-          <w:rFonts w:ascii="Arial" w:hAnsi="Arial" w:cs="Arial"/>
-          <w:sz w:val="22"/>
-          <w:szCs w:val="22"/>
-        </w:rPr>
-        <w:t>=0.43.0=h59595ed_0</w:t>
-      </w:r>
-    </w:p>
-    <w:p>
-      <w:pPr>
-        <w:pStyle w:val="ListParagraph"/>
-        <w:ind w:left="360"/>
-        <w:rPr>
-          <w:rFonts w:ascii="Arial" w:hAnsi="Arial" w:cs="Arial"/>
-          <w:sz w:val="22"/>
-          <w:szCs w:val="22"/>
-        </w:rPr>
-      </w:pPr>
-      <w:r>
-        <w:rPr>
-          <w:rFonts w:ascii="Arial" w:hAnsi="Arial" w:cs="Arial"/>
-          <w:sz w:val="22"/>
-          <w:szCs w:val="22"/>
-        </w:rPr>
-        <w:t xml:space="preserve">  - </w:t>
-      </w:r>
-      <w:proofErr w:type="spellStart"/>
-      <w:r>
-        <w:rPr>
-          <w:rFonts w:ascii="Arial" w:hAnsi="Arial" w:cs="Arial"/>
-          <w:sz w:val="22"/>
-          <w:szCs w:val="22"/>
-        </w:rPr>
-        <w:t>platformdirs</w:t>
-      </w:r>
-      <w:proofErr w:type="spellEnd"/>
-      <w:r>
-        <w:rPr>
-          <w:rFonts w:ascii="Arial" w:hAnsi="Arial" w:cs="Arial"/>
-          <w:sz w:val="22"/>
-          <w:szCs w:val="22"/>
-        </w:rPr>
-        <w:t>=4.1.0=pyhd8ed1ab_0</w:t>
-      </w:r>
-    </w:p>
-    <w:p>
-      <w:pPr>
-        <w:pStyle w:val="ListParagraph"/>
-        <w:ind w:left="360"/>
-        <w:rPr>
-          <w:rFonts w:ascii="Arial" w:hAnsi="Arial" w:cs="Arial"/>
-          <w:sz w:val="22"/>
-          <w:szCs w:val="22"/>
-        </w:rPr>
-      </w:pPr>
-      <w:r>
-        <w:rPr>
-          <w:rFonts w:ascii="Arial" w:hAnsi="Arial" w:cs="Arial"/>
-          <w:sz w:val="22"/>
-          <w:szCs w:val="22"/>
-        </w:rPr>
-        <w:t xml:space="preserve">  - ply=3.11=py_1</w:t>
-      </w:r>
-    </w:p>
-    <w:p>
-      <w:pPr>
-        <w:pStyle w:val="ListParagraph"/>
-        <w:ind w:left="360"/>
-        <w:rPr>
-          <w:rFonts w:ascii="Arial" w:hAnsi="Arial" w:cs="Arial"/>
-          <w:sz w:val="22"/>
-          <w:szCs w:val="22"/>
-        </w:rPr>
-      </w:pPr>
-      <w:r>
-        <w:rPr>
-          <w:rFonts w:ascii="Arial" w:hAnsi="Arial" w:cs="Arial"/>
-          <w:sz w:val="22"/>
-          <w:szCs w:val="22"/>
-        </w:rPr>
-        <w:t xml:space="preserve">  - pooch=1.8.0=pyhd8ed1ab_0</w:t>
-      </w:r>
-    </w:p>
-    <w:p>
-      <w:pPr>
-        <w:pStyle w:val="ListParagraph"/>
-        <w:ind w:left="360"/>
-        <w:rPr>
-          <w:rFonts w:ascii="Arial" w:hAnsi="Arial" w:cs="Arial"/>
-          <w:sz w:val="22"/>
-          <w:szCs w:val="22"/>
-        </w:rPr>
-      </w:pPr>
-      <w:r>
-        <w:rPr>
-          <w:rFonts w:ascii="Arial" w:hAnsi="Arial" w:cs="Arial"/>
-          <w:sz w:val="22"/>
-          <w:szCs w:val="22"/>
-        </w:rPr>
-        <w:t xml:space="preserve">  - </w:t>
-      </w:r>
-      <w:proofErr w:type="spellStart"/>
-      <w:r>
-        <w:rPr>
-          <w:rFonts w:ascii="Arial" w:hAnsi="Arial" w:cs="Arial"/>
-          <w:sz w:val="22"/>
-          <w:szCs w:val="22"/>
-        </w:rPr>
-        <w:t>poppler</w:t>
-      </w:r>
-      <w:proofErr w:type="spellEnd"/>
-      <w:r>
-        <w:rPr>
-          <w:rFonts w:ascii="Arial" w:hAnsi="Arial" w:cs="Arial"/>
-          <w:sz w:val="22"/>
-          <w:szCs w:val="22"/>
-        </w:rPr>
-        <w:t>=23.05.0=hd18248d_1</w:t>
-      </w:r>
-    </w:p>
-    <w:p>
-      <w:pPr>
-        <w:pStyle w:val="ListParagraph"/>
-        <w:ind w:left="360"/>
-        <w:rPr>
-          <w:rFonts w:ascii="Arial" w:hAnsi="Arial" w:cs="Arial"/>
-          <w:sz w:val="22"/>
-          <w:szCs w:val="22"/>
-        </w:rPr>
-      </w:pPr>
-      <w:r>
-        <w:rPr>
-          <w:rFonts w:ascii="Arial" w:hAnsi="Arial" w:cs="Arial"/>
-          <w:sz w:val="22"/>
-          <w:szCs w:val="22"/>
-        </w:rPr>
-        <w:t xml:space="preserve">  - </w:t>
-      </w:r>
-      <w:proofErr w:type="spellStart"/>
-      <w:r>
-        <w:rPr>
-          <w:rFonts w:ascii="Arial" w:hAnsi="Arial" w:cs="Arial"/>
-          <w:sz w:val="22"/>
-          <w:szCs w:val="22"/>
-        </w:rPr>
-        <w:t>poppler</w:t>
-      </w:r>
-      <w:proofErr w:type="spellEnd"/>
-      <w:r>
-        <w:rPr>
-          <w:rFonts w:ascii="Arial" w:hAnsi="Arial" w:cs="Arial"/>
-          <w:sz w:val="22"/>
-          <w:szCs w:val="22"/>
-        </w:rPr>
-        <w:t>-data=0.4.12=hd8ed1ab_0</w:t>
-      </w:r>
-    </w:p>
-    <w:p>
-      <w:pPr>
-        <w:pStyle w:val="ListParagraph"/>
-        <w:ind w:left="360"/>
-        <w:rPr>
-          <w:rFonts w:ascii="Arial" w:hAnsi="Arial" w:cs="Arial"/>
-          <w:sz w:val="22"/>
-          <w:szCs w:val="22"/>
-        </w:rPr>
-      </w:pPr>
-      <w:r>
-        <w:rPr>
-          <w:rFonts w:ascii="Arial" w:hAnsi="Arial" w:cs="Arial"/>
-          <w:sz w:val="22"/>
-          <w:szCs w:val="22"/>
-        </w:rPr>
-        <w:t xml:space="preserve">  - </w:t>
-      </w:r>
-      <w:proofErr w:type="spellStart"/>
-      <w:r>
-        <w:rPr>
-          <w:rFonts w:ascii="Arial" w:hAnsi="Arial" w:cs="Arial"/>
-          <w:sz w:val="22"/>
-          <w:szCs w:val="22"/>
-        </w:rPr>
-        <w:t>postgresql</w:t>
-      </w:r>
-      <w:proofErr w:type="spellEnd"/>
-      <w:r>
-        <w:rPr>
-          <w:rFonts w:ascii="Arial" w:hAnsi="Arial" w:cs="Arial"/>
-          <w:sz w:val="22"/>
-          <w:szCs w:val="22"/>
-        </w:rPr>
-        <w:t>=15.3=hd458b1d_1</w:t>
-      </w:r>
-    </w:p>
-    <w:p>
-      <w:pPr>
-        <w:pStyle w:val="ListParagraph"/>
-        <w:ind w:left="360"/>
-        <w:rPr>
-          <w:rFonts w:ascii="Arial" w:hAnsi="Arial" w:cs="Arial"/>
-          <w:sz w:val="22"/>
-          <w:szCs w:val="22"/>
-        </w:rPr>
-      </w:pPr>
-      <w:r>
-        <w:rPr>
-          <w:rFonts w:ascii="Arial" w:hAnsi="Arial" w:cs="Arial"/>
-          <w:sz w:val="22"/>
-          <w:szCs w:val="22"/>
-        </w:rPr>
-        <w:t xml:space="preserve">  - </w:t>
-      </w:r>
-      <w:proofErr w:type="spellStart"/>
-      <w:r>
-        <w:rPr>
-          <w:rFonts w:ascii="Arial" w:hAnsi="Arial" w:cs="Arial"/>
-          <w:sz w:val="22"/>
-          <w:szCs w:val="22"/>
-        </w:rPr>
-        <w:t>proj</w:t>
-      </w:r>
-      <w:proofErr w:type="spellEnd"/>
-      <w:r>
-        <w:rPr>
-          <w:rFonts w:ascii="Arial" w:hAnsi="Arial" w:cs="Arial"/>
-          <w:sz w:val="22"/>
-          <w:szCs w:val="22"/>
-        </w:rPr>
-        <w:t>=9.2.0=h8ffa02c_0</w:t>
-      </w:r>
-    </w:p>
-    <w:p>
-      <w:pPr>
-        <w:pStyle w:val="ListParagraph"/>
-        <w:ind w:left="360"/>
-        <w:rPr>
-          <w:rFonts w:ascii="Arial" w:hAnsi="Arial" w:cs="Arial"/>
-          <w:sz w:val="22"/>
-          <w:szCs w:val="22"/>
-        </w:rPr>
-      </w:pPr>
-      <w:r>
-        <w:rPr>
-          <w:rFonts w:ascii="Arial" w:hAnsi="Arial" w:cs="Arial"/>
-          <w:sz w:val="22"/>
-          <w:szCs w:val="22"/>
-        </w:rPr>
-        <w:t xml:space="preserve">  - </w:t>
-      </w:r>
-      <w:proofErr w:type="spellStart"/>
-      <w:r>
-        <w:rPr>
-          <w:rFonts w:ascii="Arial" w:hAnsi="Arial" w:cs="Arial"/>
-          <w:sz w:val="22"/>
-          <w:szCs w:val="22"/>
-        </w:rPr>
-        <w:t>psutil</w:t>
-      </w:r>
-      <w:proofErr w:type="spellEnd"/>
-      <w:r>
-        <w:rPr>
-          <w:rFonts w:ascii="Arial" w:hAnsi="Arial" w:cs="Arial"/>
-          <w:sz w:val="22"/>
-          <w:szCs w:val="22"/>
-        </w:rPr>
-        <w:t>=5.9.7=py310h2372a71_0</w:t>
       </w:r>
     </w:p>
     <w:p>
@@ -21008,6 +17571,3481 @@
           <w:sz w:val="22"/>
           <w:szCs w:val="22"/>
         </w:rPr>
+        <w:t>json</w:t>
+      </w:r>
+      <w:proofErr w:type="spellEnd"/>
+      <w:r>
+        <w:rPr>
+          <w:rFonts w:ascii="Arial" w:hAnsi="Arial" w:cs="Arial"/>
+          <w:sz w:val="22"/>
+          <w:szCs w:val="22"/>
+        </w:rPr>
+        <w:t>-c=0.16=hc379101_0</w:t>
+      </w:r>
+    </w:p>
+    <w:p>
+      <w:pPr>
+        <w:pStyle w:val="ListParagraph"/>
+        <w:ind w:left="360"/>
+        <w:rPr>
+          <w:rFonts w:ascii="Arial" w:hAnsi="Arial" w:cs="Arial"/>
+          <w:sz w:val="22"/>
+          <w:szCs w:val="22"/>
+        </w:rPr>
+      </w:pPr>
+      <w:r>
+        <w:rPr>
+          <w:rFonts w:ascii="Arial" w:hAnsi="Arial" w:cs="Arial"/>
+          <w:sz w:val="22"/>
+          <w:szCs w:val="22"/>
+        </w:rPr>
+        <w:t xml:space="preserve">  - </w:t>
+      </w:r>
+      <w:proofErr w:type="spellStart"/>
+      <w:r>
+        <w:rPr>
+          <w:rFonts w:ascii="Arial" w:hAnsi="Arial" w:cs="Arial"/>
+          <w:sz w:val="22"/>
+          <w:szCs w:val="22"/>
+        </w:rPr>
+        <w:t>kealib</w:t>
+      </w:r>
+      <w:proofErr w:type="spellEnd"/>
+      <w:r>
+        <w:rPr>
+          <w:rFonts w:ascii="Arial" w:hAnsi="Arial" w:cs="Arial"/>
+          <w:sz w:val="22"/>
+          <w:szCs w:val="22"/>
+        </w:rPr>
+        <w:t>=1.5.1=h3845be2_3</w:t>
+      </w:r>
+    </w:p>
+    <w:p>
+      <w:pPr>
+        <w:pStyle w:val="ListParagraph"/>
+        <w:ind w:left="360"/>
+        <w:rPr>
+          <w:rFonts w:ascii="Arial" w:hAnsi="Arial" w:cs="Arial"/>
+          <w:sz w:val="22"/>
+          <w:szCs w:val="22"/>
+        </w:rPr>
+      </w:pPr>
+      <w:r>
+        <w:rPr>
+          <w:rFonts w:ascii="Arial" w:hAnsi="Arial" w:cs="Arial"/>
+          <w:sz w:val="22"/>
+          <w:szCs w:val="22"/>
+        </w:rPr>
+        <w:t xml:space="preserve">  - </w:t>
+      </w:r>
+      <w:proofErr w:type="spellStart"/>
+      <w:r>
+        <w:rPr>
+          <w:rFonts w:ascii="Arial" w:hAnsi="Arial" w:cs="Arial"/>
+          <w:sz w:val="22"/>
+          <w:szCs w:val="22"/>
+        </w:rPr>
+        <w:t>keyutils</w:t>
+      </w:r>
+      <w:proofErr w:type="spellEnd"/>
+      <w:r>
+        <w:rPr>
+          <w:rFonts w:ascii="Arial" w:hAnsi="Arial" w:cs="Arial"/>
+          <w:sz w:val="22"/>
+          <w:szCs w:val="22"/>
+        </w:rPr>
+        <w:t>=1.6.1=h166bdaf_0</w:t>
+      </w:r>
+    </w:p>
+    <w:p>
+      <w:pPr>
+        <w:pStyle w:val="ListParagraph"/>
+        <w:ind w:left="360"/>
+        <w:rPr>
+          <w:rFonts w:ascii="Arial" w:hAnsi="Arial" w:cs="Arial"/>
+          <w:sz w:val="22"/>
+          <w:szCs w:val="22"/>
+        </w:rPr>
+      </w:pPr>
+      <w:r>
+        <w:rPr>
+          <w:rFonts w:ascii="Arial" w:hAnsi="Arial" w:cs="Arial"/>
+          <w:sz w:val="22"/>
+          <w:szCs w:val="22"/>
+        </w:rPr>
+        <w:t xml:space="preserve">  - </w:t>
+      </w:r>
+      <w:proofErr w:type="spellStart"/>
+      <w:r>
+        <w:rPr>
+          <w:rFonts w:ascii="Arial" w:hAnsi="Arial" w:cs="Arial"/>
+          <w:sz w:val="22"/>
+          <w:szCs w:val="22"/>
+        </w:rPr>
+        <w:t>kiwisolver</w:t>
+      </w:r>
+      <w:proofErr w:type="spellEnd"/>
+      <w:r>
+        <w:rPr>
+          <w:rFonts w:ascii="Arial" w:hAnsi="Arial" w:cs="Arial"/>
+          <w:sz w:val="22"/>
+          <w:szCs w:val="22"/>
+        </w:rPr>
+        <w:t>=1.4.5=py310hd41b1e2_1</w:t>
+      </w:r>
+    </w:p>
+    <w:p>
+      <w:pPr>
+        <w:pStyle w:val="ListParagraph"/>
+        <w:ind w:left="360"/>
+        <w:rPr>
+          <w:rFonts w:ascii="Arial" w:hAnsi="Arial" w:cs="Arial"/>
+          <w:sz w:val="22"/>
+          <w:szCs w:val="22"/>
+        </w:rPr>
+      </w:pPr>
+      <w:r>
+        <w:rPr>
+          <w:rFonts w:ascii="Arial" w:hAnsi="Arial" w:cs="Arial"/>
+          <w:sz w:val="22"/>
+          <w:szCs w:val="22"/>
+        </w:rPr>
+        <w:t xml:space="preserve">  - krb5=1.20.1=h81ceb04_0</w:t>
+      </w:r>
+    </w:p>
+    <w:p>
+      <w:pPr>
+        <w:pStyle w:val="ListParagraph"/>
+        <w:ind w:left="360"/>
+        <w:rPr>
+          <w:rFonts w:ascii="Arial" w:hAnsi="Arial" w:cs="Arial"/>
+          <w:sz w:val="22"/>
+          <w:szCs w:val="22"/>
+        </w:rPr>
+      </w:pPr>
+      <w:r>
+        <w:rPr>
+          <w:rFonts w:ascii="Arial" w:hAnsi="Arial" w:cs="Arial"/>
+          <w:sz w:val="22"/>
+          <w:szCs w:val="22"/>
+        </w:rPr>
+        <w:t xml:space="preserve">  - lame=3.100=h166bdaf_1003</w:t>
+      </w:r>
+    </w:p>
+    <w:p>
+      <w:pPr>
+        <w:pStyle w:val="ListParagraph"/>
+        <w:ind w:left="360"/>
+        <w:rPr>
+          <w:rFonts w:ascii="Arial" w:hAnsi="Arial" w:cs="Arial"/>
+          <w:sz w:val="22"/>
+          <w:szCs w:val="22"/>
+        </w:rPr>
+      </w:pPr>
+      <w:r>
+        <w:rPr>
+          <w:rFonts w:ascii="Arial" w:hAnsi="Arial" w:cs="Arial"/>
+          <w:sz w:val="22"/>
+          <w:szCs w:val="22"/>
+        </w:rPr>
+        <w:t xml:space="preserve">  - lcms2=2.15=haa2dc70_1</w:t>
+      </w:r>
+    </w:p>
+    <w:p>
+      <w:pPr>
+        <w:pStyle w:val="ListParagraph"/>
+        <w:ind w:left="360"/>
+        <w:rPr>
+          <w:rFonts w:ascii="Arial" w:hAnsi="Arial" w:cs="Arial"/>
+          <w:sz w:val="22"/>
+          <w:szCs w:val="22"/>
+        </w:rPr>
+      </w:pPr>
+      <w:r>
+        <w:rPr>
+          <w:rFonts w:ascii="Arial" w:hAnsi="Arial" w:cs="Arial"/>
+          <w:sz w:val="22"/>
+          <w:szCs w:val="22"/>
+        </w:rPr>
+        <w:t xml:space="preserve">  - ld_impl_linux-64=2.40=h41732ed_0</w:t>
+      </w:r>
+    </w:p>
+    <w:p>
+      <w:pPr>
+        <w:pStyle w:val="ListParagraph"/>
+        <w:ind w:left="360"/>
+        <w:rPr>
+          <w:rFonts w:ascii="Arial" w:hAnsi="Arial" w:cs="Arial"/>
+          <w:sz w:val="22"/>
+          <w:szCs w:val="22"/>
+        </w:rPr>
+      </w:pPr>
+      <w:r>
+        <w:rPr>
+          <w:rFonts w:ascii="Arial" w:hAnsi="Arial" w:cs="Arial"/>
+          <w:sz w:val="22"/>
+          <w:szCs w:val="22"/>
+        </w:rPr>
+        <w:t xml:space="preserve">  - </w:t>
+      </w:r>
+      <w:proofErr w:type="spellStart"/>
+      <w:r>
+        <w:rPr>
+          <w:rFonts w:ascii="Arial" w:hAnsi="Arial" w:cs="Arial"/>
+          <w:sz w:val="22"/>
+          <w:szCs w:val="22"/>
+        </w:rPr>
+        <w:t>lerc</w:t>
+      </w:r>
+      <w:proofErr w:type="spellEnd"/>
+      <w:r>
+        <w:rPr>
+          <w:rFonts w:ascii="Arial" w:hAnsi="Arial" w:cs="Arial"/>
+          <w:sz w:val="22"/>
+          <w:szCs w:val="22"/>
+        </w:rPr>
+        <w:t>=4.0.0=h27087fc_0</w:t>
+      </w:r>
+    </w:p>
+    <w:p>
+      <w:pPr>
+        <w:pStyle w:val="ListParagraph"/>
+        <w:ind w:left="360"/>
+        <w:rPr>
+          <w:rFonts w:ascii="Arial" w:hAnsi="Arial" w:cs="Arial"/>
+          <w:sz w:val="22"/>
+          <w:szCs w:val="22"/>
+        </w:rPr>
+      </w:pPr>
+      <w:r>
+        <w:rPr>
+          <w:rFonts w:ascii="Arial" w:hAnsi="Arial" w:cs="Arial"/>
+          <w:sz w:val="22"/>
+          <w:szCs w:val="22"/>
+        </w:rPr>
+        <w:t xml:space="preserve">  - </w:t>
+      </w:r>
+      <w:proofErr w:type="spellStart"/>
+      <w:r>
+        <w:rPr>
+          <w:rFonts w:ascii="Arial" w:hAnsi="Arial" w:cs="Arial"/>
+          <w:sz w:val="22"/>
+          <w:szCs w:val="22"/>
+        </w:rPr>
+        <w:t>libaec</w:t>
+      </w:r>
+      <w:proofErr w:type="spellEnd"/>
+      <w:r>
+        <w:rPr>
+          <w:rFonts w:ascii="Arial" w:hAnsi="Arial" w:cs="Arial"/>
+          <w:sz w:val="22"/>
+          <w:szCs w:val="22"/>
+        </w:rPr>
+        <w:t>=1.1.2=h59595ed_1</w:t>
+      </w:r>
+    </w:p>
+    <w:p>
+      <w:pPr>
+        <w:pStyle w:val="ListParagraph"/>
+        <w:ind w:left="360"/>
+        <w:rPr>
+          <w:rFonts w:ascii="Arial" w:hAnsi="Arial" w:cs="Arial"/>
+          <w:sz w:val="22"/>
+          <w:szCs w:val="22"/>
+        </w:rPr>
+      </w:pPr>
+      <w:r>
+        <w:rPr>
+          <w:rFonts w:ascii="Arial" w:hAnsi="Arial" w:cs="Arial"/>
+          <w:sz w:val="22"/>
+          <w:szCs w:val="22"/>
+        </w:rPr>
+        <w:t xml:space="preserve">  - </w:t>
+      </w:r>
+      <w:proofErr w:type="spellStart"/>
+      <w:r>
+        <w:rPr>
+          <w:rFonts w:ascii="Arial" w:hAnsi="Arial" w:cs="Arial"/>
+          <w:sz w:val="22"/>
+          <w:szCs w:val="22"/>
+        </w:rPr>
+        <w:t>libarchive</w:t>
+      </w:r>
+      <w:proofErr w:type="spellEnd"/>
+      <w:r>
+        <w:rPr>
+          <w:rFonts w:ascii="Arial" w:hAnsi="Arial" w:cs="Arial"/>
+          <w:sz w:val="22"/>
+          <w:szCs w:val="22"/>
+        </w:rPr>
+        <w:t>=3.6.2=h039dbb9_1</w:t>
+      </w:r>
+    </w:p>
+    <w:p>
+      <w:pPr>
+        <w:pStyle w:val="ListParagraph"/>
+        <w:ind w:left="360"/>
+        <w:rPr>
+          <w:rFonts w:ascii="Arial" w:hAnsi="Arial" w:cs="Arial"/>
+          <w:sz w:val="22"/>
+          <w:szCs w:val="22"/>
+        </w:rPr>
+      </w:pPr>
+      <w:r>
+        <w:rPr>
+          <w:rFonts w:ascii="Arial" w:hAnsi="Arial" w:cs="Arial"/>
+          <w:sz w:val="22"/>
+          <w:szCs w:val="22"/>
+        </w:rPr>
+        <w:t xml:space="preserve">  - </w:t>
+      </w:r>
+      <w:proofErr w:type="spellStart"/>
+      <w:r>
+        <w:rPr>
+          <w:rFonts w:ascii="Arial" w:hAnsi="Arial" w:cs="Arial"/>
+          <w:sz w:val="22"/>
+          <w:szCs w:val="22"/>
+        </w:rPr>
+        <w:t>libblas</w:t>
+      </w:r>
+      <w:proofErr w:type="spellEnd"/>
+      <w:r>
+        <w:rPr>
+          <w:rFonts w:ascii="Arial" w:hAnsi="Arial" w:cs="Arial"/>
+          <w:sz w:val="22"/>
+          <w:szCs w:val="22"/>
+        </w:rPr>
+        <w:t>=3.9.0=20_linux64_openblas</w:t>
+      </w:r>
+    </w:p>
+    <w:p>
+      <w:pPr>
+        <w:pStyle w:val="ListParagraph"/>
+        <w:ind w:left="360"/>
+        <w:rPr>
+          <w:rFonts w:ascii="Arial" w:hAnsi="Arial" w:cs="Arial"/>
+          <w:sz w:val="22"/>
+          <w:szCs w:val="22"/>
+        </w:rPr>
+      </w:pPr>
+      <w:r>
+        <w:rPr>
+          <w:rFonts w:ascii="Arial" w:hAnsi="Arial" w:cs="Arial"/>
+          <w:sz w:val="22"/>
+          <w:szCs w:val="22"/>
+        </w:rPr>
+        <w:t xml:space="preserve">  - </w:t>
+      </w:r>
+      <w:proofErr w:type="spellStart"/>
+      <w:r>
+        <w:rPr>
+          <w:rFonts w:ascii="Arial" w:hAnsi="Arial" w:cs="Arial"/>
+          <w:sz w:val="22"/>
+          <w:szCs w:val="22"/>
+        </w:rPr>
+        <w:t>libbrotlicommon</w:t>
+      </w:r>
+      <w:proofErr w:type="spellEnd"/>
+      <w:r>
+        <w:rPr>
+          <w:rFonts w:ascii="Arial" w:hAnsi="Arial" w:cs="Arial"/>
+          <w:sz w:val="22"/>
+          <w:szCs w:val="22"/>
+        </w:rPr>
+        <w:t>=1.0.9=h166bdaf_9</w:t>
+      </w:r>
+    </w:p>
+    <w:p>
+      <w:pPr>
+        <w:pStyle w:val="ListParagraph"/>
+        <w:ind w:left="360"/>
+        <w:rPr>
+          <w:rFonts w:ascii="Arial" w:hAnsi="Arial" w:cs="Arial"/>
+          <w:sz w:val="22"/>
+          <w:szCs w:val="22"/>
+        </w:rPr>
+      </w:pPr>
+      <w:r>
+        <w:rPr>
+          <w:rFonts w:ascii="Arial" w:hAnsi="Arial" w:cs="Arial"/>
+          <w:sz w:val="22"/>
+          <w:szCs w:val="22"/>
+        </w:rPr>
+        <w:t xml:space="preserve">  - </w:t>
+      </w:r>
+      <w:proofErr w:type="spellStart"/>
+      <w:r>
+        <w:rPr>
+          <w:rFonts w:ascii="Arial" w:hAnsi="Arial" w:cs="Arial"/>
+          <w:sz w:val="22"/>
+          <w:szCs w:val="22"/>
+        </w:rPr>
+        <w:t>libbrotlidec</w:t>
+      </w:r>
+      <w:proofErr w:type="spellEnd"/>
+      <w:r>
+        <w:rPr>
+          <w:rFonts w:ascii="Arial" w:hAnsi="Arial" w:cs="Arial"/>
+          <w:sz w:val="22"/>
+          <w:szCs w:val="22"/>
+        </w:rPr>
+        <w:t>=1.0.9=h166bdaf_9</w:t>
+      </w:r>
+    </w:p>
+    <w:p>
+      <w:pPr>
+        <w:pStyle w:val="ListParagraph"/>
+        <w:ind w:left="360"/>
+        <w:rPr>
+          <w:rFonts w:ascii="Arial" w:hAnsi="Arial" w:cs="Arial"/>
+          <w:sz w:val="22"/>
+          <w:szCs w:val="22"/>
+        </w:rPr>
+      </w:pPr>
+      <w:r>
+        <w:rPr>
+          <w:rFonts w:ascii="Arial" w:hAnsi="Arial" w:cs="Arial"/>
+          <w:sz w:val="22"/>
+          <w:szCs w:val="22"/>
+        </w:rPr>
+        <w:t xml:space="preserve">  - </w:t>
+      </w:r>
+      <w:proofErr w:type="spellStart"/>
+      <w:r>
+        <w:rPr>
+          <w:rFonts w:ascii="Arial" w:hAnsi="Arial" w:cs="Arial"/>
+          <w:sz w:val="22"/>
+          <w:szCs w:val="22"/>
+        </w:rPr>
+        <w:t>libbrotlienc</w:t>
+      </w:r>
+      <w:proofErr w:type="spellEnd"/>
+      <w:r>
+        <w:rPr>
+          <w:rFonts w:ascii="Arial" w:hAnsi="Arial" w:cs="Arial"/>
+          <w:sz w:val="22"/>
+          <w:szCs w:val="22"/>
+        </w:rPr>
+        <w:t>=1.0.9=h166bdaf_9</w:t>
+      </w:r>
+    </w:p>
+    <w:p>
+      <w:pPr>
+        <w:pStyle w:val="ListParagraph"/>
+        <w:ind w:left="360"/>
+        <w:rPr>
+          <w:rFonts w:ascii="Arial" w:hAnsi="Arial" w:cs="Arial"/>
+          <w:sz w:val="22"/>
+          <w:szCs w:val="22"/>
+        </w:rPr>
+      </w:pPr>
+      <w:r>
+        <w:rPr>
+          <w:rFonts w:ascii="Arial" w:hAnsi="Arial" w:cs="Arial"/>
+          <w:sz w:val="22"/>
+          <w:szCs w:val="22"/>
+        </w:rPr>
+        <w:t xml:space="preserve">  - </w:t>
+      </w:r>
+      <w:proofErr w:type="spellStart"/>
+      <w:r>
+        <w:rPr>
+          <w:rFonts w:ascii="Arial" w:hAnsi="Arial" w:cs="Arial"/>
+          <w:sz w:val="22"/>
+          <w:szCs w:val="22"/>
+        </w:rPr>
+        <w:t>libcap</w:t>
+      </w:r>
+      <w:proofErr w:type="spellEnd"/>
+      <w:r>
+        <w:rPr>
+          <w:rFonts w:ascii="Arial" w:hAnsi="Arial" w:cs="Arial"/>
+          <w:sz w:val="22"/>
+          <w:szCs w:val="22"/>
+        </w:rPr>
+        <w:t>=2.69=h0f662aa_0</w:t>
+      </w:r>
+    </w:p>
+    <w:p>
+      <w:pPr>
+        <w:pStyle w:val="ListParagraph"/>
+        <w:ind w:left="360"/>
+        <w:rPr>
+          <w:rFonts w:ascii="Arial" w:hAnsi="Arial" w:cs="Arial"/>
+          <w:sz w:val="22"/>
+          <w:szCs w:val="22"/>
+        </w:rPr>
+      </w:pPr>
+      <w:r>
+        <w:rPr>
+          <w:rFonts w:ascii="Arial" w:hAnsi="Arial" w:cs="Arial"/>
+          <w:sz w:val="22"/>
+          <w:szCs w:val="22"/>
+        </w:rPr>
+        <w:t xml:space="preserve">  - </w:t>
+      </w:r>
+      <w:proofErr w:type="spellStart"/>
+      <w:r>
+        <w:rPr>
+          <w:rFonts w:ascii="Arial" w:hAnsi="Arial" w:cs="Arial"/>
+          <w:sz w:val="22"/>
+          <w:szCs w:val="22"/>
+        </w:rPr>
+        <w:t>libcblas</w:t>
+      </w:r>
+      <w:proofErr w:type="spellEnd"/>
+      <w:r>
+        <w:rPr>
+          <w:rFonts w:ascii="Arial" w:hAnsi="Arial" w:cs="Arial"/>
+          <w:sz w:val="22"/>
+          <w:szCs w:val="22"/>
+        </w:rPr>
+        <w:t>=3.9.0=20_linux64_openblas</w:t>
+      </w:r>
+    </w:p>
+    <w:p>
+      <w:pPr>
+        <w:pStyle w:val="ListParagraph"/>
+        <w:ind w:left="360"/>
+        <w:rPr>
+          <w:rFonts w:ascii="Arial" w:hAnsi="Arial" w:cs="Arial"/>
+          <w:sz w:val="22"/>
+          <w:szCs w:val="22"/>
+        </w:rPr>
+      </w:pPr>
+      <w:r>
+        <w:rPr>
+          <w:rFonts w:ascii="Arial" w:hAnsi="Arial" w:cs="Arial"/>
+          <w:sz w:val="22"/>
+          <w:szCs w:val="22"/>
+        </w:rPr>
+        <w:t xml:space="preserve">  - </w:t>
+      </w:r>
+      <w:proofErr w:type="spellStart"/>
+      <w:r>
+        <w:rPr>
+          <w:rFonts w:ascii="Arial" w:hAnsi="Arial" w:cs="Arial"/>
+          <w:sz w:val="22"/>
+          <w:szCs w:val="22"/>
+        </w:rPr>
+        <w:t>libclang</w:t>
+      </w:r>
+      <w:proofErr w:type="spellEnd"/>
+      <w:r>
+        <w:rPr>
+          <w:rFonts w:ascii="Arial" w:hAnsi="Arial" w:cs="Arial"/>
+          <w:sz w:val="22"/>
+          <w:szCs w:val="22"/>
+        </w:rPr>
+        <w:t>=16.0.6=default_hb11cfb5_4</w:t>
+      </w:r>
+    </w:p>
+    <w:p>
+      <w:pPr>
+        <w:pStyle w:val="ListParagraph"/>
+        <w:ind w:left="360"/>
+        <w:rPr>
+          <w:rFonts w:ascii="Arial" w:hAnsi="Arial" w:cs="Arial"/>
+          <w:sz w:val="22"/>
+          <w:szCs w:val="22"/>
+        </w:rPr>
+      </w:pPr>
+      <w:r>
+        <w:rPr>
+          <w:rFonts w:ascii="Arial" w:hAnsi="Arial" w:cs="Arial"/>
+          <w:sz w:val="22"/>
+          <w:szCs w:val="22"/>
+        </w:rPr>
+        <w:t xml:space="preserve">  - libclang13=16.0.6=default_ha2b6cf4_4</w:t>
+      </w:r>
+    </w:p>
+    <w:p>
+      <w:pPr>
+        <w:pStyle w:val="ListParagraph"/>
+        <w:ind w:left="360"/>
+        <w:rPr>
+          <w:rFonts w:ascii="Arial" w:hAnsi="Arial" w:cs="Arial"/>
+          <w:sz w:val="22"/>
+          <w:szCs w:val="22"/>
+        </w:rPr>
+      </w:pPr>
+      <w:r>
+        <w:rPr>
+          <w:rFonts w:ascii="Arial" w:hAnsi="Arial" w:cs="Arial"/>
+          <w:sz w:val="22"/>
+          <w:szCs w:val="22"/>
+        </w:rPr>
+        <w:t xml:space="preserve">  - </w:t>
+      </w:r>
+      <w:proofErr w:type="spellStart"/>
+      <w:r>
+        <w:rPr>
+          <w:rFonts w:ascii="Arial" w:hAnsi="Arial" w:cs="Arial"/>
+          <w:sz w:val="22"/>
+          <w:szCs w:val="22"/>
+        </w:rPr>
+        <w:t>libcups</w:t>
+      </w:r>
+      <w:proofErr w:type="spellEnd"/>
+      <w:r>
+        <w:rPr>
+          <w:rFonts w:ascii="Arial" w:hAnsi="Arial" w:cs="Arial"/>
+          <w:sz w:val="22"/>
+          <w:szCs w:val="22"/>
+        </w:rPr>
+        <w:t>=2.3.3=h36d4200_3</w:t>
+      </w:r>
+    </w:p>
+    <w:p>
+      <w:pPr>
+        <w:pStyle w:val="ListParagraph"/>
+        <w:ind w:left="360"/>
+        <w:rPr>
+          <w:rFonts w:ascii="Arial" w:hAnsi="Arial" w:cs="Arial"/>
+          <w:sz w:val="22"/>
+          <w:szCs w:val="22"/>
+        </w:rPr>
+      </w:pPr>
+      <w:r>
+        <w:rPr>
+          <w:rFonts w:ascii="Arial" w:hAnsi="Arial" w:cs="Arial"/>
+          <w:sz w:val="22"/>
+          <w:szCs w:val="22"/>
+        </w:rPr>
+        <w:t xml:space="preserve">  - </w:t>
+      </w:r>
+      <w:proofErr w:type="spellStart"/>
+      <w:r>
+        <w:rPr>
+          <w:rFonts w:ascii="Arial" w:hAnsi="Arial" w:cs="Arial"/>
+          <w:sz w:val="22"/>
+          <w:szCs w:val="22"/>
+        </w:rPr>
+        <w:t>libcurl</w:t>
+      </w:r>
+      <w:proofErr w:type="spellEnd"/>
+      <w:r>
+        <w:rPr>
+          <w:rFonts w:ascii="Arial" w:hAnsi="Arial" w:cs="Arial"/>
+          <w:sz w:val="22"/>
+          <w:szCs w:val="22"/>
+        </w:rPr>
+        <w:t>=8.5.0=h251f7ec_0</w:t>
+      </w:r>
+    </w:p>
+    <w:p>
+      <w:pPr>
+        <w:pStyle w:val="ListParagraph"/>
+        <w:ind w:left="360"/>
+        <w:rPr>
+          <w:rFonts w:ascii="Arial" w:hAnsi="Arial" w:cs="Arial"/>
+          <w:sz w:val="22"/>
+          <w:szCs w:val="22"/>
+        </w:rPr>
+      </w:pPr>
+      <w:r>
+        <w:rPr>
+          <w:rFonts w:ascii="Arial" w:hAnsi="Arial" w:cs="Arial"/>
+          <w:sz w:val="22"/>
+          <w:szCs w:val="22"/>
+        </w:rPr>
+        <w:t xml:space="preserve">  - </w:t>
+      </w:r>
+      <w:proofErr w:type="spellStart"/>
+      <w:r>
+        <w:rPr>
+          <w:rFonts w:ascii="Arial" w:hAnsi="Arial" w:cs="Arial"/>
+          <w:sz w:val="22"/>
+          <w:szCs w:val="22"/>
+        </w:rPr>
+        <w:t>libdeflate</w:t>
+      </w:r>
+      <w:proofErr w:type="spellEnd"/>
+      <w:r>
+        <w:rPr>
+          <w:rFonts w:ascii="Arial" w:hAnsi="Arial" w:cs="Arial"/>
+          <w:sz w:val="22"/>
+          <w:szCs w:val="22"/>
+        </w:rPr>
+        <w:t>=1.18=h0b41bf4_0</w:t>
+      </w:r>
+    </w:p>
+    <w:p>
+      <w:pPr>
+        <w:pStyle w:val="ListParagraph"/>
+        <w:ind w:left="360"/>
+        <w:rPr>
+          <w:rFonts w:ascii="Arial" w:hAnsi="Arial" w:cs="Arial"/>
+          <w:sz w:val="22"/>
+          <w:szCs w:val="22"/>
+        </w:rPr>
+      </w:pPr>
+      <w:r>
+        <w:rPr>
+          <w:rFonts w:ascii="Arial" w:hAnsi="Arial" w:cs="Arial"/>
+          <w:sz w:val="22"/>
+          <w:szCs w:val="22"/>
+        </w:rPr>
+        <w:t xml:space="preserve">  - </w:t>
+      </w:r>
+      <w:proofErr w:type="spellStart"/>
+      <w:r>
+        <w:rPr>
+          <w:rFonts w:ascii="Arial" w:hAnsi="Arial" w:cs="Arial"/>
+          <w:sz w:val="22"/>
+          <w:szCs w:val="22"/>
+        </w:rPr>
+        <w:t>libedit</w:t>
+      </w:r>
+      <w:proofErr w:type="spellEnd"/>
+      <w:r>
+        <w:rPr>
+          <w:rFonts w:ascii="Arial" w:hAnsi="Arial" w:cs="Arial"/>
+          <w:sz w:val="22"/>
+          <w:szCs w:val="22"/>
+        </w:rPr>
+        <w:t>=3.1.20191231=he28a2e2_2</w:t>
+      </w:r>
+    </w:p>
+    <w:p>
+      <w:pPr>
+        <w:pStyle w:val="ListParagraph"/>
+        <w:ind w:left="360"/>
+        <w:rPr>
+          <w:rFonts w:ascii="Arial" w:hAnsi="Arial" w:cs="Arial"/>
+          <w:sz w:val="22"/>
+          <w:szCs w:val="22"/>
+        </w:rPr>
+      </w:pPr>
+      <w:r>
+        <w:rPr>
+          <w:rFonts w:ascii="Arial" w:hAnsi="Arial" w:cs="Arial"/>
+          <w:sz w:val="22"/>
+          <w:szCs w:val="22"/>
+        </w:rPr>
+        <w:t xml:space="preserve">  - </w:t>
+      </w:r>
+      <w:proofErr w:type="spellStart"/>
+      <w:r>
+        <w:rPr>
+          <w:rFonts w:ascii="Arial" w:hAnsi="Arial" w:cs="Arial"/>
+          <w:sz w:val="22"/>
+          <w:szCs w:val="22"/>
+        </w:rPr>
+        <w:t>libev</w:t>
+      </w:r>
+      <w:proofErr w:type="spellEnd"/>
+      <w:r>
+        <w:rPr>
+          <w:rFonts w:ascii="Arial" w:hAnsi="Arial" w:cs="Arial"/>
+          <w:sz w:val="22"/>
+          <w:szCs w:val="22"/>
+        </w:rPr>
+        <w:t>=4.33=hd590300_2</w:t>
+      </w:r>
+    </w:p>
+    <w:p>
+      <w:pPr>
+        <w:pStyle w:val="ListParagraph"/>
+        <w:ind w:left="360"/>
+        <w:rPr>
+          <w:rFonts w:ascii="Arial" w:hAnsi="Arial" w:cs="Arial"/>
+          <w:sz w:val="22"/>
+          <w:szCs w:val="22"/>
+        </w:rPr>
+      </w:pPr>
+      <w:r>
+        <w:rPr>
+          <w:rFonts w:ascii="Arial" w:hAnsi="Arial" w:cs="Arial"/>
+          <w:sz w:val="22"/>
+          <w:szCs w:val="22"/>
+        </w:rPr>
+        <w:t xml:space="preserve">  - </w:t>
+      </w:r>
+      <w:proofErr w:type="spellStart"/>
+      <w:r>
+        <w:rPr>
+          <w:rFonts w:ascii="Arial" w:hAnsi="Arial" w:cs="Arial"/>
+          <w:sz w:val="22"/>
+          <w:szCs w:val="22"/>
+        </w:rPr>
+        <w:t>libevent</w:t>
+      </w:r>
+      <w:proofErr w:type="spellEnd"/>
+      <w:r>
+        <w:rPr>
+          <w:rFonts w:ascii="Arial" w:hAnsi="Arial" w:cs="Arial"/>
+          <w:sz w:val="22"/>
+          <w:szCs w:val="22"/>
+        </w:rPr>
+        <w:t>=2.1.12=hf998b51_1</w:t>
+      </w:r>
+    </w:p>
+    <w:p>
+      <w:pPr>
+        <w:pStyle w:val="ListParagraph"/>
+        <w:ind w:left="360"/>
+        <w:rPr>
+          <w:rFonts w:ascii="Arial" w:hAnsi="Arial" w:cs="Arial"/>
+          <w:sz w:val="22"/>
+          <w:szCs w:val="22"/>
+        </w:rPr>
+      </w:pPr>
+      <w:r>
+        <w:rPr>
+          <w:rFonts w:ascii="Arial" w:hAnsi="Arial" w:cs="Arial"/>
+          <w:sz w:val="22"/>
+          <w:szCs w:val="22"/>
+        </w:rPr>
+        <w:t xml:space="preserve">  - </w:t>
+      </w:r>
+      <w:proofErr w:type="spellStart"/>
+      <w:r>
+        <w:rPr>
+          <w:rFonts w:ascii="Arial" w:hAnsi="Arial" w:cs="Arial"/>
+          <w:sz w:val="22"/>
+          <w:szCs w:val="22"/>
+        </w:rPr>
+        <w:t>libexpat</w:t>
+      </w:r>
+      <w:proofErr w:type="spellEnd"/>
+      <w:r>
+        <w:rPr>
+          <w:rFonts w:ascii="Arial" w:hAnsi="Arial" w:cs="Arial"/>
+          <w:sz w:val="22"/>
+          <w:szCs w:val="22"/>
+        </w:rPr>
+        <w:t>=2.5.0=hcb278e6_1</w:t>
+      </w:r>
+    </w:p>
+    <w:p>
+      <w:pPr>
+        <w:pStyle w:val="ListParagraph"/>
+        <w:ind w:left="360"/>
+        <w:rPr>
+          <w:rFonts w:ascii="Arial" w:hAnsi="Arial" w:cs="Arial"/>
+          <w:sz w:val="22"/>
+          <w:szCs w:val="22"/>
+        </w:rPr>
+      </w:pPr>
+      <w:r>
+        <w:rPr>
+          <w:rFonts w:ascii="Arial" w:hAnsi="Arial" w:cs="Arial"/>
+          <w:sz w:val="22"/>
+          <w:szCs w:val="22"/>
+        </w:rPr>
+        <w:t xml:space="preserve">  - </w:t>
+      </w:r>
+      <w:proofErr w:type="spellStart"/>
+      <w:r>
+        <w:rPr>
+          <w:rFonts w:ascii="Arial" w:hAnsi="Arial" w:cs="Arial"/>
+          <w:sz w:val="22"/>
+          <w:szCs w:val="22"/>
+        </w:rPr>
+        <w:t>libffi</w:t>
+      </w:r>
+      <w:proofErr w:type="spellEnd"/>
+      <w:r>
+        <w:rPr>
+          <w:rFonts w:ascii="Arial" w:hAnsi="Arial" w:cs="Arial"/>
+          <w:sz w:val="22"/>
+          <w:szCs w:val="22"/>
+        </w:rPr>
+        <w:t>=3.4.2=h7f98852_5</w:t>
+      </w:r>
+    </w:p>
+    <w:p>
+      <w:pPr>
+        <w:pStyle w:val="ListParagraph"/>
+        <w:ind w:left="360"/>
+        <w:rPr>
+          <w:rFonts w:ascii="Arial" w:hAnsi="Arial" w:cs="Arial"/>
+          <w:sz w:val="22"/>
+          <w:szCs w:val="22"/>
+        </w:rPr>
+      </w:pPr>
+      <w:r>
+        <w:rPr>
+          <w:rFonts w:ascii="Arial" w:hAnsi="Arial" w:cs="Arial"/>
+          <w:sz w:val="22"/>
+          <w:szCs w:val="22"/>
+        </w:rPr>
+        <w:t xml:space="preserve">  - </w:t>
+      </w:r>
+      <w:proofErr w:type="spellStart"/>
+      <w:r>
+        <w:rPr>
+          <w:rFonts w:ascii="Arial" w:hAnsi="Arial" w:cs="Arial"/>
+          <w:sz w:val="22"/>
+          <w:szCs w:val="22"/>
+        </w:rPr>
+        <w:t>libflac</w:t>
+      </w:r>
+      <w:proofErr w:type="spellEnd"/>
+      <w:r>
+        <w:rPr>
+          <w:rFonts w:ascii="Arial" w:hAnsi="Arial" w:cs="Arial"/>
+          <w:sz w:val="22"/>
+          <w:szCs w:val="22"/>
+        </w:rPr>
+        <w:t>=1.4.3=h59595ed_0</w:t>
+      </w:r>
+    </w:p>
+    <w:p>
+      <w:pPr>
+        <w:pStyle w:val="ListParagraph"/>
+        <w:ind w:left="360"/>
+        <w:rPr>
+          <w:rFonts w:ascii="Arial" w:hAnsi="Arial" w:cs="Arial"/>
+          <w:sz w:val="22"/>
+          <w:szCs w:val="22"/>
+        </w:rPr>
+      </w:pPr>
+      <w:r>
+        <w:rPr>
+          <w:rFonts w:ascii="Arial" w:hAnsi="Arial" w:cs="Arial"/>
+          <w:sz w:val="22"/>
+          <w:szCs w:val="22"/>
+        </w:rPr>
+        <w:t xml:space="preserve">  - </w:t>
+      </w:r>
+      <w:proofErr w:type="spellStart"/>
+      <w:r>
+        <w:rPr>
+          <w:rFonts w:ascii="Arial" w:hAnsi="Arial" w:cs="Arial"/>
+          <w:sz w:val="22"/>
+          <w:szCs w:val="22"/>
+        </w:rPr>
+        <w:t>libgcc</w:t>
+      </w:r>
+      <w:proofErr w:type="spellEnd"/>
+      <w:r>
+        <w:rPr>
+          <w:rFonts w:ascii="Arial" w:hAnsi="Arial" w:cs="Arial"/>
+          <w:sz w:val="22"/>
+          <w:szCs w:val="22"/>
+        </w:rPr>
+        <w:t>-ng=13.2.0=h807b86a_3</w:t>
+      </w:r>
+    </w:p>
+    <w:p>
+      <w:pPr>
+        <w:pStyle w:val="ListParagraph"/>
+        <w:ind w:left="360"/>
+        <w:rPr>
+          <w:rFonts w:ascii="Arial" w:hAnsi="Arial" w:cs="Arial"/>
+          <w:sz w:val="22"/>
+          <w:szCs w:val="22"/>
+        </w:rPr>
+      </w:pPr>
+      <w:r>
+        <w:rPr>
+          <w:rFonts w:ascii="Arial" w:hAnsi="Arial" w:cs="Arial"/>
+          <w:sz w:val="22"/>
+          <w:szCs w:val="22"/>
+        </w:rPr>
+        <w:t xml:space="preserve">  - </w:t>
+      </w:r>
+      <w:proofErr w:type="spellStart"/>
+      <w:r>
+        <w:rPr>
+          <w:rFonts w:ascii="Arial" w:hAnsi="Arial" w:cs="Arial"/>
+          <w:sz w:val="22"/>
+          <w:szCs w:val="22"/>
+        </w:rPr>
+        <w:t>libgcrypt</w:t>
+      </w:r>
+      <w:proofErr w:type="spellEnd"/>
+      <w:r>
+        <w:rPr>
+          <w:rFonts w:ascii="Arial" w:hAnsi="Arial" w:cs="Arial"/>
+          <w:sz w:val="22"/>
+          <w:szCs w:val="22"/>
+        </w:rPr>
+        <w:t>=1.10.3=hd590300_0</w:t>
+      </w:r>
+    </w:p>
+    <w:p>
+      <w:pPr>
+        <w:pStyle w:val="ListParagraph"/>
+        <w:ind w:left="360"/>
+        <w:rPr>
+          <w:rFonts w:ascii="Arial" w:hAnsi="Arial" w:cs="Arial"/>
+          <w:sz w:val="22"/>
+          <w:szCs w:val="22"/>
+        </w:rPr>
+      </w:pPr>
+      <w:r>
+        <w:rPr>
+          <w:rFonts w:ascii="Arial" w:hAnsi="Arial" w:cs="Arial"/>
+          <w:sz w:val="22"/>
+          <w:szCs w:val="22"/>
+        </w:rPr>
+        <w:t xml:space="preserve">  - </w:t>
+      </w:r>
+      <w:proofErr w:type="spellStart"/>
+      <w:r>
+        <w:rPr>
+          <w:rFonts w:ascii="Arial" w:hAnsi="Arial" w:cs="Arial"/>
+          <w:sz w:val="22"/>
+          <w:szCs w:val="22"/>
+        </w:rPr>
+        <w:t>libgdal</w:t>
+      </w:r>
+      <w:proofErr w:type="spellEnd"/>
+      <w:r>
+        <w:rPr>
+          <w:rFonts w:ascii="Arial" w:hAnsi="Arial" w:cs="Arial"/>
+          <w:sz w:val="22"/>
+          <w:szCs w:val="22"/>
+        </w:rPr>
+        <w:t>=3.7.0=h9f4e061_1</w:t>
+      </w:r>
+    </w:p>
+    <w:p>
+      <w:pPr>
+        <w:pStyle w:val="ListParagraph"/>
+        <w:ind w:left="360"/>
+        <w:rPr>
+          <w:rFonts w:ascii="Arial" w:hAnsi="Arial" w:cs="Arial"/>
+          <w:sz w:val="22"/>
+          <w:szCs w:val="22"/>
+        </w:rPr>
+      </w:pPr>
+      <w:r>
+        <w:rPr>
+          <w:rFonts w:ascii="Arial" w:hAnsi="Arial" w:cs="Arial"/>
+          <w:sz w:val="22"/>
+          <w:szCs w:val="22"/>
+        </w:rPr>
+        <w:t xml:space="preserve">  - </w:t>
+      </w:r>
+      <w:proofErr w:type="spellStart"/>
+      <w:r>
+        <w:rPr>
+          <w:rFonts w:ascii="Arial" w:hAnsi="Arial" w:cs="Arial"/>
+          <w:sz w:val="22"/>
+          <w:szCs w:val="22"/>
+        </w:rPr>
+        <w:t>libgfortran</w:t>
+      </w:r>
+      <w:proofErr w:type="spellEnd"/>
+      <w:r>
+        <w:rPr>
+          <w:rFonts w:ascii="Arial" w:hAnsi="Arial" w:cs="Arial"/>
+          <w:sz w:val="22"/>
+          <w:szCs w:val="22"/>
+        </w:rPr>
+        <w:t>-ng=13.2.0=h69a702a_3</w:t>
+      </w:r>
+    </w:p>
+    <w:p>
+      <w:pPr>
+        <w:pStyle w:val="ListParagraph"/>
+        <w:ind w:left="360"/>
+        <w:rPr>
+          <w:rFonts w:ascii="Arial" w:hAnsi="Arial" w:cs="Arial"/>
+          <w:sz w:val="22"/>
+          <w:szCs w:val="22"/>
+        </w:rPr>
+      </w:pPr>
+      <w:r>
+        <w:rPr>
+          <w:rFonts w:ascii="Arial" w:hAnsi="Arial" w:cs="Arial"/>
+          <w:sz w:val="22"/>
+          <w:szCs w:val="22"/>
+        </w:rPr>
+        <w:t xml:space="preserve">  - libgfortran5=13.2.0=ha4646dd_3</w:t>
+      </w:r>
+    </w:p>
+    <w:p>
+      <w:pPr>
+        <w:pStyle w:val="ListParagraph"/>
+        <w:ind w:left="360"/>
+        <w:rPr>
+          <w:rFonts w:ascii="Arial" w:hAnsi="Arial" w:cs="Arial"/>
+          <w:sz w:val="22"/>
+          <w:szCs w:val="22"/>
+        </w:rPr>
+      </w:pPr>
+      <w:r>
+        <w:rPr>
+          <w:rFonts w:ascii="Arial" w:hAnsi="Arial" w:cs="Arial"/>
+          <w:sz w:val="22"/>
+          <w:szCs w:val="22"/>
+        </w:rPr>
+        <w:t xml:space="preserve">  - </w:t>
+      </w:r>
+      <w:proofErr w:type="spellStart"/>
+      <w:r>
+        <w:rPr>
+          <w:rFonts w:ascii="Arial" w:hAnsi="Arial" w:cs="Arial"/>
+          <w:sz w:val="22"/>
+          <w:szCs w:val="22"/>
+        </w:rPr>
+        <w:t>libglib</w:t>
+      </w:r>
+      <w:proofErr w:type="spellEnd"/>
+      <w:r>
+        <w:rPr>
+          <w:rFonts w:ascii="Arial" w:hAnsi="Arial" w:cs="Arial"/>
+          <w:sz w:val="22"/>
+          <w:szCs w:val="22"/>
+        </w:rPr>
+        <w:t>=2.78.1=hebfc3b9_0</w:t>
+      </w:r>
+    </w:p>
+    <w:p>
+      <w:pPr>
+        <w:pStyle w:val="ListParagraph"/>
+        <w:ind w:left="360"/>
+        <w:rPr>
+          <w:rFonts w:ascii="Arial" w:hAnsi="Arial" w:cs="Arial"/>
+          <w:sz w:val="22"/>
+          <w:szCs w:val="22"/>
+        </w:rPr>
+      </w:pPr>
+      <w:r>
+        <w:rPr>
+          <w:rFonts w:ascii="Arial" w:hAnsi="Arial" w:cs="Arial"/>
+          <w:sz w:val="22"/>
+          <w:szCs w:val="22"/>
+        </w:rPr>
+        <w:t xml:space="preserve">  - </w:t>
+      </w:r>
+      <w:proofErr w:type="spellStart"/>
+      <w:r>
+        <w:rPr>
+          <w:rFonts w:ascii="Arial" w:hAnsi="Arial" w:cs="Arial"/>
+          <w:sz w:val="22"/>
+          <w:szCs w:val="22"/>
+        </w:rPr>
+        <w:t>libglu</w:t>
+      </w:r>
+      <w:proofErr w:type="spellEnd"/>
+      <w:r>
+        <w:rPr>
+          <w:rFonts w:ascii="Arial" w:hAnsi="Arial" w:cs="Arial"/>
+          <w:sz w:val="22"/>
+          <w:szCs w:val="22"/>
+        </w:rPr>
+        <w:t>=9.0.0=hac7e632_1003</w:t>
+      </w:r>
+    </w:p>
+    <w:p>
+      <w:pPr>
+        <w:pStyle w:val="ListParagraph"/>
+        <w:ind w:left="360"/>
+        <w:rPr>
+          <w:rFonts w:ascii="Arial" w:hAnsi="Arial" w:cs="Arial"/>
+          <w:sz w:val="22"/>
+          <w:szCs w:val="22"/>
+        </w:rPr>
+      </w:pPr>
+      <w:r>
+        <w:rPr>
+          <w:rFonts w:ascii="Arial" w:hAnsi="Arial" w:cs="Arial"/>
+          <w:sz w:val="22"/>
+          <w:szCs w:val="22"/>
+        </w:rPr>
+        <w:t xml:space="preserve">  - </w:t>
+      </w:r>
+      <w:proofErr w:type="spellStart"/>
+      <w:r>
+        <w:rPr>
+          <w:rFonts w:ascii="Arial" w:hAnsi="Arial" w:cs="Arial"/>
+          <w:sz w:val="22"/>
+          <w:szCs w:val="22"/>
+        </w:rPr>
+        <w:t>libgomp</w:t>
+      </w:r>
+      <w:proofErr w:type="spellEnd"/>
+      <w:r>
+        <w:rPr>
+          <w:rFonts w:ascii="Arial" w:hAnsi="Arial" w:cs="Arial"/>
+          <w:sz w:val="22"/>
+          <w:szCs w:val="22"/>
+        </w:rPr>
+        <w:t>=13.2.0=h807b86a_3</w:t>
+      </w:r>
+    </w:p>
+    <w:p>
+      <w:pPr>
+        <w:pStyle w:val="ListParagraph"/>
+        <w:ind w:left="360"/>
+        <w:rPr>
+          <w:rFonts w:ascii="Arial" w:hAnsi="Arial" w:cs="Arial"/>
+          <w:sz w:val="22"/>
+          <w:szCs w:val="22"/>
+        </w:rPr>
+      </w:pPr>
+      <w:r>
+        <w:rPr>
+          <w:rFonts w:ascii="Arial" w:hAnsi="Arial" w:cs="Arial"/>
+          <w:sz w:val="22"/>
+          <w:szCs w:val="22"/>
+        </w:rPr>
+        <w:t xml:space="preserve">  - </w:t>
+      </w:r>
+      <w:proofErr w:type="spellStart"/>
+      <w:r>
+        <w:rPr>
+          <w:rFonts w:ascii="Arial" w:hAnsi="Arial" w:cs="Arial"/>
+          <w:sz w:val="22"/>
+          <w:szCs w:val="22"/>
+        </w:rPr>
+        <w:t>libgpg</w:t>
+      </w:r>
+      <w:proofErr w:type="spellEnd"/>
+      <w:r>
+        <w:rPr>
+          <w:rFonts w:ascii="Arial" w:hAnsi="Arial" w:cs="Arial"/>
+          <w:sz w:val="22"/>
+          <w:szCs w:val="22"/>
+        </w:rPr>
+        <w:t>-error=1.47=h71f35ed_0</w:t>
+      </w:r>
+    </w:p>
+    <w:p>
+      <w:pPr>
+        <w:pStyle w:val="ListParagraph"/>
+        <w:ind w:left="360"/>
+        <w:rPr>
+          <w:rFonts w:ascii="Arial" w:hAnsi="Arial" w:cs="Arial"/>
+          <w:sz w:val="22"/>
+          <w:szCs w:val="22"/>
+        </w:rPr>
+      </w:pPr>
+      <w:r>
+        <w:rPr>
+          <w:rFonts w:ascii="Arial" w:hAnsi="Arial" w:cs="Arial"/>
+          <w:sz w:val="22"/>
+          <w:szCs w:val="22"/>
+        </w:rPr>
+        <w:t xml:space="preserve">  - </w:t>
+      </w:r>
+      <w:proofErr w:type="spellStart"/>
+      <w:r>
+        <w:rPr>
+          <w:rFonts w:ascii="Arial" w:hAnsi="Arial" w:cs="Arial"/>
+          <w:sz w:val="22"/>
+          <w:szCs w:val="22"/>
+        </w:rPr>
+        <w:t>libiconv</w:t>
+      </w:r>
+      <w:proofErr w:type="spellEnd"/>
+      <w:r>
+        <w:rPr>
+          <w:rFonts w:ascii="Arial" w:hAnsi="Arial" w:cs="Arial"/>
+          <w:sz w:val="22"/>
+          <w:szCs w:val="22"/>
+        </w:rPr>
+        <w:t>=1.17=hd590300_2</w:t>
+      </w:r>
+    </w:p>
+    <w:p>
+      <w:pPr>
+        <w:pStyle w:val="ListParagraph"/>
+        <w:ind w:left="360"/>
+        <w:rPr>
+          <w:rFonts w:ascii="Arial" w:hAnsi="Arial" w:cs="Arial"/>
+          <w:sz w:val="22"/>
+          <w:szCs w:val="22"/>
+        </w:rPr>
+      </w:pPr>
+      <w:r>
+        <w:rPr>
+          <w:rFonts w:ascii="Arial" w:hAnsi="Arial" w:cs="Arial"/>
+          <w:sz w:val="22"/>
+          <w:szCs w:val="22"/>
+        </w:rPr>
+        <w:t xml:space="preserve">  - </w:t>
+      </w:r>
+      <w:proofErr w:type="spellStart"/>
+      <w:r>
+        <w:rPr>
+          <w:rFonts w:ascii="Arial" w:hAnsi="Arial" w:cs="Arial"/>
+          <w:sz w:val="22"/>
+          <w:szCs w:val="22"/>
+        </w:rPr>
+        <w:t>libjpeg</w:t>
+      </w:r>
+      <w:proofErr w:type="spellEnd"/>
+      <w:r>
+        <w:rPr>
+          <w:rFonts w:ascii="Arial" w:hAnsi="Arial" w:cs="Arial"/>
+          <w:sz w:val="22"/>
+          <w:szCs w:val="22"/>
+        </w:rPr>
+        <w:t>-turbo=2.1.5.1=hd590300_1</w:t>
+      </w:r>
+    </w:p>
+    <w:p>
+      <w:pPr>
+        <w:pStyle w:val="ListParagraph"/>
+        <w:ind w:left="360"/>
+        <w:rPr>
+          <w:rFonts w:ascii="Arial" w:hAnsi="Arial" w:cs="Arial"/>
+          <w:sz w:val="22"/>
+          <w:szCs w:val="22"/>
+        </w:rPr>
+      </w:pPr>
+      <w:r>
+        <w:rPr>
+          <w:rFonts w:ascii="Arial" w:hAnsi="Arial" w:cs="Arial"/>
+          <w:sz w:val="22"/>
+          <w:szCs w:val="22"/>
+        </w:rPr>
+        <w:t xml:space="preserve">  - </w:t>
+      </w:r>
+      <w:proofErr w:type="spellStart"/>
+      <w:r>
+        <w:rPr>
+          <w:rFonts w:ascii="Arial" w:hAnsi="Arial" w:cs="Arial"/>
+          <w:sz w:val="22"/>
+          <w:szCs w:val="22"/>
+        </w:rPr>
+        <w:t>libkml</w:t>
+      </w:r>
+      <w:proofErr w:type="spellEnd"/>
+      <w:r>
+        <w:rPr>
+          <w:rFonts w:ascii="Arial" w:hAnsi="Arial" w:cs="Arial"/>
+          <w:sz w:val="22"/>
+          <w:szCs w:val="22"/>
+        </w:rPr>
+        <w:t>=1.3.0=h01aab08_1016</w:t>
+      </w:r>
+    </w:p>
+    <w:p>
+      <w:pPr>
+        <w:pStyle w:val="ListParagraph"/>
+        <w:ind w:left="360"/>
+        <w:rPr>
+          <w:rFonts w:ascii="Arial" w:hAnsi="Arial" w:cs="Arial"/>
+          <w:sz w:val="22"/>
+          <w:szCs w:val="22"/>
+        </w:rPr>
+      </w:pPr>
+      <w:r>
+        <w:rPr>
+          <w:rFonts w:ascii="Arial" w:hAnsi="Arial" w:cs="Arial"/>
+          <w:sz w:val="22"/>
+          <w:szCs w:val="22"/>
+        </w:rPr>
+        <w:t xml:space="preserve">  - </w:t>
+      </w:r>
+      <w:proofErr w:type="spellStart"/>
+      <w:r>
+        <w:rPr>
+          <w:rFonts w:ascii="Arial" w:hAnsi="Arial" w:cs="Arial"/>
+          <w:sz w:val="22"/>
+          <w:szCs w:val="22"/>
+        </w:rPr>
+        <w:t>liblapack</w:t>
+      </w:r>
+      <w:proofErr w:type="spellEnd"/>
+      <w:r>
+        <w:rPr>
+          <w:rFonts w:ascii="Arial" w:hAnsi="Arial" w:cs="Arial"/>
+          <w:sz w:val="22"/>
+          <w:szCs w:val="22"/>
+        </w:rPr>
+        <w:t>=3.9.0=20_linux64_openblas</w:t>
+      </w:r>
+    </w:p>
+    <w:p>
+      <w:pPr>
+        <w:pStyle w:val="ListParagraph"/>
+        <w:ind w:left="360"/>
+        <w:rPr>
+          <w:rFonts w:ascii="Arial" w:hAnsi="Arial" w:cs="Arial"/>
+          <w:sz w:val="22"/>
+          <w:szCs w:val="22"/>
+        </w:rPr>
+      </w:pPr>
+      <w:r>
+        <w:rPr>
+          <w:rFonts w:ascii="Arial" w:hAnsi="Arial" w:cs="Arial"/>
+          <w:sz w:val="22"/>
+          <w:szCs w:val="22"/>
+        </w:rPr>
+        <w:t xml:space="preserve">  - libllvm16=16.0.6=h5cf9203_2</w:t>
+      </w:r>
+    </w:p>
+    <w:p>
+      <w:pPr>
+        <w:pStyle w:val="ListParagraph"/>
+        <w:ind w:left="360"/>
+        <w:rPr>
+          <w:rFonts w:ascii="Arial" w:hAnsi="Arial" w:cs="Arial"/>
+          <w:sz w:val="22"/>
+          <w:szCs w:val="22"/>
+        </w:rPr>
+      </w:pPr>
+      <w:r>
+        <w:rPr>
+          <w:rFonts w:ascii="Arial" w:hAnsi="Arial" w:cs="Arial"/>
+          <w:sz w:val="22"/>
+          <w:szCs w:val="22"/>
+        </w:rPr>
+        <w:t xml:space="preserve">  - </w:t>
+      </w:r>
+      <w:proofErr w:type="spellStart"/>
+      <w:r>
+        <w:rPr>
+          <w:rFonts w:ascii="Arial" w:hAnsi="Arial" w:cs="Arial"/>
+          <w:sz w:val="22"/>
+          <w:szCs w:val="22"/>
+        </w:rPr>
+        <w:t>libnetcdf</w:t>
+      </w:r>
+      <w:proofErr w:type="spellEnd"/>
+      <w:r>
+        <w:rPr>
+          <w:rFonts w:ascii="Arial" w:hAnsi="Arial" w:cs="Arial"/>
+          <w:sz w:val="22"/>
+          <w:szCs w:val="22"/>
+        </w:rPr>
+        <w:t>=4.9.2=nompi_h0f3d0bb_105</w:t>
+      </w:r>
+    </w:p>
+    <w:p>
+      <w:pPr>
+        <w:pStyle w:val="ListParagraph"/>
+        <w:ind w:left="360"/>
+        <w:rPr>
+          <w:rFonts w:ascii="Arial" w:hAnsi="Arial" w:cs="Arial"/>
+          <w:sz w:val="22"/>
+          <w:szCs w:val="22"/>
+        </w:rPr>
+      </w:pPr>
+      <w:r>
+        <w:rPr>
+          <w:rFonts w:ascii="Arial" w:hAnsi="Arial" w:cs="Arial"/>
+          <w:sz w:val="22"/>
+          <w:szCs w:val="22"/>
+        </w:rPr>
+        <w:t xml:space="preserve">  - libnghttp2=1.58.0=h47da74e_0</w:t>
+      </w:r>
+    </w:p>
+    <w:p>
+      <w:pPr>
+        <w:pStyle w:val="ListParagraph"/>
+        <w:ind w:left="360"/>
+        <w:rPr>
+          <w:rFonts w:ascii="Arial" w:hAnsi="Arial" w:cs="Arial"/>
+          <w:sz w:val="22"/>
+          <w:szCs w:val="22"/>
+        </w:rPr>
+      </w:pPr>
+      <w:r>
+        <w:rPr>
+          <w:rFonts w:ascii="Arial" w:hAnsi="Arial" w:cs="Arial"/>
+          <w:sz w:val="22"/>
+          <w:szCs w:val="22"/>
+        </w:rPr>
+        <w:t xml:space="preserve">  - </w:t>
+      </w:r>
+      <w:proofErr w:type="spellStart"/>
+      <w:r>
+        <w:rPr>
+          <w:rFonts w:ascii="Arial" w:hAnsi="Arial" w:cs="Arial"/>
+          <w:sz w:val="22"/>
+          <w:szCs w:val="22"/>
+        </w:rPr>
+        <w:t>libnsl</w:t>
+      </w:r>
+      <w:proofErr w:type="spellEnd"/>
+      <w:r>
+        <w:rPr>
+          <w:rFonts w:ascii="Arial" w:hAnsi="Arial" w:cs="Arial"/>
+          <w:sz w:val="22"/>
+          <w:szCs w:val="22"/>
+        </w:rPr>
+        <w:t>=2.0.1=hd590300_0</w:t>
+      </w:r>
+    </w:p>
+    <w:p>
+      <w:pPr>
+        <w:pStyle w:val="ListParagraph"/>
+        <w:ind w:left="360"/>
+        <w:rPr>
+          <w:rFonts w:ascii="Arial" w:hAnsi="Arial" w:cs="Arial"/>
+          <w:sz w:val="22"/>
+          <w:szCs w:val="22"/>
+        </w:rPr>
+      </w:pPr>
+      <w:r>
+        <w:rPr>
+          <w:rFonts w:ascii="Arial" w:hAnsi="Arial" w:cs="Arial"/>
+          <w:sz w:val="22"/>
+          <w:szCs w:val="22"/>
+        </w:rPr>
+        <w:t xml:space="preserve">  - </w:t>
+      </w:r>
+      <w:proofErr w:type="spellStart"/>
+      <w:r>
+        <w:rPr>
+          <w:rFonts w:ascii="Arial" w:hAnsi="Arial" w:cs="Arial"/>
+          <w:sz w:val="22"/>
+          <w:szCs w:val="22"/>
+        </w:rPr>
+        <w:t>libogg</w:t>
+      </w:r>
+      <w:proofErr w:type="spellEnd"/>
+      <w:r>
+        <w:rPr>
+          <w:rFonts w:ascii="Arial" w:hAnsi="Arial" w:cs="Arial"/>
+          <w:sz w:val="22"/>
+          <w:szCs w:val="22"/>
+        </w:rPr>
+        <w:t>=1.3.4=h7f98852_1</w:t>
+      </w:r>
+    </w:p>
+    <w:p>
+      <w:pPr>
+        <w:pStyle w:val="ListParagraph"/>
+        <w:ind w:left="360"/>
+        <w:rPr>
+          <w:rFonts w:ascii="Arial" w:hAnsi="Arial" w:cs="Arial"/>
+          <w:sz w:val="22"/>
+          <w:szCs w:val="22"/>
+        </w:rPr>
+      </w:pPr>
+      <w:r>
+        <w:rPr>
+          <w:rFonts w:ascii="Arial" w:hAnsi="Arial" w:cs="Arial"/>
+          <w:sz w:val="22"/>
+          <w:szCs w:val="22"/>
+        </w:rPr>
+        <w:t xml:space="preserve">  - </w:t>
+      </w:r>
+      <w:proofErr w:type="spellStart"/>
+      <w:r>
+        <w:rPr>
+          <w:rFonts w:ascii="Arial" w:hAnsi="Arial" w:cs="Arial"/>
+          <w:sz w:val="22"/>
+          <w:szCs w:val="22"/>
+        </w:rPr>
+        <w:t>libopenblas</w:t>
+      </w:r>
+      <w:proofErr w:type="spellEnd"/>
+      <w:r>
+        <w:rPr>
+          <w:rFonts w:ascii="Arial" w:hAnsi="Arial" w:cs="Arial"/>
+          <w:sz w:val="22"/>
+          <w:szCs w:val="22"/>
+        </w:rPr>
+        <w:t>=0.3.25=pthreads_h413a1c8_0</w:t>
+      </w:r>
+    </w:p>
+    <w:p>
+      <w:pPr>
+        <w:pStyle w:val="ListParagraph"/>
+        <w:ind w:left="360"/>
+        <w:rPr>
+          <w:rFonts w:ascii="Arial" w:hAnsi="Arial" w:cs="Arial"/>
+          <w:sz w:val="22"/>
+          <w:szCs w:val="22"/>
+        </w:rPr>
+      </w:pPr>
+      <w:r>
+        <w:rPr>
+          <w:rFonts w:ascii="Arial" w:hAnsi="Arial" w:cs="Arial"/>
+          <w:sz w:val="22"/>
+          <w:szCs w:val="22"/>
+        </w:rPr>
+        <w:t xml:space="preserve">  - </w:t>
+      </w:r>
+      <w:proofErr w:type="spellStart"/>
+      <w:r>
+        <w:rPr>
+          <w:rFonts w:ascii="Arial" w:hAnsi="Arial" w:cs="Arial"/>
+          <w:sz w:val="22"/>
+          <w:szCs w:val="22"/>
+        </w:rPr>
+        <w:t>libopus</w:t>
+      </w:r>
+      <w:proofErr w:type="spellEnd"/>
+      <w:r>
+        <w:rPr>
+          <w:rFonts w:ascii="Arial" w:hAnsi="Arial" w:cs="Arial"/>
+          <w:sz w:val="22"/>
+          <w:szCs w:val="22"/>
+        </w:rPr>
+        <w:t>=1.3.1=h7f98852_1</w:t>
+      </w:r>
+    </w:p>
+    <w:p>
+      <w:pPr>
+        <w:pStyle w:val="ListParagraph"/>
+        <w:ind w:left="360"/>
+        <w:rPr>
+          <w:rFonts w:ascii="Arial" w:hAnsi="Arial" w:cs="Arial"/>
+          <w:sz w:val="22"/>
+          <w:szCs w:val="22"/>
+        </w:rPr>
+      </w:pPr>
+      <w:r>
+        <w:rPr>
+          <w:rFonts w:ascii="Arial" w:hAnsi="Arial" w:cs="Arial"/>
+          <w:sz w:val="22"/>
+          <w:szCs w:val="22"/>
+        </w:rPr>
+        <w:t xml:space="preserve">  - </w:t>
+      </w:r>
+      <w:proofErr w:type="spellStart"/>
+      <w:r>
+        <w:rPr>
+          <w:rFonts w:ascii="Arial" w:hAnsi="Arial" w:cs="Arial"/>
+          <w:sz w:val="22"/>
+          <w:szCs w:val="22"/>
+        </w:rPr>
+        <w:t>libpng</w:t>
+      </w:r>
+      <w:proofErr w:type="spellEnd"/>
+      <w:r>
+        <w:rPr>
+          <w:rFonts w:ascii="Arial" w:hAnsi="Arial" w:cs="Arial"/>
+          <w:sz w:val="22"/>
+          <w:szCs w:val="22"/>
+        </w:rPr>
+        <w:t>=1.6.39=h753d276_0</w:t>
+      </w:r>
+    </w:p>
+    <w:p>
+      <w:pPr>
+        <w:pStyle w:val="ListParagraph"/>
+        <w:ind w:left="360"/>
+        <w:rPr>
+          <w:rFonts w:ascii="Arial" w:hAnsi="Arial" w:cs="Arial"/>
+          <w:sz w:val="22"/>
+          <w:szCs w:val="22"/>
+        </w:rPr>
+      </w:pPr>
+      <w:r>
+        <w:rPr>
+          <w:rFonts w:ascii="Arial" w:hAnsi="Arial" w:cs="Arial"/>
+          <w:sz w:val="22"/>
+          <w:szCs w:val="22"/>
+        </w:rPr>
+        <w:t xml:space="preserve">  - </w:t>
+      </w:r>
+      <w:proofErr w:type="spellStart"/>
+      <w:r>
+        <w:rPr>
+          <w:rFonts w:ascii="Arial" w:hAnsi="Arial" w:cs="Arial"/>
+          <w:sz w:val="22"/>
+          <w:szCs w:val="22"/>
+        </w:rPr>
+        <w:t>libpq</w:t>
+      </w:r>
+      <w:proofErr w:type="spellEnd"/>
+      <w:r>
+        <w:rPr>
+          <w:rFonts w:ascii="Arial" w:hAnsi="Arial" w:cs="Arial"/>
+          <w:sz w:val="22"/>
+          <w:szCs w:val="22"/>
+        </w:rPr>
+        <w:t>=15.3=hbcd7760_1</w:t>
+      </w:r>
+    </w:p>
+    <w:p>
+      <w:pPr>
+        <w:pStyle w:val="ListParagraph"/>
+        <w:ind w:left="360"/>
+        <w:rPr>
+          <w:rFonts w:ascii="Arial" w:hAnsi="Arial" w:cs="Arial"/>
+          <w:sz w:val="22"/>
+          <w:szCs w:val="22"/>
+        </w:rPr>
+      </w:pPr>
+      <w:r>
+        <w:rPr>
+          <w:rFonts w:ascii="Arial" w:hAnsi="Arial" w:cs="Arial"/>
+          <w:sz w:val="22"/>
+          <w:szCs w:val="22"/>
+        </w:rPr>
+        <w:t xml:space="preserve">  - </w:t>
+      </w:r>
+      <w:proofErr w:type="spellStart"/>
+      <w:r>
+        <w:rPr>
+          <w:rFonts w:ascii="Arial" w:hAnsi="Arial" w:cs="Arial"/>
+          <w:sz w:val="22"/>
+          <w:szCs w:val="22"/>
+        </w:rPr>
+        <w:t>libprotobuf</w:t>
+      </w:r>
+      <w:proofErr w:type="spellEnd"/>
+      <w:r>
+        <w:rPr>
+          <w:rFonts w:ascii="Arial" w:hAnsi="Arial" w:cs="Arial"/>
+          <w:sz w:val="22"/>
+          <w:szCs w:val="22"/>
+        </w:rPr>
+        <w:t>=3.20.3=h3eb15da_0</w:t>
+      </w:r>
+    </w:p>
+    <w:p>
+      <w:pPr>
+        <w:pStyle w:val="ListParagraph"/>
+        <w:ind w:left="360"/>
+        <w:rPr>
+          <w:rFonts w:ascii="Arial" w:hAnsi="Arial" w:cs="Arial"/>
+          <w:sz w:val="22"/>
+          <w:szCs w:val="22"/>
+        </w:rPr>
+      </w:pPr>
+      <w:r>
+        <w:rPr>
+          <w:rFonts w:ascii="Arial" w:hAnsi="Arial" w:cs="Arial"/>
+          <w:sz w:val="22"/>
+          <w:szCs w:val="22"/>
+        </w:rPr>
+        <w:lastRenderedPageBreak/>
+        <w:t xml:space="preserve">  - </w:t>
+      </w:r>
+      <w:proofErr w:type="spellStart"/>
+      <w:r>
+        <w:rPr>
+          <w:rFonts w:ascii="Arial" w:hAnsi="Arial" w:cs="Arial"/>
+          <w:sz w:val="22"/>
+          <w:szCs w:val="22"/>
+        </w:rPr>
+        <w:t>librttopo</w:t>
+      </w:r>
+      <w:proofErr w:type="spellEnd"/>
+      <w:r>
+        <w:rPr>
+          <w:rFonts w:ascii="Arial" w:hAnsi="Arial" w:cs="Arial"/>
+          <w:sz w:val="22"/>
+          <w:szCs w:val="22"/>
+        </w:rPr>
+        <w:t>=1.1.0=h0d5128d_13</w:t>
+      </w:r>
+    </w:p>
+    <w:p>
+      <w:pPr>
+        <w:pStyle w:val="ListParagraph"/>
+        <w:ind w:left="360"/>
+        <w:rPr>
+          <w:rFonts w:ascii="Arial" w:hAnsi="Arial" w:cs="Arial"/>
+          <w:sz w:val="22"/>
+          <w:szCs w:val="22"/>
+        </w:rPr>
+      </w:pPr>
+      <w:r>
+        <w:rPr>
+          <w:rFonts w:ascii="Arial" w:hAnsi="Arial" w:cs="Arial"/>
+          <w:sz w:val="22"/>
+          <w:szCs w:val="22"/>
+        </w:rPr>
+        <w:t xml:space="preserve">  - </w:t>
+      </w:r>
+      <w:proofErr w:type="spellStart"/>
+      <w:r>
+        <w:rPr>
+          <w:rFonts w:ascii="Arial" w:hAnsi="Arial" w:cs="Arial"/>
+          <w:sz w:val="22"/>
+          <w:szCs w:val="22"/>
+        </w:rPr>
+        <w:t>libsndfile</w:t>
+      </w:r>
+      <w:proofErr w:type="spellEnd"/>
+      <w:r>
+        <w:rPr>
+          <w:rFonts w:ascii="Arial" w:hAnsi="Arial" w:cs="Arial"/>
+          <w:sz w:val="22"/>
+          <w:szCs w:val="22"/>
+        </w:rPr>
+        <w:t>=1.2.2=hc60ed4a_1</w:t>
+      </w:r>
+    </w:p>
+    <w:p>
+      <w:pPr>
+        <w:pStyle w:val="ListParagraph"/>
+        <w:ind w:left="360"/>
+        <w:rPr>
+          <w:rFonts w:ascii="Arial" w:hAnsi="Arial" w:cs="Arial"/>
+          <w:sz w:val="22"/>
+          <w:szCs w:val="22"/>
+        </w:rPr>
+      </w:pPr>
+      <w:r>
+        <w:rPr>
+          <w:rFonts w:ascii="Arial" w:hAnsi="Arial" w:cs="Arial"/>
+          <w:sz w:val="22"/>
+          <w:szCs w:val="22"/>
+        </w:rPr>
+        <w:t xml:space="preserve">  - </w:t>
+      </w:r>
+      <w:proofErr w:type="spellStart"/>
+      <w:r>
+        <w:rPr>
+          <w:rFonts w:ascii="Arial" w:hAnsi="Arial" w:cs="Arial"/>
+          <w:sz w:val="22"/>
+          <w:szCs w:val="22"/>
+        </w:rPr>
+        <w:t>libspatialindex</w:t>
+      </w:r>
+      <w:proofErr w:type="spellEnd"/>
+      <w:r>
+        <w:rPr>
+          <w:rFonts w:ascii="Arial" w:hAnsi="Arial" w:cs="Arial"/>
+          <w:sz w:val="22"/>
+          <w:szCs w:val="22"/>
+        </w:rPr>
+        <w:t>=1.9.3=h9c3ff4c_4</w:t>
+      </w:r>
+    </w:p>
+    <w:p>
+      <w:pPr>
+        <w:pStyle w:val="ListParagraph"/>
+        <w:ind w:left="360"/>
+        <w:rPr>
+          <w:rFonts w:ascii="Arial" w:hAnsi="Arial" w:cs="Arial"/>
+          <w:sz w:val="22"/>
+          <w:szCs w:val="22"/>
+        </w:rPr>
+      </w:pPr>
+      <w:r>
+        <w:rPr>
+          <w:rFonts w:ascii="Arial" w:hAnsi="Arial" w:cs="Arial"/>
+          <w:sz w:val="22"/>
+          <w:szCs w:val="22"/>
+        </w:rPr>
+        <w:t xml:space="preserve">  - </w:t>
+      </w:r>
+      <w:proofErr w:type="spellStart"/>
+      <w:r>
+        <w:rPr>
+          <w:rFonts w:ascii="Arial" w:hAnsi="Arial" w:cs="Arial"/>
+          <w:sz w:val="22"/>
+          <w:szCs w:val="22"/>
+        </w:rPr>
+        <w:t>libspatialite</w:t>
+      </w:r>
+      <w:proofErr w:type="spellEnd"/>
+      <w:r>
+        <w:rPr>
+          <w:rFonts w:ascii="Arial" w:hAnsi="Arial" w:cs="Arial"/>
+          <w:sz w:val="22"/>
+          <w:szCs w:val="22"/>
+        </w:rPr>
+        <w:t>=5.0.1=hb46c372_26</w:t>
+      </w:r>
+    </w:p>
+    <w:p>
+      <w:pPr>
+        <w:pStyle w:val="ListParagraph"/>
+        <w:ind w:left="360"/>
+        <w:rPr>
+          <w:rFonts w:ascii="Arial" w:hAnsi="Arial" w:cs="Arial"/>
+          <w:sz w:val="22"/>
+          <w:szCs w:val="22"/>
+        </w:rPr>
+      </w:pPr>
+      <w:r>
+        <w:rPr>
+          <w:rFonts w:ascii="Arial" w:hAnsi="Arial" w:cs="Arial"/>
+          <w:sz w:val="22"/>
+          <w:szCs w:val="22"/>
+        </w:rPr>
+        <w:t xml:space="preserve">  - </w:t>
+      </w:r>
+      <w:proofErr w:type="spellStart"/>
+      <w:r>
+        <w:rPr>
+          <w:rFonts w:ascii="Arial" w:hAnsi="Arial" w:cs="Arial"/>
+          <w:sz w:val="22"/>
+          <w:szCs w:val="22"/>
+        </w:rPr>
+        <w:t>libsqlite</w:t>
+      </w:r>
+      <w:proofErr w:type="spellEnd"/>
+      <w:r>
+        <w:rPr>
+          <w:rFonts w:ascii="Arial" w:hAnsi="Arial" w:cs="Arial"/>
+          <w:sz w:val="22"/>
+          <w:szCs w:val="22"/>
+        </w:rPr>
+        <w:t>=3.44.2=h2797004_0</w:t>
+      </w:r>
+    </w:p>
+    <w:p>
+      <w:pPr>
+        <w:pStyle w:val="ListParagraph"/>
+        <w:ind w:left="360"/>
+        <w:rPr>
+          <w:rFonts w:ascii="Arial" w:hAnsi="Arial" w:cs="Arial"/>
+          <w:sz w:val="22"/>
+          <w:szCs w:val="22"/>
+        </w:rPr>
+      </w:pPr>
+      <w:r>
+        <w:rPr>
+          <w:rFonts w:ascii="Arial" w:hAnsi="Arial" w:cs="Arial"/>
+          <w:sz w:val="22"/>
+          <w:szCs w:val="22"/>
+        </w:rPr>
+        <w:t xml:space="preserve">  - libssh2=1.11.0=h0841786_0</w:t>
+      </w:r>
+    </w:p>
+    <w:p>
+      <w:pPr>
+        <w:pStyle w:val="ListParagraph"/>
+        <w:ind w:left="360"/>
+        <w:rPr>
+          <w:rFonts w:ascii="Arial" w:hAnsi="Arial" w:cs="Arial"/>
+          <w:sz w:val="22"/>
+          <w:szCs w:val="22"/>
+        </w:rPr>
+      </w:pPr>
+      <w:r>
+        <w:rPr>
+          <w:rFonts w:ascii="Arial" w:hAnsi="Arial" w:cs="Arial"/>
+          <w:sz w:val="22"/>
+          <w:szCs w:val="22"/>
+        </w:rPr>
+        <w:t xml:space="preserve">  - </w:t>
+      </w:r>
+      <w:proofErr w:type="spellStart"/>
+      <w:r>
+        <w:rPr>
+          <w:rFonts w:ascii="Arial" w:hAnsi="Arial" w:cs="Arial"/>
+          <w:sz w:val="22"/>
+          <w:szCs w:val="22"/>
+        </w:rPr>
+        <w:t>libstdcxx</w:t>
+      </w:r>
+      <w:proofErr w:type="spellEnd"/>
+      <w:r>
+        <w:rPr>
+          <w:rFonts w:ascii="Arial" w:hAnsi="Arial" w:cs="Arial"/>
+          <w:sz w:val="22"/>
+          <w:szCs w:val="22"/>
+        </w:rPr>
+        <w:t>-ng=13.2.0=h7e041cc_3</w:t>
+      </w:r>
+    </w:p>
+    <w:p>
+      <w:pPr>
+        <w:pStyle w:val="ListParagraph"/>
+        <w:ind w:left="360"/>
+        <w:rPr>
+          <w:rFonts w:ascii="Arial" w:hAnsi="Arial" w:cs="Arial"/>
+          <w:sz w:val="22"/>
+          <w:szCs w:val="22"/>
+        </w:rPr>
+      </w:pPr>
+      <w:r>
+        <w:rPr>
+          <w:rFonts w:ascii="Arial" w:hAnsi="Arial" w:cs="Arial"/>
+          <w:sz w:val="22"/>
+          <w:szCs w:val="22"/>
+        </w:rPr>
+        <w:t xml:space="preserve">  - libsystemd0=255=h3516f8a_0</w:t>
+      </w:r>
+    </w:p>
+    <w:p>
+      <w:pPr>
+        <w:pStyle w:val="ListParagraph"/>
+        <w:ind w:left="360"/>
+        <w:rPr>
+          <w:rFonts w:ascii="Arial" w:hAnsi="Arial" w:cs="Arial"/>
+          <w:sz w:val="22"/>
+          <w:szCs w:val="22"/>
+        </w:rPr>
+      </w:pPr>
+      <w:r>
+        <w:rPr>
+          <w:rFonts w:ascii="Arial" w:hAnsi="Arial" w:cs="Arial"/>
+          <w:sz w:val="22"/>
+          <w:szCs w:val="22"/>
+        </w:rPr>
+        <w:t xml:space="preserve">  - </w:t>
+      </w:r>
+      <w:proofErr w:type="spellStart"/>
+      <w:r>
+        <w:rPr>
+          <w:rFonts w:ascii="Arial" w:hAnsi="Arial" w:cs="Arial"/>
+          <w:sz w:val="22"/>
+          <w:szCs w:val="22"/>
+        </w:rPr>
+        <w:t>libthrift</w:t>
+      </w:r>
+      <w:proofErr w:type="spellEnd"/>
+      <w:r>
+        <w:rPr>
+          <w:rFonts w:ascii="Arial" w:hAnsi="Arial" w:cs="Arial"/>
+          <w:sz w:val="22"/>
+          <w:szCs w:val="22"/>
+        </w:rPr>
+        <w:t>=0.15.0=h1795dd8_2</w:t>
+      </w:r>
+    </w:p>
+    <w:p>
+      <w:pPr>
+        <w:pStyle w:val="ListParagraph"/>
+        <w:ind w:left="360"/>
+        <w:rPr>
+          <w:rFonts w:ascii="Arial" w:hAnsi="Arial" w:cs="Arial"/>
+          <w:sz w:val="22"/>
+          <w:szCs w:val="22"/>
+        </w:rPr>
+      </w:pPr>
+      <w:r>
+        <w:rPr>
+          <w:rFonts w:ascii="Arial" w:hAnsi="Arial" w:cs="Arial"/>
+          <w:sz w:val="22"/>
+          <w:szCs w:val="22"/>
+        </w:rPr>
+        <w:t xml:space="preserve">  - </w:t>
+      </w:r>
+      <w:proofErr w:type="spellStart"/>
+      <w:r>
+        <w:rPr>
+          <w:rFonts w:ascii="Arial" w:hAnsi="Arial" w:cs="Arial"/>
+          <w:sz w:val="22"/>
+          <w:szCs w:val="22"/>
+        </w:rPr>
+        <w:t>libtiff</w:t>
+      </w:r>
+      <w:proofErr w:type="spellEnd"/>
+      <w:r>
+        <w:rPr>
+          <w:rFonts w:ascii="Arial" w:hAnsi="Arial" w:cs="Arial"/>
+          <w:sz w:val="22"/>
+          <w:szCs w:val="22"/>
+        </w:rPr>
+        <w:t>=4.5.1=h8b53f26_1</w:t>
+      </w:r>
+    </w:p>
+    <w:p>
+      <w:pPr>
+        <w:pStyle w:val="ListParagraph"/>
+        <w:ind w:left="360"/>
+        <w:rPr>
+          <w:rFonts w:ascii="Arial" w:hAnsi="Arial" w:cs="Arial"/>
+          <w:sz w:val="22"/>
+          <w:szCs w:val="22"/>
+        </w:rPr>
+      </w:pPr>
+      <w:r>
+        <w:rPr>
+          <w:rFonts w:ascii="Arial" w:hAnsi="Arial" w:cs="Arial"/>
+          <w:sz w:val="22"/>
+          <w:szCs w:val="22"/>
+        </w:rPr>
+        <w:t xml:space="preserve">  - </w:t>
+      </w:r>
+      <w:proofErr w:type="spellStart"/>
+      <w:r>
+        <w:rPr>
+          <w:rFonts w:ascii="Arial" w:hAnsi="Arial" w:cs="Arial"/>
+          <w:sz w:val="22"/>
+          <w:szCs w:val="22"/>
+        </w:rPr>
+        <w:t>libuuid</w:t>
+      </w:r>
+      <w:proofErr w:type="spellEnd"/>
+      <w:r>
+        <w:rPr>
+          <w:rFonts w:ascii="Arial" w:hAnsi="Arial" w:cs="Arial"/>
+          <w:sz w:val="22"/>
+          <w:szCs w:val="22"/>
+        </w:rPr>
+        <w:t>=2.38.1=h0b41bf4_0</w:t>
+      </w:r>
+    </w:p>
+    <w:p>
+      <w:pPr>
+        <w:pStyle w:val="ListParagraph"/>
+        <w:ind w:left="360"/>
+        <w:rPr>
+          <w:rFonts w:ascii="Arial" w:hAnsi="Arial" w:cs="Arial"/>
+          <w:sz w:val="22"/>
+          <w:szCs w:val="22"/>
+        </w:rPr>
+      </w:pPr>
+      <w:r>
+        <w:rPr>
+          <w:rFonts w:ascii="Arial" w:hAnsi="Arial" w:cs="Arial"/>
+          <w:sz w:val="22"/>
+          <w:szCs w:val="22"/>
+        </w:rPr>
+        <w:t xml:space="preserve">  - </w:t>
+      </w:r>
+      <w:proofErr w:type="spellStart"/>
+      <w:r>
+        <w:rPr>
+          <w:rFonts w:ascii="Arial" w:hAnsi="Arial" w:cs="Arial"/>
+          <w:sz w:val="22"/>
+          <w:szCs w:val="22"/>
+        </w:rPr>
+        <w:t>libvorbis</w:t>
+      </w:r>
+      <w:proofErr w:type="spellEnd"/>
+      <w:r>
+        <w:rPr>
+          <w:rFonts w:ascii="Arial" w:hAnsi="Arial" w:cs="Arial"/>
+          <w:sz w:val="22"/>
+          <w:szCs w:val="22"/>
+        </w:rPr>
+        <w:t>=1.3.7=h9c3ff4c_0</w:t>
+      </w:r>
+    </w:p>
+    <w:p>
+      <w:pPr>
+        <w:pStyle w:val="ListParagraph"/>
+        <w:ind w:left="360"/>
+        <w:rPr>
+          <w:rFonts w:ascii="Arial" w:hAnsi="Arial" w:cs="Arial"/>
+          <w:sz w:val="22"/>
+          <w:szCs w:val="22"/>
+        </w:rPr>
+      </w:pPr>
+      <w:r>
+        <w:rPr>
+          <w:rFonts w:ascii="Arial" w:hAnsi="Arial" w:cs="Arial"/>
+          <w:sz w:val="22"/>
+          <w:szCs w:val="22"/>
+        </w:rPr>
+        <w:t xml:space="preserve">  - </w:t>
+      </w:r>
+      <w:proofErr w:type="spellStart"/>
+      <w:r>
+        <w:rPr>
+          <w:rFonts w:ascii="Arial" w:hAnsi="Arial" w:cs="Arial"/>
+          <w:sz w:val="22"/>
+          <w:szCs w:val="22"/>
+        </w:rPr>
+        <w:t>libwebp</w:t>
+      </w:r>
+      <w:proofErr w:type="spellEnd"/>
+      <w:r>
+        <w:rPr>
+          <w:rFonts w:ascii="Arial" w:hAnsi="Arial" w:cs="Arial"/>
+          <w:sz w:val="22"/>
+          <w:szCs w:val="22"/>
+        </w:rPr>
+        <w:t>-base=1.3.2=hd590300_0</w:t>
+      </w:r>
+    </w:p>
+    <w:p>
+      <w:pPr>
+        <w:pStyle w:val="ListParagraph"/>
+        <w:ind w:left="360"/>
+        <w:rPr>
+          <w:rFonts w:ascii="Arial" w:hAnsi="Arial" w:cs="Arial"/>
+          <w:sz w:val="22"/>
+          <w:szCs w:val="22"/>
+        </w:rPr>
+      </w:pPr>
+      <w:r>
+        <w:rPr>
+          <w:rFonts w:ascii="Arial" w:hAnsi="Arial" w:cs="Arial"/>
+          <w:sz w:val="22"/>
+          <w:szCs w:val="22"/>
+        </w:rPr>
+        <w:t xml:space="preserve">  - </w:t>
+      </w:r>
+      <w:proofErr w:type="spellStart"/>
+      <w:r>
+        <w:rPr>
+          <w:rFonts w:ascii="Arial" w:hAnsi="Arial" w:cs="Arial"/>
+          <w:sz w:val="22"/>
+          <w:szCs w:val="22"/>
+        </w:rPr>
+        <w:t>libxcb</w:t>
+      </w:r>
+      <w:proofErr w:type="spellEnd"/>
+      <w:r>
+        <w:rPr>
+          <w:rFonts w:ascii="Arial" w:hAnsi="Arial" w:cs="Arial"/>
+          <w:sz w:val="22"/>
+          <w:szCs w:val="22"/>
+        </w:rPr>
+        <w:t>=1.15=h0b41bf4_0</w:t>
+      </w:r>
+    </w:p>
+    <w:p>
+      <w:pPr>
+        <w:pStyle w:val="ListParagraph"/>
+        <w:ind w:left="360"/>
+        <w:rPr>
+          <w:rFonts w:ascii="Arial" w:hAnsi="Arial" w:cs="Arial"/>
+          <w:sz w:val="22"/>
+          <w:szCs w:val="22"/>
+        </w:rPr>
+      </w:pPr>
+      <w:r>
+        <w:rPr>
+          <w:rFonts w:ascii="Arial" w:hAnsi="Arial" w:cs="Arial"/>
+          <w:sz w:val="22"/>
+          <w:szCs w:val="22"/>
+        </w:rPr>
+        <w:t xml:space="preserve">  - </w:t>
+      </w:r>
+      <w:proofErr w:type="spellStart"/>
+      <w:r>
+        <w:rPr>
+          <w:rFonts w:ascii="Arial" w:hAnsi="Arial" w:cs="Arial"/>
+          <w:sz w:val="22"/>
+          <w:szCs w:val="22"/>
+        </w:rPr>
+        <w:t>libxkbcommon</w:t>
+      </w:r>
+      <w:proofErr w:type="spellEnd"/>
+      <w:r>
+        <w:rPr>
+          <w:rFonts w:ascii="Arial" w:hAnsi="Arial" w:cs="Arial"/>
+          <w:sz w:val="22"/>
+          <w:szCs w:val="22"/>
+        </w:rPr>
+        <w:t>=1.6.0=h5d7e998_0</w:t>
+      </w:r>
+    </w:p>
+    <w:p>
+      <w:pPr>
+        <w:pStyle w:val="ListParagraph"/>
+        <w:ind w:left="360"/>
+        <w:rPr>
+          <w:rFonts w:ascii="Arial" w:hAnsi="Arial" w:cs="Arial"/>
+          <w:sz w:val="22"/>
+          <w:szCs w:val="22"/>
+        </w:rPr>
+      </w:pPr>
+      <w:r>
+        <w:rPr>
+          <w:rFonts w:ascii="Arial" w:hAnsi="Arial" w:cs="Arial"/>
+          <w:sz w:val="22"/>
+          <w:szCs w:val="22"/>
+        </w:rPr>
+        <w:t xml:space="preserve">  - libxml2=2.11.5=h0d562d8_0</w:t>
+      </w:r>
+    </w:p>
+    <w:p>
+      <w:pPr>
+        <w:pStyle w:val="ListParagraph"/>
+        <w:ind w:left="360"/>
+        <w:rPr>
+          <w:rFonts w:ascii="Arial" w:hAnsi="Arial" w:cs="Arial"/>
+          <w:sz w:val="22"/>
+          <w:szCs w:val="22"/>
+        </w:rPr>
+      </w:pPr>
+      <w:r>
+        <w:rPr>
+          <w:rFonts w:ascii="Arial" w:hAnsi="Arial" w:cs="Arial"/>
+          <w:sz w:val="22"/>
+          <w:szCs w:val="22"/>
+        </w:rPr>
+        <w:t xml:space="preserve">  - </w:t>
+      </w:r>
+      <w:proofErr w:type="spellStart"/>
+      <w:r>
+        <w:rPr>
+          <w:rFonts w:ascii="Arial" w:hAnsi="Arial" w:cs="Arial"/>
+          <w:sz w:val="22"/>
+          <w:szCs w:val="22"/>
+        </w:rPr>
+        <w:t>libzip</w:t>
+      </w:r>
+      <w:proofErr w:type="spellEnd"/>
+      <w:r>
+        <w:rPr>
+          <w:rFonts w:ascii="Arial" w:hAnsi="Arial" w:cs="Arial"/>
+          <w:sz w:val="22"/>
+          <w:szCs w:val="22"/>
+        </w:rPr>
+        <w:t>=1.10.1=h2629f0a_3</w:t>
+      </w:r>
+    </w:p>
+    <w:p>
+      <w:pPr>
+        <w:pStyle w:val="ListParagraph"/>
+        <w:ind w:left="360"/>
+        <w:rPr>
+          <w:rFonts w:ascii="Arial" w:hAnsi="Arial" w:cs="Arial"/>
+          <w:sz w:val="22"/>
+          <w:szCs w:val="22"/>
+        </w:rPr>
+      </w:pPr>
+      <w:r>
+        <w:rPr>
+          <w:rFonts w:ascii="Arial" w:hAnsi="Arial" w:cs="Arial"/>
+          <w:sz w:val="22"/>
+          <w:szCs w:val="22"/>
+        </w:rPr>
+        <w:t xml:space="preserve">  - </w:t>
+      </w:r>
+      <w:proofErr w:type="spellStart"/>
+      <w:r>
+        <w:rPr>
+          <w:rFonts w:ascii="Arial" w:hAnsi="Arial" w:cs="Arial"/>
+          <w:sz w:val="22"/>
+          <w:szCs w:val="22"/>
+        </w:rPr>
+        <w:t>libzlib</w:t>
+      </w:r>
+      <w:proofErr w:type="spellEnd"/>
+      <w:r>
+        <w:rPr>
+          <w:rFonts w:ascii="Arial" w:hAnsi="Arial" w:cs="Arial"/>
+          <w:sz w:val="22"/>
+          <w:szCs w:val="22"/>
+        </w:rPr>
+        <w:t>=1.2.13=hd590300_5</w:t>
+      </w:r>
+    </w:p>
+    <w:p>
+      <w:pPr>
+        <w:pStyle w:val="ListParagraph"/>
+        <w:ind w:left="360"/>
+        <w:rPr>
+          <w:rFonts w:ascii="Arial" w:hAnsi="Arial" w:cs="Arial"/>
+          <w:sz w:val="22"/>
+          <w:szCs w:val="22"/>
+        </w:rPr>
+      </w:pPr>
+      <w:r>
+        <w:rPr>
+          <w:rFonts w:ascii="Arial" w:hAnsi="Arial" w:cs="Arial"/>
+          <w:sz w:val="22"/>
+          <w:szCs w:val="22"/>
+        </w:rPr>
+        <w:t xml:space="preserve">  - locket=1.0.0=pyhd8ed1ab_0</w:t>
+      </w:r>
+    </w:p>
+    <w:p>
+      <w:pPr>
+        <w:pStyle w:val="ListParagraph"/>
+        <w:ind w:left="360"/>
+        <w:rPr>
+          <w:rFonts w:ascii="Arial" w:hAnsi="Arial" w:cs="Arial"/>
+          <w:sz w:val="22"/>
+          <w:szCs w:val="22"/>
+        </w:rPr>
+      </w:pPr>
+      <w:r>
+        <w:rPr>
+          <w:rFonts w:ascii="Arial" w:hAnsi="Arial" w:cs="Arial"/>
+          <w:sz w:val="22"/>
+          <w:szCs w:val="22"/>
+        </w:rPr>
+        <w:t xml:space="preserve">  - lz4=4.3.3=py310h350c4a5_0</w:t>
+      </w:r>
+    </w:p>
+    <w:p>
+      <w:pPr>
+        <w:pStyle w:val="ListParagraph"/>
+        <w:ind w:left="360"/>
+        <w:rPr>
+          <w:rFonts w:ascii="Arial" w:hAnsi="Arial" w:cs="Arial"/>
+          <w:sz w:val="22"/>
+          <w:szCs w:val="22"/>
+        </w:rPr>
+      </w:pPr>
+      <w:r>
+        <w:rPr>
+          <w:rFonts w:ascii="Arial" w:hAnsi="Arial" w:cs="Arial"/>
+          <w:sz w:val="22"/>
+          <w:szCs w:val="22"/>
+        </w:rPr>
+        <w:t xml:space="preserve">  - lz4-c=1.9.4=hcb278e6_0</w:t>
+      </w:r>
+    </w:p>
+    <w:p>
+      <w:pPr>
+        <w:pStyle w:val="ListParagraph"/>
+        <w:ind w:left="360"/>
+        <w:rPr>
+          <w:rFonts w:ascii="Arial" w:hAnsi="Arial" w:cs="Arial"/>
+          <w:sz w:val="22"/>
+          <w:szCs w:val="22"/>
+        </w:rPr>
+      </w:pPr>
+      <w:r>
+        <w:rPr>
+          <w:rFonts w:ascii="Arial" w:hAnsi="Arial" w:cs="Arial"/>
+          <w:sz w:val="22"/>
+          <w:szCs w:val="22"/>
+        </w:rPr>
+        <w:t xml:space="preserve">  - </w:t>
+      </w:r>
+      <w:proofErr w:type="spellStart"/>
+      <w:r>
+        <w:rPr>
+          <w:rFonts w:ascii="Arial" w:hAnsi="Arial" w:cs="Arial"/>
+          <w:sz w:val="22"/>
+          <w:szCs w:val="22"/>
+        </w:rPr>
+        <w:t>lzo</w:t>
+      </w:r>
+      <w:proofErr w:type="spellEnd"/>
+      <w:r>
+        <w:rPr>
+          <w:rFonts w:ascii="Arial" w:hAnsi="Arial" w:cs="Arial"/>
+          <w:sz w:val="22"/>
+          <w:szCs w:val="22"/>
+        </w:rPr>
+        <w:t>=2.10=h516909a_1000</w:t>
+      </w:r>
+    </w:p>
+    <w:p>
+      <w:pPr>
+        <w:pStyle w:val="ListParagraph"/>
+        <w:ind w:left="360"/>
+        <w:rPr>
+          <w:rFonts w:ascii="Arial" w:hAnsi="Arial" w:cs="Arial"/>
+          <w:sz w:val="22"/>
+          <w:szCs w:val="22"/>
+        </w:rPr>
+      </w:pPr>
+      <w:r>
+        <w:rPr>
+          <w:rFonts w:ascii="Arial" w:hAnsi="Arial" w:cs="Arial"/>
+          <w:sz w:val="22"/>
+          <w:szCs w:val="22"/>
+        </w:rPr>
+        <w:t xml:space="preserve">  - </w:t>
+      </w:r>
+      <w:proofErr w:type="spellStart"/>
+      <w:r>
+        <w:rPr>
+          <w:rFonts w:ascii="Arial" w:hAnsi="Arial" w:cs="Arial"/>
+          <w:sz w:val="22"/>
+          <w:szCs w:val="22"/>
+        </w:rPr>
+        <w:t>mapclassify</w:t>
+      </w:r>
+      <w:proofErr w:type="spellEnd"/>
+      <w:r>
+        <w:rPr>
+          <w:rFonts w:ascii="Arial" w:hAnsi="Arial" w:cs="Arial"/>
+          <w:sz w:val="22"/>
+          <w:szCs w:val="22"/>
+        </w:rPr>
+        <w:t>=2.6.1=pyhd8ed1ab_0</w:t>
+      </w:r>
+    </w:p>
+    <w:p>
+      <w:pPr>
+        <w:pStyle w:val="ListParagraph"/>
+        <w:ind w:left="360"/>
+        <w:rPr>
+          <w:rFonts w:ascii="Arial" w:hAnsi="Arial" w:cs="Arial"/>
+          <w:sz w:val="22"/>
+          <w:szCs w:val="22"/>
+        </w:rPr>
+      </w:pPr>
+      <w:r>
+        <w:rPr>
+          <w:rFonts w:ascii="Arial" w:hAnsi="Arial" w:cs="Arial"/>
+          <w:sz w:val="22"/>
+          <w:szCs w:val="22"/>
+        </w:rPr>
+        <w:t xml:space="preserve">  - </w:t>
+      </w:r>
+      <w:proofErr w:type="spellStart"/>
+      <w:r>
+        <w:rPr>
+          <w:rFonts w:ascii="Arial" w:hAnsi="Arial" w:cs="Arial"/>
+          <w:sz w:val="22"/>
+          <w:szCs w:val="22"/>
+        </w:rPr>
+        <w:t>markupsafe</w:t>
+      </w:r>
+      <w:proofErr w:type="spellEnd"/>
+      <w:r>
+        <w:rPr>
+          <w:rFonts w:ascii="Arial" w:hAnsi="Arial" w:cs="Arial"/>
+          <w:sz w:val="22"/>
+          <w:szCs w:val="22"/>
+        </w:rPr>
+        <w:t>=2.1.3=py310h2372a71_1</w:t>
+      </w:r>
+    </w:p>
+    <w:p>
+      <w:pPr>
+        <w:pStyle w:val="ListParagraph"/>
+        <w:ind w:left="360"/>
+        <w:rPr>
+          <w:rFonts w:ascii="Arial" w:hAnsi="Arial" w:cs="Arial"/>
+          <w:sz w:val="22"/>
+          <w:szCs w:val="22"/>
+        </w:rPr>
+      </w:pPr>
+      <w:r>
+        <w:rPr>
+          <w:rFonts w:ascii="Arial" w:hAnsi="Arial" w:cs="Arial"/>
+          <w:sz w:val="22"/>
+          <w:szCs w:val="22"/>
+        </w:rPr>
+        <w:t xml:space="preserve">  - matplotlib=3.5.2=py310hff52083_1</w:t>
+      </w:r>
+    </w:p>
+    <w:p>
+      <w:pPr>
+        <w:pStyle w:val="ListParagraph"/>
+        <w:ind w:left="360"/>
+        <w:rPr>
+          <w:rFonts w:ascii="Arial" w:hAnsi="Arial" w:cs="Arial"/>
+          <w:sz w:val="22"/>
+          <w:szCs w:val="22"/>
+        </w:rPr>
+      </w:pPr>
+      <w:r>
+        <w:rPr>
+          <w:rFonts w:ascii="Arial" w:hAnsi="Arial" w:cs="Arial"/>
+          <w:sz w:val="22"/>
+          <w:szCs w:val="22"/>
+        </w:rPr>
+        <w:t xml:space="preserve">  - matplotlib-base=3.5.2=py310h5701ce4_1</w:t>
+      </w:r>
+    </w:p>
+    <w:p>
+      <w:pPr>
+        <w:pStyle w:val="ListParagraph"/>
+        <w:ind w:left="360"/>
+        <w:rPr>
+          <w:rFonts w:ascii="Arial" w:hAnsi="Arial" w:cs="Arial"/>
+          <w:sz w:val="22"/>
+          <w:szCs w:val="22"/>
+        </w:rPr>
+      </w:pPr>
+      <w:r>
+        <w:rPr>
+          <w:rFonts w:ascii="Arial" w:hAnsi="Arial" w:cs="Arial"/>
+          <w:sz w:val="22"/>
+          <w:szCs w:val="22"/>
+        </w:rPr>
+        <w:t xml:space="preserve">  - mpg123=1.32.3=h59595ed_0</w:t>
+      </w:r>
+    </w:p>
+    <w:p>
+      <w:pPr>
+        <w:pStyle w:val="ListParagraph"/>
+        <w:ind w:left="360"/>
+        <w:rPr>
+          <w:rFonts w:ascii="Arial" w:hAnsi="Arial" w:cs="Arial"/>
+          <w:sz w:val="22"/>
+          <w:szCs w:val="22"/>
+        </w:rPr>
+      </w:pPr>
+      <w:r>
+        <w:rPr>
+          <w:rFonts w:ascii="Arial" w:hAnsi="Arial" w:cs="Arial"/>
+          <w:sz w:val="22"/>
+          <w:szCs w:val="22"/>
+        </w:rPr>
+        <w:t xml:space="preserve">  - </w:t>
+      </w:r>
+      <w:proofErr w:type="spellStart"/>
+      <w:r>
+        <w:rPr>
+          <w:rFonts w:ascii="Arial" w:hAnsi="Arial" w:cs="Arial"/>
+          <w:sz w:val="22"/>
+          <w:szCs w:val="22"/>
+        </w:rPr>
+        <w:t>msgpack</w:t>
+      </w:r>
+      <w:proofErr w:type="spellEnd"/>
+      <w:r>
+        <w:rPr>
+          <w:rFonts w:ascii="Arial" w:hAnsi="Arial" w:cs="Arial"/>
+          <w:sz w:val="22"/>
+          <w:szCs w:val="22"/>
+        </w:rPr>
+        <w:t>-python=1.0.7=py310hd41b1e2_0</w:t>
+      </w:r>
+    </w:p>
+    <w:p>
+      <w:pPr>
+        <w:pStyle w:val="ListParagraph"/>
+        <w:ind w:left="360"/>
+        <w:rPr>
+          <w:rFonts w:ascii="Arial" w:hAnsi="Arial" w:cs="Arial"/>
+          <w:sz w:val="22"/>
+          <w:szCs w:val="22"/>
+        </w:rPr>
+      </w:pPr>
+      <w:r>
+        <w:rPr>
+          <w:rFonts w:ascii="Arial" w:hAnsi="Arial" w:cs="Arial"/>
+          <w:sz w:val="22"/>
+          <w:szCs w:val="22"/>
+        </w:rPr>
+        <w:t xml:space="preserve">  - munch=4.0.0=pyhd8ed1ab_0</w:t>
+      </w:r>
+    </w:p>
+    <w:p>
+      <w:pPr>
+        <w:pStyle w:val="ListParagraph"/>
+        <w:ind w:left="360"/>
+        <w:rPr>
+          <w:rFonts w:ascii="Arial" w:hAnsi="Arial" w:cs="Arial"/>
+          <w:sz w:val="22"/>
+          <w:szCs w:val="22"/>
+        </w:rPr>
+      </w:pPr>
+      <w:r>
+        <w:rPr>
+          <w:rFonts w:ascii="Arial" w:hAnsi="Arial" w:cs="Arial"/>
+          <w:sz w:val="22"/>
+          <w:szCs w:val="22"/>
+        </w:rPr>
+        <w:t xml:space="preserve">  - </w:t>
+      </w:r>
+      <w:proofErr w:type="spellStart"/>
+      <w:r>
+        <w:rPr>
+          <w:rFonts w:ascii="Arial" w:hAnsi="Arial" w:cs="Arial"/>
+          <w:sz w:val="22"/>
+          <w:szCs w:val="22"/>
+        </w:rPr>
+        <w:t>munkres</w:t>
+      </w:r>
+      <w:proofErr w:type="spellEnd"/>
+      <w:r>
+        <w:rPr>
+          <w:rFonts w:ascii="Arial" w:hAnsi="Arial" w:cs="Arial"/>
+          <w:sz w:val="22"/>
+          <w:szCs w:val="22"/>
+        </w:rPr>
+        <w:t>=1.1.4=pyh9f0ad1d_0</w:t>
+      </w:r>
+    </w:p>
+    <w:p>
+      <w:pPr>
+        <w:pStyle w:val="ListParagraph"/>
+        <w:ind w:left="360"/>
+        <w:rPr>
+          <w:rFonts w:ascii="Arial" w:hAnsi="Arial" w:cs="Arial"/>
+          <w:sz w:val="22"/>
+          <w:szCs w:val="22"/>
+        </w:rPr>
+      </w:pPr>
+      <w:r>
+        <w:rPr>
+          <w:rFonts w:ascii="Arial" w:hAnsi="Arial" w:cs="Arial"/>
+          <w:sz w:val="22"/>
+          <w:szCs w:val="22"/>
+        </w:rPr>
+        <w:t xml:space="preserve">  - </w:t>
+      </w:r>
+      <w:proofErr w:type="spellStart"/>
+      <w:r>
+        <w:rPr>
+          <w:rFonts w:ascii="Arial" w:hAnsi="Arial" w:cs="Arial"/>
+          <w:sz w:val="22"/>
+          <w:szCs w:val="22"/>
+        </w:rPr>
+        <w:t>mysql</w:t>
+      </w:r>
+      <w:proofErr w:type="spellEnd"/>
+      <w:r>
+        <w:rPr>
+          <w:rFonts w:ascii="Arial" w:hAnsi="Arial" w:cs="Arial"/>
+          <w:sz w:val="22"/>
+          <w:szCs w:val="22"/>
+        </w:rPr>
+        <w:t>-common=8.0.33=hf1915f5_6</w:t>
+      </w:r>
+    </w:p>
+    <w:p>
+      <w:pPr>
+        <w:pStyle w:val="ListParagraph"/>
+        <w:ind w:left="360"/>
+        <w:rPr>
+          <w:rFonts w:ascii="Arial" w:hAnsi="Arial" w:cs="Arial"/>
+          <w:sz w:val="22"/>
+          <w:szCs w:val="22"/>
+        </w:rPr>
+      </w:pPr>
+      <w:r>
+        <w:rPr>
+          <w:rFonts w:ascii="Arial" w:hAnsi="Arial" w:cs="Arial"/>
+          <w:sz w:val="22"/>
+          <w:szCs w:val="22"/>
+        </w:rPr>
+        <w:t xml:space="preserve">  - </w:t>
+      </w:r>
+      <w:proofErr w:type="spellStart"/>
+      <w:r>
+        <w:rPr>
+          <w:rFonts w:ascii="Arial" w:hAnsi="Arial" w:cs="Arial"/>
+          <w:sz w:val="22"/>
+          <w:szCs w:val="22"/>
+        </w:rPr>
+        <w:t>mysql</w:t>
+      </w:r>
+      <w:proofErr w:type="spellEnd"/>
+      <w:r>
+        <w:rPr>
+          <w:rFonts w:ascii="Arial" w:hAnsi="Arial" w:cs="Arial"/>
+          <w:sz w:val="22"/>
+          <w:szCs w:val="22"/>
+        </w:rPr>
+        <w:t>-libs=8.0.33=hca2cd23_6</w:t>
+      </w:r>
+    </w:p>
+    <w:p>
+      <w:pPr>
+        <w:pStyle w:val="ListParagraph"/>
+        <w:ind w:left="360"/>
+        <w:rPr>
+          <w:rFonts w:ascii="Arial" w:hAnsi="Arial" w:cs="Arial"/>
+          <w:sz w:val="22"/>
+          <w:szCs w:val="22"/>
+        </w:rPr>
+      </w:pPr>
+      <w:r>
+        <w:rPr>
+          <w:rFonts w:ascii="Arial" w:hAnsi="Arial" w:cs="Arial"/>
+          <w:sz w:val="22"/>
+          <w:szCs w:val="22"/>
+        </w:rPr>
+        <w:t xml:space="preserve">  - </w:t>
+      </w:r>
+      <w:proofErr w:type="spellStart"/>
+      <w:r>
+        <w:rPr>
+          <w:rFonts w:ascii="Arial" w:hAnsi="Arial" w:cs="Arial"/>
+          <w:sz w:val="22"/>
+          <w:szCs w:val="22"/>
+        </w:rPr>
+        <w:t>ncurses</w:t>
+      </w:r>
+      <w:proofErr w:type="spellEnd"/>
+      <w:r>
+        <w:rPr>
+          <w:rFonts w:ascii="Arial" w:hAnsi="Arial" w:cs="Arial"/>
+          <w:sz w:val="22"/>
+          <w:szCs w:val="22"/>
+        </w:rPr>
+        <w:t>=6.4=h59595ed_2</w:t>
+      </w:r>
+    </w:p>
+    <w:p>
+      <w:pPr>
+        <w:pStyle w:val="ListParagraph"/>
+        <w:ind w:left="360"/>
+        <w:rPr>
+          <w:rFonts w:ascii="Arial" w:hAnsi="Arial" w:cs="Arial"/>
+          <w:sz w:val="22"/>
+          <w:szCs w:val="22"/>
+        </w:rPr>
+      </w:pPr>
+      <w:r>
+        <w:rPr>
+          <w:rFonts w:ascii="Arial" w:hAnsi="Arial" w:cs="Arial"/>
+          <w:sz w:val="22"/>
+          <w:szCs w:val="22"/>
+        </w:rPr>
+        <w:t xml:space="preserve">  - netcdf4=1.6.4=nompi_py310hde23a83_100</w:t>
+      </w:r>
+    </w:p>
+    <w:p>
+      <w:pPr>
+        <w:pStyle w:val="ListParagraph"/>
+        <w:ind w:left="360"/>
+        <w:rPr>
+          <w:rFonts w:ascii="Arial" w:hAnsi="Arial" w:cs="Arial"/>
+          <w:sz w:val="22"/>
+          <w:szCs w:val="22"/>
+        </w:rPr>
+      </w:pPr>
+      <w:r>
+        <w:rPr>
+          <w:rFonts w:ascii="Arial" w:hAnsi="Arial" w:cs="Arial"/>
+          <w:sz w:val="22"/>
+          <w:szCs w:val="22"/>
+        </w:rPr>
+        <w:t xml:space="preserve">  - </w:t>
+      </w:r>
+      <w:proofErr w:type="spellStart"/>
+      <w:r>
+        <w:rPr>
+          <w:rFonts w:ascii="Arial" w:hAnsi="Arial" w:cs="Arial"/>
+          <w:sz w:val="22"/>
+          <w:szCs w:val="22"/>
+        </w:rPr>
+        <w:t>networkx</w:t>
+      </w:r>
+      <w:proofErr w:type="spellEnd"/>
+      <w:r>
+        <w:rPr>
+          <w:rFonts w:ascii="Arial" w:hAnsi="Arial" w:cs="Arial"/>
+          <w:sz w:val="22"/>
+          <w:szCs w:val="22"/>
+        </w:rPr>
+        <w:t>=3.2.1=pyhd8ed1ab_0</w:t>
+      </w:r>
+    </w:p>
+    <w:p>
+      <w:pPr>
+        <w:pStyle w:val="ListParagraph"/>
+        <w:ind w:left="360"/>
+        <w:rPr>
+          <w:rFonts w:ascii="Arial" w:hAnsi="Arial" w:cs="Arial"/>
+          <w:sz w:val="22"/>
+          <w:szCs w:val="22"/>
+        </w:rPr>
+      </w:pPr>
+      <w:r>
+        <w:rPr>
+          <w:rFonts w:ascii="Arial" w:hAnsi="Arial" w:cs="Arial"/>
+          <w:sz w:val="22"/>
+          <w:szCs w:val="22"/>
+        </w:rPr>
+        <w:t xml:space="preserve">  - </w:t>
+      </w:r>
+      <w:proofErr w:type="spellStart"/>
+      <w:r>
+        <w:rPr>
+          <w:rFonts w:ascii="Arial" w:hAnsi="Arial" w:cs="Arial"/>
+          <w:sz w:val="22"/>
+          <w:szCs w:val="22"/>
+        </w:rPr>
+        <w:t>nspr</w:t>
+      </w:r>
+      <w:proofErr w:type="spellEnd"/>
+      <w:r>
+        <w:rPr>
+          <w:rFonts w:ascii="Arial" w:hAnsi="Arial" w:cs="Arial"/>
+          <w:sz w:val="22"/>
+          <w:szCs w:val="22"/>
+        </w:rPr>
+        <w:t>=4.35=h27087fc_0</w:t>
+      </w:r>
+    </w:p>
+    <w:p>
+      <w:pPr>
+        <w:pStyle w:val="ListParagraph"/>
+        <w:ind w:left="360"/>
+        <w:rPr>
+          <w:rFonts w:ascii="Arial" w:hAnsi="Arial" w:cs="Arial"/>
+          <w:sz w:val="22"/>
+          <w:szCs w:val="22"/>
+        </w:rPr>
+      </w:pPr>
+      <w:r>
+        <w:rPr>
+          <w:rFonts w:ascii="Arial" w:hAnsi="Arial" w:cs="Arial"/>
+          <w:sz w:val="22"/>
+          <w:szCs w:val="22"/>
+        </w:rPr>
+        <w:t xml:space="preserve">  - </w:t>
+      </w:r>
+      <w:proofErr w:type="spellStart"/>
+      <w:r>
+        <w:rPr>
+          <w:rFonts w:ascii="Arial" w:hAnsi="Arial" w:cs="Arial"/>
+          <w:sz w:val="22"/>
+          <w:szCs w:val="22"/>
+        </w:rPr>
+        <w:t>nss</w:t>
+      </w:r>
+      <w:proofErr w:type="spellEnd"/>
+      <w:r>
+        <w:rPr>
+          <w:rFonts w:ascii="Arial" w:hAnsi="Arial" w:cs="Arial"/>
+          <w:sz w:val="22"/>
+          <w:szCs w:val="22"/>
+        </w:rPr>
+        <w:t>=3.96=h1d7d5a4_0</w:t>
+      </w:r>
+    </w:p>
+    <w:p>
+      <w:pPr>
+        <w:pStyle w:val="ListParagraph"/>
+        <w:ind w:left="360"/>
+        <w:rPr>
+          <w:rFonts w:ascii="Arial" w:hAnsi="Arial" w:cs="Arial"/>
+          <w:sz w:val="22"/>
+          <w:szCs w:val="22"/>
+        </w:rPr>
+      </w:pPr>
+      <w:r>
+        <w:rPr>
+          <w:rFonts w:ascii="Arial" w:hAnsi="Arial" w:cs="Arial"/>
+          <w:sz w:val="22"/>
+          <w:szCs w:val="22"/>
+        </w:rPr>
+        <w:t xml:space="preserve">  - </w:t>
+      </w:r>
+      <w:proofErr w:type="spellStart"/>
+      <w:r>
+        <w:rPr>
+          <w:rFonts w:ascii="Arial" w:hAnsi="Arial" w:cs="Arial"/>
+          <w:sz w:val="22"/>
+          <w:szCs w:val="22"/>
+        </w:rPr>
+        <w:t>numpy</w:t>
+      </w:r>
+      <w:proofErr w:type="spellEnd"/>
+      <w:r>
+        <w:rPr>
+          <w:rFonts w:ascii="Arial" w:hAnsi="Arial" w:cs="Arial"/>
+          <w:sz w:val="22"/>
+          <w:szCs w:val="22"/>
+        </w:rPr>
+        <w:t>=1.26.3=py310hb13e2d6_0</w:t>
+      </w:r>
+    </w:p>
+    <w:p>
+      <w:pPr>
+        <w:pStyle w:val="ListParagraph"/>
+        <w:ind w:left="360"/>
+        <w:rPr>
+          <w:rFonts w:ascii="Arial" w:hAnsi="Arial" w:cs="Arial"/>
+          <w:sz w:val="22"/>
+          <w:szCs w:val="22"/>
+        </w:rPr>
+      </w:pPr>
+      <w:r>
+        <w:rPr>
+          <w:rFonts w:ascii="Arial" w:hAnsi="Arial" w:cs="Arial"/>
+          <w:sz w:val="22"/>
+          <w:szCs w:val="22"/>
+        </w:rPr>
+        <w:t xml:space="preserve">  - </w:t>
+      </w:r>
+      <w:proofErr w:type="spellStart"/>
+      <w:r>
+        <w:rPr>
+          <w:rFonts w:ascii="Arial" w:hAnsi="Arial" w:cs="Arial"/>
+          <w:sz w:val="22"/>
+          <w:szCs w:val="22"/>
+        </w:rPr>
+        <w:t>openjpeg</w:t>
+      </w:r>
+      <w:proofErr w:type="spellEnd"/>
+      <w:r>
+        <w:rPr>
+          <w:rFonts w:ascii="Arial" w:hAnsi="Arial" w:cs="Arial"/>
+          <w:sz w:val="22"/>
+          <w:szCs w:val="22"/>
+        </w:rPr>
+        <w:t>=2.5.0=hfec8fc6_2</w:t>
+      </w:r>
+    </w:p>
+    <w:p>
+      <w:pPr>
+        <w:pStyle w:val="ListParagraph"/>
+        <w:ind w:left="360"/>
+        <w:rPr>
+          <w:rFonts w:ascii="Arial" w:hAnsi="Arial" w:cs="Arial"/>
+          <w:sz w:val="22"/>
+          <w:szCs w:val="22"/>
+        </w:rPr>
+      </w:pPr>
+      <w:r>
+        <w:rPr>
+          <w:rFonts w:ascii="Arial" w:hAnsi="Arial" w:cs="Arial"/>
+          <w:sz w:val="22"/>
+          <w:szCs w:val="22"/>
+        </w:rPr>
+        <w:t xml:space="preserve">  - </w:t>
+      </w:r>
+      <w:proofErr w:type="spellStart"/>
+      <w:r>
+        <w:rPr>
+          <w:rFonts w:ascii="Arial" w:hAnsi="Arial" w:cs="Arial"/>
+          <w:sz w:val="22"/>
+          <w:szCs w:val="22"/>
+        </w:rPr>
+        <w:t>openssl</w:t>
+      </w:r>
+      <w:proofErr w:type="spellEnd"/>
+      <w:r>
+        <w:rPr>
+          <w:rFonts w:ascii="Arial" w:hAnsi="Arial" w:cs="Arial"/>
+          <w:sz w:val="22"/>
+          <w:szCs w:val="22"/>
+        </w:rPr>
+        <w:t>=3.1.4=hd590300_0</w:t>
+      </w:r>
+    </w:p>
+    <w:p>
+      <w:pPr>
+        <w:pStyle w:val="ListParagraph"/>
+        <w:ind w:left="360"/>
+        <w:rPr>
+          <w:rFonts w:ascii="Arial" w:hAnsi="Arial" w:cs="Arial"/>
+          <w:sz w:val="22"/>
+          <w:szCs w:val="22"/>
+        </w:rPr>
+      </w:pPr>
+      <w:r>
+        <w:rPr>
+          <w:rFonts w:ascii="Arial" w:hAnsi="Arial" w:cs="Arial"/>
+          <w:sz w:val="22"/>
+          <w:szCs w:val="22"/>
+        </w:rPr>
+        <w:t xml:space="preserve">  - orc=1.7.4=hb3bc3d3_1</w:t>
+      </w:r>
+    </w:p>
+    <w:p>
+      <w:pPr>
+        <w:pStyle w:val="ListParagraph"/>
+        <w:ind w:left="360"/>
+        <w:rPr>
+          <w:rFonts w:ascii="Arial" w:hAnsi="Arial" w:cs="Arial"/>
+          <w:sz w:val="22"/>
+          <w:szCs w:val="22"/>
+        </w:rPr>
+      </w:pPr>
+      <w:r>
+        <w:rPr>
+          <w:rFonts w:ascii="Arial" w:hAnsi="Arial" w:cs="Arial"/>
+          <w:sz w:val="22"/>
+          <w:szCs w:val="22"/>
+        </w:rPr>
+        <w:t xml:space="preserve">  - packaging=23.2=pyhd8ed1ab_0</w:t>
+      </w:r>
+    </w:p>
+    <w:p>
+      <w:pPr>
+        <w:pStyle w:val="ListParagraph"/>
+        <w:ind w:left="360"/>
+        <w:rPr>
+          <w:rFonts w:ascii="Arial" w:hAnsi="Arial" w:cs="Arial"/>
+          <w:sz w:val="22"/>
+          <w:szCs w:val="22"/>
+        </w:rPr>
+      </w:pPr>
+      <w:r>
+        <w:rPr>
+          <w:rFonts w:ascii="Arial" w:hAnsi="Arial" w:cs="Arial"/>
+          <w:sz w:val="22"/>
+          <w:szCs w:val="22"/>
+        </w:rPr>
+        <w:t xml:space="preserve">  - pandas=2.1.4=py310hcc13569_0</w:t>
+      </w:r>
+    </w:p>
+    <w:p>
+      <w:pPr>
+        <w:pStyle w:val="ListParagraph"/>
+        <w:ind w:left="360"/>
+        <w:rPr>
+          <w:rFonts w:ascii="Arial" w:hAnsi="Arial" w:cs="Arial"/>
+          <w:sz w:val="22"/>
+          <w:szCs w:val="22"/>
+        </w:rPr>
+      </w:pPr>
+      <w:r>
+        <w:rPr>
+          <w:rFonts w:ascii="Arial" w:hAnsi="Arial" w:cs="Arial"/>
+          <w:sz w:val="22"/>
+          <w:szCs w:val="22"/>
+        </w:rPr>
+        <w:t xml:space="preserve">  - </w:t>
+      </w:r>
+      <w:proofErr w:type="spellStart"/>
+      <w:r>
+        <w:rPr>
+          <w:rFonts w:ascii="Arial" w:hAnsi="Arial" w:cs="Arial"/>
+          <w:sz w:val="22"/>
+          <w:szCs w:val="22"/>
+        </w:rPr>
+        <w:t>partd</w:t>
+      </w:r>
+      <w:proofErr w:type="spellEnd"/>
+      <w:r>
+        <w:rPr>
+          <w:rFonts w:ascii="Arial" w:hAnsi="Arial" w:cs="Arial"/>
+          <w:sz w:val="22"/>
+          <w:szCs w:val="22"/>
+        </w:rPr>
+        <w:t>=1.4.1=pyhd8ed1ab_0</w:t>
+      </w:r>
+    </w:p>
+    <w:p>
+      <w:pPr>
+        <w:pStyle w:val="ListParagraph"/>
+        <w:ind w:left="360"/>
+        <w:rPr>
+          <w:rFonts w:ascii="Arial" w:hAnsi="Arial" w:cs="Arial"/>
+          <w:sz w:val="22"/>
+          <w:szCs w:val="22"/>
+        </w:rPr>
+      </w:pPr>
+      <w:r>
+        <w:rPr>
+          <w:rFonts w:ascii="Arial" w:hAnsi="Arial" w:cs="Arial"/>
+          <w:sz w:val="22"/>
+          <w:szCs w:val="22"/>
+        </w:rPr>
+        <w:t xml:space="preserve">  - pcre2=10.40=hc3806b6_0</w:t>
+      </w:r>
+    </w:p>
+    <w:p>
+      <w:pPr>
+        <w:pStyle w:val="ListParagraph"/>
+        <w:ind w:left="360"/>
+        <w:rPr>
+          <w:rFonts w:ascii="Arial" w:hAnsi="Arial" w:cs="Arial"/>
+          <w:sz w:val="22"/>
+          <w:szCs w:val="22"/>
+        </w:rPr>
+      </w:pPr>
+      <w:r>
+        <w:rPr>
+          <w:rFonts w:ascii="Arial" w:hAnsi="Arial" w:cs="Arial"/>
+          <w:sz w:val="22"/>
+          <w:szCs w:val="22"/>
+        </w:rPr>
+        <w:t xml:space="preserve">  - pillow=10.0.0=py310h582fbeb_0</w:t>
+      </w:r>
+    </w:p>
+    <w:p>
+      <w:pPr>
+        <w:pStyle w:val="ListParagraph"/>
+        <w:ind w:left="360"/>
+        <w:rPr>
+          <w:rFonts w:ascii="Arial" w:hAnsi="Arial" w:cs="Arial"/>
+          <w:sz w:val="22"/>
+          <w:szCs w:val="22"/>
+        </w:rPr>
+      </w:pPr>
+      <w:r>
+        <w:rPr>
+          <w:rFonts w:ascii="Arial" w:hAnsi="Arial" w:cs="Arial"/>
+          <w:sz w:val="22"/>
+          <w:szCs w:val="22"/>
+        </w:rPr>
+        <w:t xml:space="preserve">  - pip=23.3.2=pyhd8ed1ab_0</w:t>
+      </w:r>
+    </w:p>
+    <w:p>
+      <w:pPr>
+        <w:pStyle w:val="ListParagraph"/>
+        <w:ind w:left="360"/>
+        <w:rPr>
+          <w:rFonts w:ascii="Arial" w:hAnsi="Arial" w:cs="Arial"/>
+          <w:sz w:val="22"/>
+          <w:szCs w:val="22"/>
+        </w:rPr>
+      </w:pPr>
+      <w:r>
+        <w:rPr>
+          <w:rFonts w:ascii="Arial" w:hAnsi="Arial" w:cs="Arial"/>
+          <w:sz w:val="22"/>
+          <w:szCs w:val="22"/>
+        </w:rPr>
+        <w:t xml:space="preserve">  - </w:t>
+      </w:r>
+      <w:proofErr w:type="spellStart"/>
+      <w:r>
+        <w:rPr>
+          <w:rFonts w:ascii="Arial" w:hAnsi="Arial" w:cs="Arial"/>
+          <w:sz w:val="22"/>
+          <w:szCs w:val="22"/>
+        </w:rPr>
+        <w:t>pixman</w:t>
+      </w:r>
+      <w:proofErr w:type="spellEnd"/>
+      <w:r>
+        <w:rPr>
+          <w:rFonts w:ascii="Arial" w:hAnsi="Arial" w:cs="Arial"/>
+          <w:sz w:val="22"/>
+          <w:szCs w:val="22"/>
+        </w:rPr>
+        <w:t>=0.43.0=h59595ed_0</w:t>
+      </w:r>
+    </w:p>
+    <w:p>
+      <w:pPr>
+        <w:pStyle w:val="ListParagraph"/>
+        <w:ind w:left="360"/>
+        <w:rPr>
+          <w:rFonts w:ascii="Arial" w:hAnsi="Arial" w:cs="Arial"/>
+          <w:sz w:val="22"/>
+          <w:szCs w:val="22"/>
+        </w:rPr>
+      </w:pPr>
+      <w:r>
+        <w:rPr>
+          <w:rFonts w:ascii="Arial" w:hAnsi="Arial" w:cs="Arial"/>
+          <w:sz w:val="22"/>
+          <w:szCs w:val="22"/>
+        </w:rPr>
+        <w:t xml:space="preserve">  - </w:t>
+      </w:r>
+      <w:proofErr w:type="spellStart"/>
+      <w:r>
+        <w:rPr>
+          <w:rFonts w:ascii="Arial" w:hAnsi="Arial" w:cs="Arial"/>
+          <w:sz w:val="22"/>
+          <w:szCs w:val="22"/>
+        </w:rPr>
+        <w:t>platformdirs</w:t>
+      </w:r>
+      <w:proofErr w:type="spellEnd"/>
+      <w:r>
+        <w:rPr>
+          <w:rFonts w:ascii="Arial" w:hAnsi="Arial" w:cs="Arial"/>
+          <w:sz w:val="22"/>
+          <w:szCs w:val="22"/>
+        </w:rPr>
+        <w:t>=4.1.0=pyhd8ed1ab_0</w:t>
+      </w:r>
+    </w:p>
+    <w:p>
+      <w:pPr>
+        <w:pStyle w:val="ListParagraph"/>
+        <w:ind w:left="360"/>
+        <w:rPr>
+          <w:rFonts w:ascii="Arial" w:hAnsi="Arial" w:cs="Arial"/>
+          <w:sz w:val="22"/>
+          <w:szCs w:val="22"/>
+        </w:rPr>
+      </w:pPr>
+      <w:r>
+        <w:rPr>
+          <w:rFonts w:ascii="Arial" w:hAnsi="Arial" w:cs="Arial"/>
+          <w:sz w:val="22"/>
+          <w:szCs w:val="22"/>
+        </w:rPr>
+        <w:t xml:space="preserve">  - ply=3.11=py_1</w:t>
+      </w:r>
+    </w:p>
+    <w:p>
+      <w:pPr>
+        <w:pStyle w:val="ListParagraph"/>
+        <w:ind w:left="360"/>
+        <w:rPr>
+          <w:rFonts w:ascii="Arial" w:hAnsi="Arial" w:cs="Arial"/>
+          <w:sz w:val="22"/>
+          <w:szCs w:val="22"/>
+        </w:rPr>
+      </w:pPr>
+      <w:r>
+        <w:rPr>
+          <w:rFonts w:ascii="Arial" w:hAnsi="Arial" w:cs="Arial"/>
+          <w:sz w:val="22"/>
+          <w:szCs w:val="22"/>
+        </w:rPr>
+        <w:t xml:space="preserve">  - pooch=1.8.0=pyhd8ed1ab_0</w:t>
+      </w:r>
+    </w:p>
+    <w:p>
+      <w:pPr>
+        <w:pStyle w:val="ListParagraph"/>
+        <w:ind w:left="360"/>
+        <w:rPr>
+          <w:rFonts w:ascii="Arial" w:hAnsi="Arial" w:cs="Arial"/>
+          <w:sz w:val="22"/>
+          <w:szCs w:val="22"/>
+        </w:rPr>
+      </w:pPr>
+      <w:r>
+        <w:rPr>
+          <w:rFonts w:ascii="Arial" w:hAnsi="Arial" w:cs="Arial"/>
+          <w:sz w:val="22"/>
+          <w:szCs w:val="22"/>
+        </w:rPr>
+        <w:lastRenderedPageBreak/>
+        <w:t xml:space="preserve">  - </w:t>
+      </w:r>
+      <w:proofErr w:type="spellStart"/>
+      <w:r>
+        <w:rPr>
+          <w:rFonts w:ascii="Arial" w:hAnsi="Arial" w:cs="Arial"/>
+          <w:sz w:val="22"/>
+          <w:szCs w:val="22"/>
+        </w:rPr>
+        <w:t>poppler</w:t>
+      </w:r>
+      <w:proofErr w:type="spellEnd"/>
+      <w:r>
+        <w:rPr>
+          <w:rFonts w:ascii="Arial" w:hAnsi="Arial" w:cs="Arial"/>
+          <w:sz w:val="22"/>
+          <w:szCs w:val="22"/>
+        </w:rPr>
+        <w:t>=23.05.0=hd18248d_1</w:t>
+      </w:r>
+    </w:p>
+    <w:p>
+      <w:pPr>
+        <w:pStyle w:val="ListParagraph"/>
+        <w:ind w:left="360"/>
+        <w:rPr>
+          <w:rFonts w:ascii="Arial" w:hAnsi="Arial" w:cs="Arial"/>
+          <w:sz w:val="22"/>
+          <w:szCs w:val="22"/>
+        </w:rPr>
+      </w:pPr>
+      <w:r>
+        <w:rPr>
+          <w:rFonts w:ascii="Arial" w:hAnsi="Arial" w:cs="Arial"/>
+          <w:sz w:val="22"/>
+          <w:szCs w:val="22"/>
+        </w:rPr>
+        <w:t xml:space="preserve">  - </w:t>
+      </w:r>
+      <w:proofErr w:type="spellStart"/>
+      <w:r>
+        <w:rPr>
+          <w:rFonts w:ascii="Arial" w:hAnsi="Arial" w:cs="Arial"/>
+          <w:sz w:val="22"/>
+          <w:szCs w:val="22"/>
+        </w:rPr>
+        <w:t>poppler</w:t>
+      </w:r>
+      <w:proofErr w:type="spellEnd"/>
+      <w:r>
+        <w:rPr>
+          <w:rFonts w:ascii="Arial" w:hAnsi="Arial" w:cs="Arial"/>
+          <w:sz w:val="22"/>
+          <w:szCs w:val="22"/>
+        </w:rPr>
+        <w:t>-data=0.4.12=hd8ed1ab_0</w:t>
+      </w:r>
+    </w:p>
+    <w:p>
+      <w:pPr>
+        <w:pStyle w:val="ListParagraph"/>
+        <w:ind w:left="360"/>
+        <w:rPr>
+          <w:rFonts w:ascii="Arial" w:hAnsi="Arial" w:cs="Arial"/>
+          <w:sz w:val="22"/>
+          <w:szCs w:val="22"/>
+        </w:rPr>
+      </w:pPr>
+      <w:r>
+        <w:rPr>
+          <w:rFonts w:ascii="Arial" w:hAnsi="Arial" w:cs="Arial"/>
+          <w:sz w:val="22"/>
+          <w:szCs w:val="22"/>
+        </w:rPr>
+        <w:t xml:space="preserve">  - </w:t>
+      </w:r>
+      <w:proofErr w:type="spellStart"/>
+      <w:r>
+        <w:rPr>
+          <w:rFonts w:ascii="Arial" w:hAnsi="Arial" w:cs="Arial"/>
+          <w:sz w:val="22"/>
+          <w:szCs w:val="22"/>
+        </w:rPr>
+        <w:t>postgresql</w:t>
+      </w:r>
+      <w:proofErr w:type="spellEnd"/>
+      <w:r>
+        <w:rPr>
+          <w:rFonts w:ascii="Arial" w:hAnsi="Arial" w:cs="Arial"/>
+          <w:sz w:val="22"/>
+          <w:szCs w:val="22"/>
+        </w:rPr>
+        <w:t>=15.3=hd458b1d_1</w:t>
+      </w:r>
+    </w:p>
+    <w:p>
+      <w:pPr>
+        <w:pStyle w:val="ListParagraph"/>
+        <w:ind w:left="360"/>
+        <w:rPr>
+          <w:rFonts w:ascii="Arial" w:hAnsi="Arial" w:cs="Arial"/>
+          <w:sz w:val="22"/>
+          <w:szCs w:val="22"/>
+        </w:rPr>
+      </w:pPr>
+      <w:r>
+        <w:rPr>
+          <w:rFonts w:ascii="Arial" w:hAnsi="Arial" w:cs="Arial"/>
+          <w:sz w:val="22"/>
+          <w:szCs w:val="22"/>
+        </w:rPr>
+        <w:t xml:space="preserve">  - </w:t>
+      </w:r>
+      <w:proofErr w:type="spellStart"/>
+      <w:r>
+        <w:rPr>
+          <w:rFonts w:ascii="Arial" w:hAnsi="Arial" w:cs="Arial"/>
+          <w:sz w:val="22"/>
+          <w:szCs w:val="22"/>
+        </w:rPr>
+        <w:t>proj</w:t>
+      </w:r>
+      <w:proofErr w:type="spellEnd"/>
+      <w:r>
+        <w:rPr>
+          <w:rFonts w:ascii="Arial" w:hAnsi="Arial" w:cs="Arial"/>
+          <w:sz w:val="22"/>
+          <w:szCs w:val="22"/>
+        </w:rPr>
+        <w:t>=9.2.0=h8ffa02c_0</w:t>
+      </w:r>
+    </w:p>
+    <w:p>
+      <w:pPr>
+        <w:pStyle w:val="ListParagraph"/>
+        <w:ind w:left="360"/>
+        <w:rPr>
+          <w:rFonts w:ascii="Arial" w:hAnsi="Arial" w:cs="Arial"/>
+          <w:sz w:val="22"/>
+          <w:szCs w:val="22"/>
+        </w:rPr>
+      </w:pPr>
+      <w:r>
+        <w:rPr>
+          <w:rFonts w:ascii="Arial" w:hAnsi="Arial" w:cs="Arial"/>
+          <w:sz w:val="22"/>
+          <w:szCs w:val="22"/>
+        </w:rPr>
+        <w:t xml:space="preserve">  - </w:t>
+      </w:r>
+      <w:proofErr w:type="spellStart"/>
+      <w:r>
+        <w:rPr>
+          <w:rFonts w:ascii="Arial" w:hAnsi="Arial" w:cs="Arial"/>
+          <w:sz w:val="22"/>
+          <w:szCs w:val="22"/>
+        </w:rPr>
+        <w:t>psutil</w:t>
+      </w:r>
+      <w:proofErr w:type="spellEnd"/>
+      <w:r>
+        <w:rPr>
+          <w:rFonts w:ascii="Arial" w:hAnsi="Arial" w:cs="Arial"/>
+          <w:sz w:val="22"/>
+          <w:szCs w:val="22"/>
+        </w:rPr>
+        <w:t>=5.9.7=py310h2372a71_0</w:t>
+      </w:r>
+    </w:p>
+    <w:p>
+      <w:pPr>
+        <w:pStyle w:val="ListParagraph"/>
+        <w:ind w:left="360"/>
+        <w:rPr>
+          <w:rFonts w:ascii="Arial" w:hAnsi="Arial" w:cs="Arial"/>
+          <w:sz w:val="22"/>
+          <w:szCs w:val="22"/>
+        </w:rPr>
+      </w:pPr>
+      <w:r>
+        <w:rPr>
+          <w:rFonts w:ascii="Arial" w:hAnsi="Arial" w:cs="Arial"/>
+          <w:sz w:val="22"/>
+          <w:szCs w:val="22"/>
+        </w:rPr>
+        <w:t xml:space="preserve">  - </w:t>
+      </w:r>
+      <w:proofErr w:type="spellStart"/>
+      <w:r>
+        <w:rPr>
+          <w:rFonts w:ascii="Arial" w:hAnsi="Arial" w:cs="Arial"/>
+          <w:sz w:val="22"/>
+          <w:szCs w:val="22"/>
+        </w:rPr>
         <w:t>pthread</w:t>
       </w:r>
       <w:proofErr w:type="spellEnd"/>
@@ -22503,6 +22541,7 @@
           <w:sz w:val="22"/>
           <w:szCs w:val="22"/>
         </w:rPr>
+        <w:lastRenderedPageBreak/>
         <w:t xml:space="preserve">  - </w:t>
       </w:r>
       <w:proofErr w:type="spellStart"/>
@@ -22634,7 +22673,6 @@
           <w:sz w:val="22"/>
           <w:szCs w:val="22"/>
         </w:rPr>
-        <w:lastRenderedPageBreak/>
         <w:t xml:space="preserve">  - </w:t>
       </w:r>
       <w:proofErr w:type="spellStart"/>
